--- a/Module_1/Practice_1/Отчёт практика 1.docx
+++ b/Module_1/Practice_1/Отчёт практика 1.docx
@@ -749,6 +749,7 @@
       </w:pPr>
       <w:r>
         <w:rPr>
+          <w:noProof/>
           <w:lang w:val="en-US"/>
         </w:rPr>
         <w:drawing>
@@ -805,6 +806,9 @@
     <w:p/>
     <w:p>
       <w:r>
+        <w:rPr>
+          <w:noProof/>
+        </w:rPr>
         <w:lastRenderedPageBreak/>
         <w:drawing>
           <wp:inline distT="0" distB="0" distL="0" distR="0" wp14:anchorId="0752A185" wp14:editId="47E938E7">
@@ -856,6 +860,9 @@
     </w:p>
     <w:p>
       <w:r>
+        <w:rPr>
+          <w:noProof/>
+        </w:rPr>
         <w:lastRenderedPageBreak/>
         <w:drawing>
           <wp:inline distT="0" distB="0" distL="0" distR="0" wp14:anchorId="6A2CD9EF" wp14:editId="2E509D76">
@@ -921,6 +928,7 @@
       </w:pPr>
       <w:r>
         <w:rPr>
+          <w:noProof/>
           <w:lang w:val="en-US"/>
         </w:rPr>
         <w:drawing>
@@ -1003,6 +1011,7 @@
         <w:rPr>
           <w:b/>
           <w:bCs/>
+          <w:noProof/>
         </w:rPr>
         <w:lastRenderedPageBreak/>
         <w:drawing>
@@ -1067,6 +1076,9 @@
     </w:p>
     <w:p>
       <w:r>
+        <w:rPr>
+          <w:noProof/>
+        </w:rPr>
         <w:drawing>
           <wp:inline distT="0" distB="0" distL="0" distR="0" wp14:anchorId="67555459" wp14:editId="7E1AEA48">
             <wp:extent cx="5940425" cy="4445000"/>
@@ -1123,6 +1135,9 @@
     </w:p>
     <w:p>
       <w:r>
+        <w:rPr>
+          <w:noProof/>
+        </w:rPr>
         <w:drawing>
           <wp:inline distT="0" distB="0" distL="0" distR="0" wp14:anchorId="128FBE8D" wp14:editId="5E92EB03">
             <wp:extent cx="5940425" cy="4445000"/>
@@ -1191,6 +1206,7 @@
       </w:pPr>
       <w:r>
         <w:rPr>
+          <w:noProof/>
           <w:lang w:val="en-US"/>
         </w:rPr>
         <w:lastRenderedPageBreak/>
@@ -1272,6 +1288,7 @@
       </w:pPr>
       <w:r>
         <w:rPr>
+          <w:noProof/>
           <w:lang w:val="en-US"/>
         </w:rPr>
         <w:drawing>
@@ -1319,6 +1336,7 @@
       </w:pPr>
       <w:r>
         <w:rPr>
+          <w:noProof/>
           <w:lang w:val="en-US"/>
         </w:rPr>
         <w:lastRenderedPageBreak/>
@@ -1393,6 +1411,9 @@
     </w:p>
     <w:p>
       <w:r>
+        <w:rPr>
+          <w:noProof/>
+        </w:rPr>
         <w:drawing>
           <wp:inline distT="0" distB="0" distL="0" distR="0" wp14:anchorId="0894E857" wp14:editId="14574AC8">
             <wp:extent cx="5940425" cy="4445000"/>
@@ -1479,6 +1500,7 @@
     <w:p>
       <w:r>
         <w:rPr>
+          <w:noProof/>
           <w:lang w:val="en-US"/>
         </w:rPr>
         <w:drawing>
@@ -1537,6 +1559,9 @@
     </w:p>
     <w:p>
       <w:r>
+        <w:rPr>
+          <w:noProof/>
+        </w:rPr>
         <w:drawing>
           <wp:inline distT="0" distB="0" distL="0" distR="0" wp14:anchorId="714C8A9B" wp14:editId="67631346">
             <wp:extent cx="5940425" cy="4445000"/>
@@ -1576,6 +1601,9 @@
     </w:p>
     <w:p>
       <w:r>
+        <w:rPr>
+          <w:noProof/>
+        </w:rPr>
         <w:lastRenderedPageBreak/>
         <w:drawing>
           <wp:inline distT="0" distB="0" distL="0" distR="0" wp14:anchorId="3E5DD1D0" wp14:editId="0FFE83D6">
@@ -1660,6 +1688,7 @@
       </w:pPr>
       <w:r>
         <w:rPr>
+          <w:noProof/>
           <w:lang w:val="en-US"/>
         </w:rPr>
         <w:drawing>
@@ -1757,6 +1786,7 @@
       </w:pPr>
       <w:r>
         <w:rPr>
+          <w:noProof/>
           <w:lang w:val="en-US"/>
         </w:rPr>
         <w:drawing>
@@ -1854,6 +1884,7 @@
       </w:pPr>
       <w:r>
         <w:rPr>
+          <w:noProof/>
           <w:lang w:val="en-US"/>
         </w:rPr>
         <w:drawing>
@@ -1916,6 +1947,9 @@
         </w:rPr>
       </w:pPr>
       <w:r>
+        <w:rPr>
+          <w:noProof/>
+        </w:rPr>
         <w:lastRenderedPageBreak/>
         <w:drawing>
           <wp:inline distT="0" distB="0" distL="0" distR="0" wp14:anchorId="7A9A5B65" wp14:editId="45094921">
@@ -1995,6 +2029,7 @@
       </w:pPr>
       <w:r>
         <w:rPr>
+          <w:noProof/>
           <w:lang w:val="en-US"/>
         </w:rPr>
         <w:drawing>
@@ -2042,6 +2077,9 @@
     <w:p/>
     <w:p>
       <w:r>
+        <w:rPr>
+          <w:noProof/>
+        </w:rPr>
         <w:lastRenderedPageBreak/>
         <w:drawing>
           <wp:inline distT="0" distB="0" distL="0" distR="0" wp14:anchorId="1706D92A" wp14:editId="503D7085">
@@ -2121,6 +2159,7 @@
       </w:pPr>
       <w:r>
         <w:rPr>
+          <w:noProof/>
           <w:lang w:val="en-US"/>
         </w:rPr>
         <w:drawing>
@@ -2161,11 +2200,6 @@
       </w:r>
     </w:p>
     <w:p>
-      <w:pPr>
-        <w:rPr>
-          <w:lang w:val="en-US"/>
-        </w:rPr>
-      </w:pPr>
       <w:r>
         <w:t xml:space="preserve">Отключение от сервера при помощи команды </w:t>
       </w:r>
@@ -2176,13 +2210,7 @@
         <w:t>logout</w:t>
       </w:r>
     </w:p>
-    <w:p>
-      <w:pPr>
-        <w:rPr>
-          <w:lang w:val="en-US"/>
-        </w:rPr>
-      </w:pPr>
-    </w:p>
+    <w:p/>
     <w:p>
       <w:r>
         <w:br w:type="page"/>
@@ -2196,6 +2224,9 @@
     </w:p>
     <w:p>
       <w:r>
+        <w:rPr>
+          <w:noProof/>
+        </w:rPr>
         <w:drawing>
           <wp:inline distT="0" distB="0" distL="0" distR="0" wp14:anchorId="5A38AE1F" wp14:editId="1860BA6B">
             <wp:extent cx="5940425" cy="4212590"/>
@@ -2261,6 +2292,9 @@
     </w:p>
     <w:p>
       <w:r>
+        <w:rPr>
+          <w:noProof/>
+        </w:rPr>
         <w:drawing>
           <wp:inline distT="0" distB="0" distL="0" distR="0" wp14:anchorId="2B29CC31" wp14:editId="39E987B1">
             <wp:extent cx="5940425" cy="4212590"/>
@@ -2310,6 +2344,9 @@
     </w:p>
     <w:p>
       <w:r>
+        <w:rPr>
+          <w:noProof/>
+        </w:rPr>
         <w:drawing>
           <wp:inline distT="0" distB="0" distL="0" distR="0" wp14:anchorId="7B621282" wp14:editId="698CE169">
             <wp:extent cx="5686425" cy="4032469"/>
@@ -2380,6 +2417,7 @@
       </w:pPr>
       <w:r>
         <w:rPr>
+          <w:noProof/>
           <w:lang w:val="en-US"/>
         </w:rPr>
         <w:drawing>
@@ -2443,6 +2481,7 @@
       </w:pPr>
       <w:r>
         <w:rPr>
+          <w:noProof/>
           <w:lang w:val="en-US"/>
         </w:rPr>
         <w:drawing>
@@ -2497,13 +2536,6 @@
         </w:rPr>
         <w:t>screen</w:t>
       </w:r>
-    </w:p>
-    <w:p>
-      <w:pPr>
-        <w:rPr>
-          <w:lang w:val="en-US"/>
-        </w:rPr>
-      </w:pPr>
     </w:p>
     <w:sectPr>
       <w:pgSz w:w="11906" w:h="16838"/>

--- a/Module_1/Practice_1/Отчёт практика 1.docx
+++ b/Module_1/Practice_1/Отчёт практика 1.docx
@@ -38,25 +38,21 @@
       <w:r>
         <w:t xml:space="preserve">Подключитесь к серверу для выполнения практических работ, используя клиент для протокола </w:t>
       </w:r>
-      <w:proofErr w:type="spellStart"/>
       <w:r>
         <w:rPr>
           <w:lang w:val="en-US"/>
         </w:rPr>
         <w:t>ssh</w:t>
       </w:r>
-      <w:proofErr w:type="spellEnd"/>
       <w:r>
         <w:t xml:space="preserve">: </w:t>
       </w:r>
-      <w:proofErr w:type="spellStart"/>
       <w:r>
         <w:rPr>
           <w:lang w:val="en-US"/>
         </w:rPr>
         <w:t>ssh</w:t>
       </w:r>
-      <w:proofErr w:type="spellEnd"/>
       <w:r>
         <w:t xml:space="preserve">, </w:t>
       </w:r>
@@ -69,14 +65,12 @@
       <w:r>
         <w:t xml:space="preserve">, </w:t>
       </w:r>
-      <w:proofErr w:type="spellStart"/>
       <w:r>
         <w:rPr>
           <w:lang w:val="en-US"/>
         </w:rPr>
         <w:t>smartty</w:t>
       </w:r>
-      <w:proofErr w:type="spellEnd"/>
       <w:r>
         <w:t xml:space="preserve"> (попробуйте их все и остановитесь на наиболее удобном для вас).</w:t>
       </w:r>
@@ -89,15 +83,7 @@
         </w:numPr>
       </w:pPr>
       <w:r>
-        <w:t xml:space="preserve">Запустите новую сессию утилиты </w:t>
-      </w:r>
-      <w:proofErr w:type="spellStart"/>
-      <w:r>
-        <w:t>screen</w:t>
-      </w:r>
-      <w:proofErr w:type="spellEnd"/>
-      <w:r>
-        <w:t xml:space="preserve">, с именем по умолчанию, посмотрите список подключенных пользователей командой </w:t>
+        <w:t xml:space="preserve">Запустите новую сессию утилиты screen, с именем по умолчанию, посмотрите список подключенных пользователей командой </w:t>
       </w:r>
       <w:r>
         <w:rPr>
@@ -119,31 +105,7 @@
         </w:numPr>
       </w:pPr>
       <w:r>
-        <w:t xml:space="preserve">Запустите отсоединенную сессию утилиты </w:t>
-      </w:r>
-      <w:proofErr w:type="spellStart"/>
-      <w:r>
-        <w:t>screen</w:t>
-      </w:r>
-      <w:proofErr w:type="spellEnd"/>
-      <w:r>
-        <w:t xml:space="preserve">, при этом запустите в этой сессии команду </w:t>
-      </w:r>
-      <w:proofErr w:type="spellStart"/>
-      <w:r>
-        <w:t>top</w:t>
-      </w:r>
-      <w:proofErr w:type="spellEnd"/>
-      <w:r>
-        <w:t>. Назовите сессию именем «</w:t>
-      </w:r>
-      <w:proofErr w:type="spellStart"/>
-      <w:r>
-        <w:t>top</w:t>
-      </w:r>
-      <w:proofErr w:type="spellEnd"/>
-      <w:r>
-        <w:t>».</w:t>
+        <w:t>Запустите отсоединенную сессию утилиты screen, при этом запустите в этой сессии команду top. Назовите сессию именем «top».</w:t>
       </w:r>
     </w:p>
     <w:p>
@@ -154,15 +116,7 @@
         </w:numPr>
       </w:pPr>
       <w:r>
-        <w:t xml:space="preserve">Получите список сессий, созданных утилитой </w:t>
-      </w:r>
-      <w:proofErr w:type="spellStart"/>
-      <w:r>
-        <w:t>screen</w:t>
-      </w:r>
-      <w:proofErr w:type="spellEnd"/>
-      <w:r>
-        <w:t>.</w:t>
+        <w:t>Получите список сессий, созданных утилитой screen.</w:t>
       </w:r>
     </w:p>
     <w:p>
@@ -173,15 +127,7 @@
         </w:numPr>
       </w:pPr>
       <w:r>
-        <w:t xml:space="preserve">Подсоединитесь к сессии </w:t>
-      </w:r>
-      <w:proofErr w:type="spellStart"/>
-      <w:r>
-        <w:t>top</w:t>
-      </w:r>
-      <w:proofErr w:type="spellEnd"/>
-      <w:r>
-        <w:t>.</w:t>
+        <w:t>Подсоединитесь к сессии top.</w:t>
       </w:r>
     </w:p>
     <w:p>
@@ -192,15 +138,7 @@
         </w:numPr>
       </w:pPr>
       <w:r>
-        <w:t xml:space="preserve">Создайте еще одно окно в сессии </w:t>
-      </w:r>
-      <w:proofErr w:type="spellStart"/>
-      <w:r>
-        <w:t>top</w:t>
-      </w:r>
-      <w:proofErr w:type="spellEnd"/>
-      <w:r>
-        <w:t>.</w:t>
+        <w:t>Создайте еще одно окно в сессии top.</w:t>
       </w:r>
     </w:p>
     <w:p>
@@ -221,35 +159,9 @@
           <w:numId w:val="1"/>
         </w:numPr>
       </w:pPr>
-      <w:proofErr w:type="spellStart"/>
-      <w:r>
-        <w:t>watch</w:t>
-      </w:r>
-      <w:proofErr w:type="spellEnd"/>
-      <w:r>
-        <w:t xml:space="preserve"> /</w:t>
-      </w:r>
-      <w:proofErr w:type="spellStart"/>
-      <w:r>
-        <w:t>usr</w:t>
-      </w:r>
-      <w:proofErr w:type="spellEnd"/>
-      <w:r>
-        <w:t>/</w:t>
-      </w:r>
-      <w:proofErr w:type="spellStart"/>
-      <w:r>
-        <w:t>bin</w:t>
-      </w:r>
-      <w:proofErr w:type="spellEnd"/>
-      <w:r>
-        <w:t>/</w:t>
-      </w:r>
-      <w:proofErr w:type="spellStart"/>
-      <w:r>
-        <w:t>vmstat</w:t>
-      </w:r>
-      <w:proofErr w:type="spellEnd"/>
+      <w:r>
+        <w:t>watch /usr/bin/vmstat</w:t>
+      </w:r>
     </w:p>
     <w:p>
       <w:pPr>
@@ -270,15 +182,7 @@
         </w:numPr>
       </w:pPr>
       <w:r>
-        <w:t>Переименуйте второе окно как «</w:t>
-      </w:r>
-      <w:proofErr w:type="spellStart"/>
-      <w:r>
-        <w:t>vmstat</w:t>
-      </w:r>
-      <w:proofErr w:type="spellEnd"/>
-      <w:r>
-        <w:t>».</w:t>
+        <w:t>Переименуйте второе окно как «vmstat».</w:t>
       </w:r>
     </w:p>
     <w:p>
@@ -289,15 +193,7 @@
         </w:numPr>
       </w:pPr>
       <w:r>
-        <w:t xml:space="preserve">Перейдите в окно, в котором работает </w:t>
-      </w:r>
-      <w:proofErr w:type="spellStart"/>
-      <w:r>
-        <w:t>top</w:t>
-      </w:r>
-      <w:proofErr w:type="spellEnd"/>
-      <w:r>
-        <w:t>.</w:t>
+        <w:t>Перейдите в окно, в котором работает top.</w:t>
       </w:r>
     </w:p>
     <w:p>
@@ -308,15 +204,7 @@
         </w:numPr>
       </w:pPr>
       <w:r>
-        <w:t xml:space="preserve">Отсоединитесь от сессии </w:t>
-      </w:r>
-      <w:proofErr w:type="spellStart"/>
-      <w:r>
-        <w:t>top</w:t>
-      </w:r>
-      <w:proofErr w:type="spellEnd"/>
-      <w:r>
-        <w:t>.</w:t>
+        <w:t>Отсоединитесь от сессии top.</w:t>
       </w:r>
     </w:p>
     <w:p>
@@ -487,73 +375,6 @@
             <wp:extent cx="5940425" cy="3751580"/>
             <wp:effectExtent l="0" t="0" r="3175" b="1270"/>
             <wp:docPr id="1" name="Рисунок 1"/>
-            <wp:cNvGraphicFramePr>
-              <a:graphicFrameLocks xmlns:a="http://schemas.openxmlformats.org/drawingml/2006/main" noChangeAspect="1"/>
-            </wp:cNvGraphicFramePr>
-            <a:graphic xmlns:a="http://schemas.openxmlformats.org/drawingml/2006/main">
-              <a:graphicData uri="http://schemas.openxmlformats.org/drawingml/2006/picture">
-                <pic:pic xmlns:pic="http://schemas.openxmlformats.org/drawingml/2006/picture">
-                  <pic:nvPicPr>
-                    <pic:cNvPr id="1" name=""/>
-                    <pic:cNvPicPr/>
-                  </pic:nvPicPr>
-                  <pic:blipFill>
-                    <a:blip r:embed="rId5"/>
-                    <a:stretch>
-                      <a:fillRect/>
-                    </a:stretch>
-                  </pic:blipFill>
-                  <pic:spPr>
-                    <a:xfrm>
-                      <a:off x="0" y="0"/>
-                      <a:ext cx="5940425" cy="3751580"/>
-                    </a:xfrm>
-                    <a:prstGeom prst="rect">
-                      <a:avLst/>
-                    </a:prstGeom>
-                  </pic:spPr>
-                </pic:pic>
-              </a:graphicData>
-            </a:graphic>
-          </wp:inline>
-        </w:drawing>
-      </w:r>
-    </w:p>
-    <w:p>
-      <w:r>
-        <w:t xml:space="preserve">Подключение к серверу по </w:t>
-      </w:r>
-      <w:proofErr w:type="spellStart"/>
-      <w:r>
-        <w:rPr>
-          <w:lang w:val="en-US"/>
-        </w:rPr>
-        <w:t>ssh</w:t>
-      </w:r>
-      <w:proofErr w:type="spellEnd"/>
-    </w:p>
-    <w:p/>
-    <w:p>
-      <w:r>
-        <w:t>2)</w:t>
-      </w:r>
-    </w:p>
-    <w:p>
-      <w:pPr>
-        <w:rPr>
-          <w:lang w:val="en-US"/>
-        </w:rPr>
-      </w:pPr>
-      <w:r>
-        <w:rPr>
-          <w:noProof/>
-          <w:lang w:val="en-US"/>
-        </w:rPr>
-        <w:drawing>
-          <wp:inline distT="0" distB="0" distL="0" distR="0" wp14:anchorId="30168279" wp14:editId="16298EB5">
-            <wp:extent cx="5940425" cy="3751580"/>
-            <wp:effectExtent l="0" t="0" r="3175" b="1270"/>
-            <wp:docPr id="2" name="Рисунок 2"/>
             <wp:cNvGraphicFramePr>
               <a:graphicFrameLocks xmlns:a="http://schemas.openxmlformats.org/drawingml/2006/main" noChangeAspect="1"/>
             </wp:cNvGraphicFramePr>
@@ -587,81 +408,20 @@
       </w:r>
     </w:p>
     <w:p>
-      <w:pPr>
-        <w:rPr>
-          <w:lang w:val="en-US"/>
-        </w:rPr>
-      </w:pPr>
-      <w:r>
-        <w:t>Мануал</w:t>
-      </w:r>
-      <w:r>
-        <w:rPr>
-          <w:lang w:val="en-US"/>
-        </w:rPr>
-        <w:t xml:space="preserve"> </w:t>
-      </w:r>
-      <w:r>
-        <w:t>по</w:t>
-      </w:r>
-      <w:r>
-        <w:rPr>
-          <w:lang w:val="en-US"/>
-        </w:rPr>
-        <w:t xml:space="preserve"> </w:t>
-      </w:r>
-      <w:r>
-        <w:t>команде</w:t>
-      </w:r>
-      <w:r>
-        <w:rPr>
-          <w:lang w:val="en-US"/>
-        </w:rPr>
-        <w:t xml:space="preserve"> </w:t>
-      </w:r>
-      <w:r>
-        <w:rPr>
-          <w:lang w:val="en-US"/>
-        </w:rPr>
-        <w:t>screen</w:t>
-      </w:r>
-      <w:r>
-        <w:rPr>
-          <w:lang w:val="en-US"/>
-        </w:rPr>
-        <w:t xml:space="preserve"> (</w:t>
-      </w:r>
-      <w:r>
-        <w:rPr>
-          <w:lang w:val="en-US"/>
-        </w:rPr>
-        <w:t>man</w:t>
-      </w:r>
-      <w:r>
-        <w:rPr>
-          <w:lang w:val="en-US"/>
-        </w:rPr>
-        <w:t xml:space="preserve"> -</w:t>
-      </w:r>
-      <w:proofErr w:type="spellStart"/>
-      <w:r>
-        <w:rPr>
-          <w:lang w:val="en-US"/>
-        </w:rPr>
-        <w:t>Lru</w:t>
-      </w:r>
-      <w:proofErr w:type="spellEnd"/>
-      <w:r>
-        <w:rPr>
-          <w:lang w:val="en-US"/>
-        </w:rPr>
-        <w:t xml:space="preserve"> </w:t>
-      </w:r>
-      <w:r>
-        <w:rPr>
-          <w:lang w:val="en-US"/>
-        </w:rPr>
-        <w:t>screen)</w:t>
+      <w:r>
+        <w:t xml:space="preserve">Подключение к серверу по </w:t>
+      </w:r>
+      <w:r>
+        <w:rPr>
+          <w:lang w:val="en-US"/>
+        </w:rPr>
+        <w:t>ssh</w:t>
+      </w:r>
+    </w:p>
+    <w:p/>
+    <w:p>
+      <w:r>
+        <w:t>2)</w:t>
       </w:r>
     </w:p>
     <w:p>
@@ -675,12 +435,11 @@
           <w:noProof/>
           <w:lang w:val="en-US"/>
         </w:rPr>
-        <w:lastRenderedPageBreak/>
         <w:drawing>
-          <wp:inline distT="0" distB="0" distL="0" distR="0" wp14:anchorId="043C48A6" wp14:editId="682A2404">
+          <wp:inline distT="0" distB="0" distL="0" distR="0" wp14:anchorId="30168279" wp14:editId="16298EB5">
             <wp:extent cx="5940425" cy="3751580"/>
             <wp:effectExtent l="0" t="0" r="3175" b="1270"/>
-            <wp:docPr id="5" name="Рисунок 5"/>
+            <wp:docPr id="2" name="Рисунок 2"/>
             <wp:cNvGraphicFramePr>
               <a:graphicFrameLocks xmlns:a="http://schemas.openxmlformats.org/drawingml/2006/main" noChangeAspect="1"/>
             </wp:cNvGraphicFramePr>
@@ -714,32 +473,80 @@
       </w:r>
     </w:p>
     <w:p>
-      <w:r>
-        <w:t>Запус</w:t>
-      </w:r>
-      <w:r>
-        <w:t>к</w:t>
-      </w:r>
-      <w:r>
-        <w:t xml:space="preserve"> нов</w:t>
-      </w:r>
-      <w:r>
-        <w:t xml:space="preserve">ой </w:t>
-      </w:r>
-      <w:r>
-        <w:t>сесси</w:t>
-      </w:r>
-      <w:r>
-        <w:t>и</w:t>
-      </w:r>
-      <w:r>
-        <w:t xml:space="preserve"> утилиты </w:t>
-      </w:r>
-      <w:proofErr w:type="spellStart"/>
-      <w:r>
+      <w:pPr>
+        <w:rPr>
+          <w:lang w:val="en-US"/>
+        </w:rPr>
+      </w:pPr>
+      <w:r>
+        <w:t>Мануал</w:t>
+      </w:r>
+      <w:r>
+        <w:rPr>
+          <w:lang w:val="en-US"/>
+        </w:rPr>
+        <w:t xml:space="preserve"> </w:t>
+      </w:r>
+      <w:r>
+        <w:t>по</w:t>
+      </w:r>
+      <w:r>
+        <w:rPr>
+          <w:lang w:val="en-US"/>
+        </w:rPr>
+        <w:t xml:space="preserve"> </w:t>
+      </w:r>
+      <w:r>
+        <w:t>команде</w:t>
+      </w:r>
+      <w:r>
+        <w:rPr>
+          <w:lang w:val="en-US"/>
+        </w:rPr>
+        <w:t xml:space="preserve"> </w:t>
+      </w:r>
+      <w:r>
+        <w:rPr>
+          <w:lang w:val="en-US"/>
+        </w:rPr>
         <w:t>screen</w:t>
       </w:r>
-      <w:proofErr w:type="spellEnd"/>
+      <w:r>
+        <w:rPr>
+          <w:lang w:val="en-US"/>
+        </w:rPr>
+        <w:t xml:space="preserve"> (</w:t>
+      </w:r>
+      <w:r>
+        <w:rPr>
+          <w:lang w:val="en-US"/>
+        </w:rPr>
+        <w:t>man</w:t>
+      </w:r>
+      <w:r>
+        <w:rPr>
+          <w:lang w:val="en-US"/>
+        </w:rPr>
+        <w:t xml:space="preserve"> -</w:t>
+      </w:r>
+      <w:r>
+        <w:rPr>
+          <w:lang w:val="en-US"/>
+        </w:rPr>
+        <w:t>Lru</w:t>
+      </w:r>
+      <w:r>
+        <w:rPr>
+          <w:lang w:val="en-US"/>
+        </w:rPr>
+        <w:t xml:space="preserve"> </w:t>
+      </w:r>
+      <w:r>
+        <w:rPr>
+          <w:lang w:val="en-US"/>
+        </w:rPr>
+        <w:t>screen)</w:t>
+      </w:r>
     </w:p>
     <w:p>
       <w:pPr>
@@ -752,11 +559,12 @@
           <w:noProof/>
           <w:lang w:val="en-US"/>
         </w:rPr>
+        <w:lastRenderedPageBreak/>
         <w:drawing>
-          <wp:inline distT="0" distB="0" distL="0" distR="0" wp14:anchorId="7C1B9D04" wp14:editId="3C8F2663">
-            <wp:extent cx="5940425" cy="4445000"/>
-            <wp:effectExtent l="0" t="0" r="3175" b="0"/>
-            <wp:docPr id="4" name="Рисунок 4"/>
+          <wp:inline distT="0" distB="0" distL="0" distR="0" wp14:anchorId="043C48A6" wp14:editId="682A2404">
+            <wp:extent cx="5940425" cy="3751580"/>
+            <wp:effectExtent l="0" t="0" r="3175" b="1270"/>
+            <wp:docPr id="5" name="Рисунок 5"/>
             <wp:cNvGraphicFramePr>
               <a:graphicFrameLocks xmlns:a="http://schemas.openxmlformats.org/drawingml/2006/main" noChangeAspect="1"/>
             </wp:cNvGraphicFramePr>
@@ -776,7 +584,7 @@
                   <pic:spPr>
                     <a:xfrm>
                       <a:off x="0" y="0"/>
-                      <a:ext cx="5940425" cy="4445000"/>
+                      <a:ext cx="5940425" cy="3751580"/>
                     </a:xfrm>
                     <a:prstGeom prst="rect">
                       <a:avLst/>
@@ -791,30 +599,43 @@
     </w:p>
     <w:p>
       <w:r>
-        <w:t xml:space="preserve">Вывод списка сессий, запущенных утилитой </w:t>
-      </w:r>
-      <w:r>
-        <w:rPr>
-          <w:lang w:val="en-US"/>
-        </w:rPr>
-        <w:t>screen</w:t>
-      </w:r>
-      <w:r>
-        <w:t xml:space="preserve"> </w:t>
-      </w:r>
-    </w:p>
-    <w:p/>
-    <w:p>
+        <w:t>Запус</w:t>
+      </w:r>
+      <w:r>
+        <w:t>к</w:t>
+      </w:r>
+      <w:r>
+        <w:t xml:space="preserve"> нов</w:t>
+      </w:r>
+      <w:r>
+        <w:t xml:space="preserve">ой </w:t>
+      </w:r>
+      <w:r>
+        <w:t>сесси</w:t>
+      </w:r>
+      <w:r>
+        <w:t>и</w:t>
+      </w:r>
+      <w:r>
+        <w:t xml:space="preserve"> утилиты screen</w:t>
+      </w:r>
+    </w:p>
+    <w:p>
+      <w:pPr>
+        <w:rPr>
+          <w:lang w:val="en-US"/>
+        </w:rPr>
+      </w:pPr>
       <w:r>
         <w:rPr>
           <w:noProof/>
-        </w:rPr>
-        <w:lastRenderedPageBreak/>
+          <w:lang w:val="en-US"/>
+        </w:rPr>
         <w:drawing>
-          <wp:inline distT="0" distB="0" distL="0" distR="0" wp14:anchorId="0752A185" wp14:editId="47E938E7">
+          <wp:inline distT="0" distB="0" distL="0" distR="0" wp14:anchorId="7C1B9D04" wp14:editId="3C8F2663">
             <wp:extent cx="5940425" cy="4445000"/>
             <wp:effectExtent l="0" t="0" r="3175" b="0"/>
-            <wp:docPr id="3" name="Рисунок 3"/>
+            <wp:docPr id="4" name="Рисунок 4"/>
             <wp:cNvGraphicFramePr>
               <a:graphicFrameLocks xmlns:a="http://schemas.openxmlformats.org/drawingml/2006/main" noChangeAspect="1"/>
             </wp:cNvGraphicFramePr>
@@ -849,15 +670,19 @@
     </w:p>
     <w:p>
       <w:r>
-        <w:t xml:space="preserve">Вывод списка подключений с помощью команды </w:t>
-      </w:r>
-      <w:r>
-        <w:rPr>
-          <w:lang w:val="en-US"/>
-        </w:rPr>
-        <w:t>w</w:t>
-      </w:r>
-    </w:p>
+        <w:t xml:space="preserve">Вывод списка сессий, запущенных утилитой </w:t>
+      </w:r>
+      <w:r>
+        <w:rPr>
+          <w:lang w:val="en-US"/>
+        </w:rPr>
+        <w:t>screen</w:t>
+      </w:r>
+      <w:r>
+        <w:t xml:space="preserve"> </w:t>
+      </w:r>
+    </w:p>
+    <w:p/>
     <w:p>
       <w:r>
         <w:rPr>
@@ -865,10 +690,10 @@
         </w:rPr>
         <w:lastRenderedPageBreak/>
         <w:drawing>
-          <wp:inline distT="0" distB="0" distL="0" distR="0" wp14:anchorId="6A2CD9EF" wp14:editId="2E509D76">
+          <wp:inline distT="0" distB="0" distL="0" distR="0" wp14:anchorId="0752A185" wp14:editId="47E938E7">
             <wp:extent cx="5940425" cy="4445000"/>
             <wp:effectExtent l="0" t="0" r="3175" b="0"/>
-            <wp:docPr id="6" name="Рисунок 6"/>
+            <wp:docPr id="3" name="Рисунок 3"/>
             <wp:cNvGraphicFramePr>
               <a:graphicFrameLocks xmlns:a="http://schemas.openxmlformats.org/drawingml/2006/main" noChangeAspect="1"/>
             </wp:cNvGraphicFramePr>
@@ -903,39 +728,26 @@
     </w:p>
     <w:p>
       <w:r>
-        <w:t xml:space="preserve">Отсоединение от текущей сессии при помощи команды </w:t>
-      </w:r>
-      <w:r>
-        <w:t>Ctrl-a d</w:t>
-      </w:r>
-    </w:p>
-    <w:p>
-      <w:r>
-        <w:br w:type="page"/>
-      </w:r>
-    </w:p>
-    <w:p>
-      <w:r>
+        <w:t xml:space="preserve">Вывод списка подключений с помощью команды </w:t>
+      </w:r>
+      <w:r>
+        <w:rPr>
+          <w:lang w:val="en-US"/>
+        </w:rPr>
+        <w:t>w</w:t>
+      </w:r>
+    </w:p>
+    <w:p>
+      <w:r>
+        <w:rPr>
+          <w:noProof/>
+        </w:rPr>
         <w:lastRenderedPageBreak/>
-        <w:t>3)</w:t>
-      </w:r>
-    </w:p>
-    <w:p>
-      <w:pPr>
-        <w:rPr>
-          <w:lang w:val="en-US"/>
-        </w:rPr>
-      </w:pPr>
-      <w:r>
-        <w:rPr>
-          <w:noProof/>
-          <w:lang w:val="en-US"/>
-        </w:rPr>
         <w:drawing>
-          <wp:inline distT="0" distB="0" distL="0" distR="0" wp14:anchorId="6A424882" wp14:editId="6ED88BAD">
+          <wp:inline distT="0" distB="0" distL="0" distR="0" wp14:anchorId="6A2CD9EF" wp14:editId="2E509D76">
             <wp:extent cx="5940425" cy="4445000"/>
             <wp:effectExtent l="0" t="0" r="3175" b="0"/>
-            <wp:docPr id="7" name="Рисунок 7"/>
+            <wp:docPr id="6" name="Рисунок 6"/>
             <wp:cNvGraphicFramePr>
               <a:graphicFrameLocks xmlns:a="http://schemas.openxmlformats.org/drawingml/2006/main" noChangeAspect="1"/>
             </wp:cNvGraphicFramePr>
@@ -970,55 +782,39 @@
     </w:p>
     <w:p>
       <w:r>
-        <w:t xml:space="preserve">Команда для запуска отсоединённой сессии </w:t>
-      </w:r>
-      <w:r>
-        <w:t xml:space="preserve">с командой </w:t>
-      </w:r>
-      <w:r>
-        <w:rPr>
-          <w:lang w:val="en-US"/>
-        </w:rPr>
-        <w:t>top</w:t>
-      </w:r>
-      <w:r>
-        <w:t xml:space="preserve"> </w:t>
-      </w:r>
-      <w:r>
-        <w:t xml:space="preserve">и именем </w:t>
-      </w:r>
-      <w:r>
-        <w:t>“</w:t>
-      </w:r>
-      <w:r>
-        <w:rPr>
-          <w:lang w:val="en-US"/>
-        </w:rPr>
-        <w:t>top</w:t>
-      </w:r>
-      <w:r>
-        <w:t>”</w:t>
-      </w:r>
-    </w:p>
-    <w:p>
-      <w:pPr>
-        <w:rPr>
-          <w:b/>
-          <w:bCs/>
-        </w:rPr>
-      </w:pPr>
-      <w:r>
-        <w:rPr>
-          <w:b/>
-          <w:bCs/>
+        <w:t xml:space="preserve">Отсоединение от текущей сессии при помощи команды </w:t>
+      </w:r>
+      <w:r>
+        <w:t>Ctrl-a d</w:t>
+      </w:r>
+    </w:p>
+    <w:p>
+      <w:r>
+        <w:br w:type="page"/>
+      </w:r>
+    </w:p>
+    <w:p>
+      <w:r>
+        <w:lastRenderedPageBreak/>
+        <w:t>3)</w:t>
+      </w:r>
+    </w:p>
+    <w:p>
+      <w:pPr>
+        <w:rPr>
+          <w:lang w:val="en-US"/>
+        </w:rPr>
+      </w:pPr>
+      <w:r>
+        <w:rPr>
           <w:noProof/>
-        </w:rPr>
-        <w:lastRenderedPageBreak/>
+          <w:lang w:val="en-US"/>
+        </w:rPr>
         <w:drawing>
-          <wp:inline distT="0" distB="0" distL="0" distR="0" wp14:anchorId="6E66C8BC" wp14:editId="6C4FE147">
+          <wp:inline distT="0" distB="0" distL="0" distR="0" wp14:anchorId="6A424882" wp14:editId="6ED88BAD">
             <wp:extent cx="5940425" cy="4445000"/>
             <wp:effectExtent l="0" t="0" r="3175" b="0"/>
-            <wp:docPr id="8" name="Рисунок 8"/>
+            <wp:docPr id="7" name="Рисунок 7"/>
             <wp:cNvGraphicFramePr>
               <a:graphicFrameLocks xmlns:a="http://schemas.openxmlformats.org/drawingml/2006/main" noChangeAspect="1"/>
             </wp:cNvGraphicFramePr>
@@ -1053,37 +849,55 @@
     </w:p>
     <w:p>
       <w:r>
-        <w:t xml:space="preserve">Результат </w:t>
-      </w:r>
-      <w:r>
-        <w:t>выполнения команды</w:t>
+        <w:t xml:space="preserve">Команда для запуска отсоединённой сессии </w:t>
+      </w:r>
+      <w:r>
+        <w:t xml:space="preserve">с командой </w:t>
+      </w:r>
+      <w:r>
+        <w:rPr>
+          <w:lang w:val="en-US"/>
+        </w:rPr>
+        <w:t>top</w:t>
       </w:r>
       <w:r>
         <w:t xml:space="preserve"> </w:t>
       </w:r>
-    </w:p>
-    <w:p/>
-    <w:p>
-      <w:r>
-        <w:br w:type="page"/>
-      </w:r>
-    </w:p>
-    <w:p>
-      <w:r>
+      <w:r>
+        <w:t xml:space="preserve">и именем </w:t>
+      </w:r>
+      <w:r>
+        <w:t>“</w:t>
+      </w:r>
+      <w:r>
+        <w:rPr>
+          <w:lang w:val="en-US"/>
+        </w:rPr>
+        <w:t>top</w:t>
+      </w:r>
+      <w:r>
+        <w:t>”</w:t>
+      </w:r>
+    </w:p>
+    <w:p>
+      <w:pPr>
+        <w:rPr>
+          <w:b/>
+          <w:bCs/>
+        </w:rPr>
+      </w:pPr>
+      <w:r>
+        <w:rPr>
+          <w:b/>
+          <w:bCs/>
+          <w:noProof/>
+        </w:rPr>
         <w:lastRenderedPageBreak/>
-        <w:t>4)</w:t>
-      </w:r>
-    </w:p>
-    <w:p>
-      <w:r>
-        <w:rPr>
-          <w:noProof/>
-        </w:rPr>
         <w:drawing>
-          <wp:inline distT="0" distB="0" distL="0" distR="0" wp14:anchorId="67555459" wp14:editId="7E1AEA48">
+          <wp:inline distT="0" distB="0" distL="0" distR="0" wp14:anchorId="6E66C8BC" wp14:editId="6C4FE147">
             <wp:extent cx="5940425" cy="4445000"/>
             <wp:effectExtent l="0" t="0" r="3175" b="0"/>
-            <wp:docPr id="15" name="Рисунок 15"/>
+            <wp:docPr id="8" name="Рисунок 8"/>
             <wp:cNvGraphicFramePr>
               <a:graphicFrameLocks xmlns:a="http://schemas.openxmlformats.org/drawingml/2006/main" noChangeAspect="1"/>
             </wp:cNvGraphicFramePr>
@@ -1118,7 +932,13 @@
     </w:p>
     <w:p>
       <w:r>
-        <w:t>Получение списка сессий</w:t>
+        <w:t xml:space="preserve">Результат </w:t>
+      </w:r>
+      <w:r>
+        <w:t>выполнения команды</w:t>
+      </w:r>
+      <w:r>
+        <w:t xml:space="preserve"> </w:t>
       </w:r>
     </w:p>
     <w:p/>
@@ -1130,7 +950,7 @@
     <w:p>
       <w:r>
         <w:lastRenderedPageBreak/>
-        <w:t>5)</w:t>
+        <w:t>4)</w:t>
       </w:r>
     </w:p>
     <w:p>
@@ -1139,10 +959,10 @@
           <w:noProof/>
         </w:rPr>
         <w:drawing>
-          <wp:inline distT="0" distB="0" distL="0" distR="0" wp14:anchorId="128FBE8D" wp14:editId="5E92EB03">
+          <wp:inline distT="0" distB="0" distL="0" distR="0" wp14:anchorId="67555459" wp14:editId="7E1AEA48">
             <wp:extent cx="5940425" cy="4445000"/>
             <wp:effectExtent l="0" t="0" r="3175" b="0"/>
-            <wp:docPr id="13" name="Рисунок 13"/>
+            <wp:docPr id="15" name="Рисунок 15"/>
             <wp:cNvGraphicFramePr>
               <a:graphicFrameLocks xmlns:a="http://schemas.openxmlformats.org/drawingml/2006/main" noChangeAspect="1"/>
             </wp:cNvGraphicFramePr>
@@ -1176,45 +996,32 @@
       </w:r>
     </w:p>
     <w:p>
-      <w:pPr>
-        <w:rPr>
-          <w:lang w:val="en-US"/>
-        </w:rPr>
-      </w:pPr>
-      <w:r>
-        <w:t xml:space="preserve">Подсоединение к сессии </w:t>
-      </w:r>
-      <w:r>
-        <w:rPr>
-          <w:lang w:val="en-US"/>
-        </w:rPr>
-        <w:t>top</w:t>
-      </w:r>
-    </w:p>
-    <w:p>
-      <w:pPr>
-        <w:rPr>
-          <w:lang w:val="en-US"/>
-        </w:rPr>
-      </w:pPr>
-    </w:p>
-    <w:p>
-      <w:pPr>
-        <w:rPr>
-          <w:lang w:val="en-US"/>
-        </w:rPr>
-      </w:pPr>
+      <w:r>
+        <w:t>Получение списка сессий</w:t>
+      </w:r>
+    </w:p>
+    <w:p/>
+    <w:p>
+      <w:r>
+        <w:br w:type="page"/>
+      </w:r>
+    </w:p>
+    <w:p>
+      <w:r>
+        <w:lastRenderedPageBreak/>
+        <w:t>5)</w:t>
+      </w:r>
+    </w:p>
+    <w:p>
       <w:r>
         <w:rPr>
           <w:noProof/>
-          <w:lang w:val="en-US"/>
-        </w:rPr>
-        <w:lastRenderedPageBreak/>
+        </w:rPr>
         <w:drawing>
-          <wp:inline distT="0" distB="0" distL="0" distR="0" wp14:anchorId="7E8206DE" wp14:editId="45028D4A">
+          <wp:inline distT="0" distB="0" distL="0" distR="0" wp14:anchorId="128FBE8D" wp14:editId="5E92EB03">
             <wp:extent cx="5940425" cy="4445000"/>
             <wp:effectExtent l="0" t="0" r="3175" b="0"/>
-            <wp:docPr id="16" name="Рисунок 16"/>
+            <wp:docPr id="13" name="Рисунок 13"/>
             <wp:cNvGraphicFramePr>
               <a:graphicFrameLocks xmlns:a="http://schemas.openxmlformats.org/drawingml/2006/main" noChangeAspect="1"/>
             </wp:cNvGraphicFramePr>
@@ -1248,54 +1055,45 @@
       </w:r>
     </w:p>
     <w:p>
-      <w:r>
-        <w:t>Результат подключения к сессии</w:t>
-      </w:r>
-    </w:p>
-    <w:p/>
-    <w:p>
-      <w:pPr>
-        <w:rPr>
-          <w:lang w:val="en-US"/>
-        </w:rPr>
-      </w:pPr>
-      <w:r>
-        <w:rPr>
-          <w:lang w:val="en-US"/>
-        </w:rPr>
-        <w:br w:type="page"/>
-      </w:r>
-    </w:p>
-    <w:p>
-      <w:pPr>
-        <w:rPr>
-          <w:lang w:val="en-US"/>
-        </w:rPr>
-      </w:pPr>
-      <w:r>
-        <w:rPr>
+      <w:pPr>
+        <w:rPr>
+          <w:lang w:val="en-US"/>
+        </w:rPr>
+      </w:pPr>
+      <w:r>
+        <w:t xml:space="preserve">Подсоединение к сессии </w:t>
+      </w:r>
+      <w:r>
+        <w:rPr>
+          <w:lang w:val="en-US"/>
+        </w:rPr>
+        <w:t>top</w:t>
+      </w:r>
+    </w:p>
+    <w:p>
+      <w:pPr>
+        <w:rPr>
+          <w:lang w:val="en-US"/>
+        </w:rPr>
+      </w:pPr>
+    </w:p>
+    <w:p>
+      <w:pPr>
+        <w:rPr>
+          <w:lang w:val="en-US"/>
+        </w:rPr>
+      </w:pPr>
+      <w:r>
+        <w:rPr>
+          <w:noProof/>
           <w:lang w:val="en-US"/>
         </w:rPr>
         <w:lastRenderedPageBreak/>
-        <w:t xml:space="preserve">6) </w:t>
-      </w:r>
-    </w:p>
-    <w:p>
-      <w:pPr>
-        <w:rPr>
-          <w:lang w:val="en-US"/>
-        </w:rPr>
-      </w:pPr>
-      <w:r>
-        <w:rPr>
-          <w:noProof/>
-          <w:lang w:val="en-US"/>
-        </w:rPr>
         <w:drawing>
-          <wp:inline distT="0" distB="0" distL="0" distR="0" wp14:anchorId="66FD3FE1" wp14:editId="110C82EB">
+          <wp:inline distT="0" distB="0" distL="0" distR="0" wp14:anchorId="7E8206DE" wp14:editId="45028D4A">
             <wp:extent cx="5940425" cy="4445000"/>
             <wp:effectExtent l="0" t="0" r="3175" b="0"/>
-            <wp:docPr id="17" name="Рисунок 17"/>
+            <wp:docPr id="16" name="Рисунок 16"/>
             <wp:cNvGraphicFramePr>
               <a:graphicFrameLocks xmlns:a="http://schemas.openxmlformats.org/drawingml/2006/main" noChangeAspect="1"/>
             </wp:cNvGraphicFramePr>
@@ -1329,6 +1127,39 @@
       </w:r>
     </w:p>
     <w:p>
+      <w:r>
+        <w:t>Результат подключения к сессии</w:t>
+      </w:r>
+    </w:p>
+    <w:p/>
+    <w:p>
+      <w:pPr>
+        <w:rPr>
+          <w:lang w:val="en-US"/>
+        </w:rPr>
+      </w:pPr>
+      <w:r>
+        <w:rPr>
+          <w:lang w:val="en-US"/>
+        </w:rPr>
+        <w:br w:type="page"/>
+      </w:r>
+    </w:p>
+    <w:p>
+      <w:pPr>
+        <w:rPr>
+          <w:lang w:val="en-US"/>
+        </w:rPr>
+      </w:pPr>
+      <w:r>
+        <w:rPr>
+          <w:lang w:val="en-US"/>
+        </w:rPr>
+        <w:lastRenderedPageBreak/>
+        <w:t xml:space="preserve">6) </w:t>
+      </w:r>
+    </w:p>
+    <w:p>
       <w:pPr>
         <w:rPr>
           <w:lang w:val="en-US"/>
@@ -1339,12 +1170,11 @@
           <w:noProof/>
           <w:lang w:val="en-US"/>
         </w:rPr>
-        <w:lastRenderedPageBreak/>
         <w:drawing>
-          <wp:inline distT="0" distB="0" distL="0" distR="0" wp14:anchorId="6241E624" wp14:editId="0A356535">
+          <wp:inline distT="0" distB="0" distL="0" distR="0" wp14:anchorId="66FD3FE1" wp14:editId="110C82EB">
             <wp:extent cx="5940425" cy="4445000"/>
             <wp:effectExtent l="0" t="0" r="3175" b="0"/>
-            <wp:docPr id="18" name="Рисунок 18"/>
+            <wp:docPr id="17" name="Рисунок 17"/>
             <wp:cNvGraphicFramePr>
               <a:graphicFrameLocks xmlns:a="http://schemas.openxmlformats.org/drawingml/2006/main" noChangeAspect="1"/>
             </wp:cNvGraphicFramePr>
@@ -1378,47 +1208,22 @@
       </w:r>
     </w:p>
     <w:p>
-      <w:r>
-        <w:t xml:space="preserve">Создание нового окна в сессии </w:t>
-      </w:r>
-      <w:r>
-        <w:rPr>
-          <w:lang w:val="en-US"/>
-        </w:rPr>
-        <w:t>top</w:t>
-      </w:r>
-      <w:r>
-        <w:t xml:space="preserve"> </w:t>
-      </w:r>
-      <w:r>
-        <w:t xml:space="preserve">при помощи сочетания клавиш </w:t>
-      </w:r>
-      <w:r>
-        <w:t>Ctrl-a c</w:t>
-      </w:r>
-    </w:p>
-    <w:p/>
-    <w:p>
-      <w:r>
-        <w:br w:type="page"/>
-      </w:r>
-    </w:p>
-    <w:p>
-      <w:r>
+      <w:pPr>
+        <w:rPr>
+          <w:lang w:val="en-US"/>
+        </w:rPr>
+      </w:pPr>
+      <w:r>
+        <w:rPr>
+          <w:noProof/>
+          <w:lang w:val="en-US"/>
+        </w:rPr>
         <w:lastRenderedPageBreak/>
-        <w:t>7-8)</w:t>
-      </w:r>
-    </w:p>
-    <w:p>
-      <w:r>
-        <w:rPr>
-          <w:noProof/>
-        </w:rPr>
         <w:drawing>
-          <wp:inline distT="0" distB="0" distL="0" distR="0" wp14:anchorId="0894E857" wp14:editId="14574AC8">
+          <wp:inline distT="0" distB="0" distL="0" distR="0" wp14:anchorId="6241E624" wp14:editId="0A356535">
             <wp:extent cx="5940425" cy="4445000"/>
             <wp:effectExtent l="0" t="0" r="3175" b="0"/>
-            <wp:docPr id="22" name="Рисунок 22"/>
+            <wp:docPr id="18" name="Рисунок 18"/>
             <wp:cNvGraphicFramePr>
               <a:graphicFrameLocks xmlns:a="http://schemas.openxmlformats.org/drawingml/2006/main" noChangeAspect="1"/>
             </wp:cNvGraphicFramePr>
@@ -1453,37 +1258,23 @@
     </w:p>
     <w:p>
       <w:r>
-        <w:t xml:space="preserve">Выполнение в созданном окне команды </w:t>
-      </w:r>
-      <w:proofErr w:type="spellStart"/>
-      <w:r>
-        <w:t>watch</w:t>
-      </w:r>
-      <w:proofErr w:type="spellEnd"/>
-      <w:r>
-        <w:t xml:space="preserve"> /</w:t>
-      </w:r>
-      <w:proofErr w:type="spellStart"/>
-      <w:r>
-        <w:t>usr</w:t>
-      </w:r>
-      <w:proofErr w:type="spellEnd"/>
-      <w:r>
-        <w:t>/</w:t>
-      </w:r>
-      <w:proofErr w:type="spellStart"/>
-      <w:r>
-        <w:t>bin</w:t>
-      </w:r>
-      <w:proofErr w:type="spellEnd"/>
-      <w:r>
-        <w:t>/</w:t>
-      </w:r>
-      <w:proofErr w:type="spellStart"/>
-      <w:r>
-        <w:t>vmstat</w:t>
-      </w:r>
-      <w:proofErr w:type="spellEnd"/>
+        <w:t xml:space="preserve">Создание нового окна в сессии </w:t>
+      </w:r>
+      <w:r>
+        <w:rPr>
+          <w:lang w:val="en-US"/>
+        </w:rPr>
+        <w:t>top</w:t>
+      </w:r>
+      <w:r>
+        <w:t xml:space="preserve"> </w:t>
+      </w:r>
+      <w:r>
+        <w:t xml:space="preserve">при помощи сочетания клавиш </w:t>
+      </w:r>
+      <w:r>
+        <w:t>Ctrl-a c</w:t>
+      </w:r>
     </w:p>
     <w:p/>
     <w:p>
@@ -1494,20 +1285,19 @@
     <w:p>
       <w:r>
         <w:lastRenderedPageBreak/>
-        <w:t>9)</w:t>
+        <w:t>7-8)</w:t>
       </w:r>
     </w:p>
     <w:p>
       <w:r>
         <w:rPr>
           <w:noProof/>
-          <w:lang w:val="en-US"/>
         </w:rPr>
         <w:drawing>
-          <wp:inline distT="0" distB="0" distL="0" distR="0" wp14:anchorId="541CA4DE" wp14:editId="15B60886">
+          <wp:inline distT="0" distB="0" distL="0" distR="0" wp14:anchorId="0894E857" wp14:editId="14574AC8">
             <wp:extent cx="5940425" cy="4445000"/>
             <wp:effectExtent l="0" t="0" r="3175" b="0"/>
-            <wp:docPr id="26" name="Рисунок 26"/>
+            <wp:docPr id="22" name="Рисунок 22"/>
             <wp:cNvGraphicFramePr>
               <a:graphicFrameLocks xmlns:a="http://schemas.openxmlformats.org/drawingml/2006/main" noChangeAspect="1"/>
             </wp:cNvGraphicFramePr>
@@ -1542,7 +1332,10 @@
     </w:p>
     <w:p>
       <w:r>
-        <w:t>Получение списка окон</w:t>
+        <w:t xml:space="preserve">Выполнение в созданном окне команды </w:t>
+      </w:r>
+      <w:r>
+        <w:t>watch /usr/bin/vmstat</w:t>
       </w:r>
     </w:p>
     <w:p/>
@@ -1554,19 +1347,20 @@
     <w:p>
       <w:r>
         <w:lastRenderedPageBreak/>
-        <w:t>10)</w:t>
+        <w:t>9)</w:t>
       </w:r>
     </w:p>
     <w:p>
       <w:r>
         <w:rPr>
           <w:noProof/>
+          <w:lang w:val="en-US"/>
         </w:rPr>
         <w:drawing>
-          <wp:inline distT="0" distB="0" distL="0" distR="0" wp14:anchorId="714C8A9B" wp14:editId="67631346">
+          <wp:inline distT="0" distB="0" distL="0" distR="0" wp14:anchorId="541CA4DE" wp14:editId="15B60886">
             <wp:extent cx="5940425" cy="4445000"/>
             <wp:effectExtent l="0" t="0" r="3175" b="0"/>
-            <wp:docPr id="28" name="Рисунок 28"/>
+            <wp:docPr id="26" name="Рисунок 26"/>
             <wp:cNvGraphicFramePr>
               <a:graphicFrameLocks xmlns:a="http://schemas.openxmlformats.org/drawingml/2006/main" noChangeAspect="1"/>
             </wp:cNvGraphicFramePr>
@@ -1601,15 +1395,31 @@
     </w:p>
     <w:p>
       <w:r>
+        <w:t>Получение списка окон</w:t>
+      </w:r>
+    </w:p>
+    <w:p/>
+    <w:p>
+      <w:r>
+        <w:br w:type="page"/>
+      </w:r>
+    </w:p>
+    <w:p>
+      <w:r>
+        <w:lastRenderedPageBreak/>
+        <w:t>10)</w:t>
+      </w:r>
+    </w:p>
+    <w:p>
+      <w:r>
         <w:rPr>
           <w:noProof/>
         </w:rPr>
-        <w:lastRenderedPageBreak/>
         <w:drawing>
-          <wp:inline distT="0" distB="0" distL="0" distR="0" wp14:anchorId="3E5DD1D0" wp14:editId="0FFE83D6">
+          <wp:inline distT="0" distB="0" distL="0" distR="0" wp14:anchorId="714C8A9B" wp14:editId="67631346">
             <wp:extent cx="5940425" cy="4445000"/>
             <wp:effectExtent l="0" t="0" r="3175" b="0"/>
-            <wp:docPr id="29" name="Рисунок 29"/>
+            <wp:docPr id="28" name="Рисунок 28"/>
             <wp:cNvGraphicFramePr>
               <a:graphicFrameLocks xmlns:a="http://schemas.openxmlformats.org/drawingml/2006/main" noChangeAspect="1"/>
             </wp:cNvGraphicFramePr>
@@ -1643,59 +1453,16 @@
       </w:r>
     </w:p>
     <w:p>
-      <w:proofErr w:type="spellStart"/>
-      <w:r>
-        <w:t>Переименовывание</w:t>
-      </w:r>
-      <w:proofErr w:type="spellEnd"/>
-      <w:r>
-        <w:t xml:space="preserve"> окна </w:t>
-      </w:r>
-    </w:p>
-    <w:p/>
-    <w:p>
-      <w:pPr>
-        <w:rPr>
-          <w:lang w:val="en-US"/>
-        </w:rPr>
-      </w:pPr>
-      <w:r>
-        <w:rPr>
-          <w:lang w:val="en-US"/>
-        </w:rPr>
-        <w:br w:type="page"/>
-      </w:r>
-    </w:p>
-    <w:p>
-      <w:pPr>
-        <w:rPr>
-          <w:lang w:val="en-US"/>
-        </w:rPr>
-      </w:pPr>
-      <w:r>
-        <w:rPr>
-          <w:lang w:val="en-US"/>
+      <w:r>
+        <w:rPr>
+          <w:noProof/>
         </w:rPr>
         <w:lastRenderedPageBreak/>
-        <w:t>11)</w:t>
-      </w:r>
-    </w:p>
-    <w:p>
-      <w:pPr>
-        <w:rPr>
-          <w:lang w:val="en-US"/>
-        </w:rPr>
-      </w:pPr>
-      <w:r>
-        <w:rPr>
-          <w:noProof/>
-          <w:lang w:val="en-US"/>
-        </w:rPr>
         <w:drawing>
-          <wp:inline distT="0" distB="0" distL="0" distR="0" wp14:anchorId="71F2DF70" wp14:editId="7D8755B0">
+          <wp:inline distT="0" distB="0" distL="0" distR="0" wp14:anchorId="3E5DD1D0" wp14:editId="0FFE83D6">
             <wp:extent cx="5940425" cy="4445000"/>
             <wp:effectExtent l="0" t="0" r="3175" b="0"/>
-            <wp:docPr id="30" name="Рисунок 30"/>
+            <wp:docPr id="29" name="Рисунок 29"/>
             <wp:cNvGraphicFramePr>
               <a:graphicFrameLocks xmlns:a="http://schemas.openxmlformats.org/drawingml/2006/main" noChangeAspect="1"/>
             </wp:cNvGraphicFramePr>
@@ -1729,28 +1496,11 @@
       </w:r>
     </w:p>
     <w:p>
-      <w:pPr>
-        <w:rPr>
-          <w:lang w:val="en-US"/>
-        </w:rPr>
-      </w:pPr>
-      <w:r>
-        <w:t xml:space="preserve">Переход в окно </w:t>
-      </w:r>
-      <w:r>
-        <w:rPr>
-          <w:lang w:val="en-US"/>
-        </w:rPr>
-        <w:t>top</w:t>
-      </w:r>
-    </w:p>
-    <w:p>
-      <w:pPr>
-        <w:rPr>
-          <w:lang w:val="en-US"/>
-        </w:rPr>
-      </w:pPr>
-    </w:p>
+      <w:r>
+        <w:t xml:space="preserve">Переименовывание окна </w:t>
+      </w:r>
+    </w:p>
+    <w:p/>
     <w:p>
       <w:pPr>
         <w:rPr>
@@ -1775,7 +1525,7 @@
           <w:lang w:val="en-US"/>
         </w:rPr>
         <w:lastRenderedPageBreak/>
-        <w:t>12)</w:t>
+        <w:t>11)</w:t>
       </w:r>
     </w:p>
     <w:p>
@@ -1790,10 +1540,10 @@
           <w:lang w:val="en-US"/>
         </w:rPr>
         <w:drawing>
-          <wp:inline distT="0" distB="0" distL="0" distR="0" wp14:anchorId="18E30AEF" wp14:editId="13C6FDE9">
+          <wp:inline distT="0" distB="0" distL="0" distR="0" wp14:anchorId="71F2DF70" wp14:editId="7D8755B0">
             <wp:extent cx="5940425" cy="4445000"/>
             <wp:effectExtent l="0" t="0" r="3175" b="0"/>
-            <wp:docPr id="31" name="Рисунок 31"/>
+            <wp:docPr id="30" name="Рисунок 30"/>
             <wp:cNvGraphicFramePr>
               <a:graphicFrameLocks xmlns:a="http://schemas.openxmlformats.org/drawingml/2006/main" noChangeAspect="1"/>
             </wp:cNvGraphicFramePr>
@@ -1833,7 +1583,7 @@
         </w:rPr>
       </w:pPr>
       <w:r>
-        <w:t xml:space="preserve">Отсоединение от сессии </w:t>
+        <w:t xml:space="preserve">Переход в окно </w:t>
       </w:r>
       <w:r>
         <w:rPr>
@@ -1873,7 +1623,7 @@
           <w:lang w:val="en-US"/>
         </w:rPr>
         <w:lastRenderedPageBreak/>
-        <w:t>13)</w:t>
+        <w:t>12)</w:t>
       </w:r>
     </w:p>
     <w:p>
@@ -1888,10 +1638,10 @@
           <w:lang w:val="en-US"/>
         </w:rPr>
         <w:drawing>
-          <wp:inline distT="0" distB="0" distL="0" distR="0" wp14:anchorId="4700970F" wp14:editId="140D7174">
+          <wp:inline distT="0" distB="0" distL="0" distR="0" wp14:anchorId="18E30AEF" wp14:editId="13C6FDE9">
             <wp:extent cx="5940425" cy="4445000"/>
             <wp:effectExtent l="0" t="0" r="3175" b="0"/>
-            <wp:docPr id="35" name="Рисунок 35"/>
+            <wp:docPr id="31" name="Рисунок 31"/>
             <wp:cNvGraphicFramePr>
               <a:graphicFrameLocks xmlns:a="http://schemas.openxmlformats.org/drawingml/2006/main" noChangeAspect="1"/>
             </wp:cNvGraphicFramePr>
@@ -1925,19 +1675,53 @@
       </w:r>
     </w:p>
     <w:p>
-      <w:r>
-        <w:t xml:space="preserve">Создание новой сессии с </w:t>
-      </w:r>
-      <w:r>
-        <w:t xml:space="preserve">командой </w:t>
-      </w:r>
-      <w:proofErr w:type="spellStart"/>
-      <w:r>
-        <w:t>vi</w:t>
-      </w:r>
-      <w:proofErr w:type="spellEnd"/>
-      <w:r>
-        <w:t xml:space="preserve"> report_part1.txt</w:t>
+      <w:pPr>
+        <w:rPr>
+          <w:lang w:val="en-US"/>
+        </w:rPr>
+      </w:pPr>
+      <w:r>
+        <w:t xml:space="preserve">Отсоединение от сессии </w:t>
+      </w:r>
+      <w:r>
+        <w:rPr>
+          <w:lang w:val="en-US"/>
+        </w:rPr>
+        <w:t>top</w:t>
+      </w:r>
+    </w:p>
+    <w:p>
+      <w:pPr>
+        <w:rPr>
+          <w:lang w:val="en-US"/>
+        </w:rPr>
+      </w:pPr>
+    </w:p>
+    <w:p>
+      <w:pPr>
+        <w:rPr>
+          <w:lang w:val="en-US"/>
+        </w:rPr>
+      </w:pPr>
+      <w:r>
+        <w:rPr>
+          <w:lang w:val="en-US"/>
+        </w:rPr>
+        <w:br w:type="page"/>
+      </w:r>
+    </w:p>
+    <w:p>
+      <w:pPr>
+        <w:rPr>
+          <w:lang w:val="en-US"/>
+        </w:rPr>
+      </w:pPr>
+      <w:r>
+        <w:rPr>
+          <w:lang w:val="en-US"/>
+        </w:rPr>
+        <w:lastRenderedPageBreak/>
+        <w:t>13)</w:t>
       </w:r>
     </w:p>
     <w:p>
@@ -1949,13 +1733,13 @@
       <w:r>
         <w:rPr>
           <w:noProof/>
-        </w:rPr>
-        <w:lastRenderedPageBreak/>
+          <w:lang w:val="en-US"/>
+        </w:rPr>
         <w:drawing>
-          <wp:inline distT="0" distB="0" distL="0" distR="0" wp14:anchorId="7A9A5B65" wp14:editId="45094921">
+          <wp:inline distT="0" distB="0" distL="0" distR="0" wp14:anchorId="4700970F" wp14:editId="140D7174">
             <wp:extent cx="5940425" cy="4445000"/>
             <wp:effectExtent l="0" t="0" r="3175" b="0"/>
-            <wp:docPr id="36" name="Рисунок 36"/>
+            <wp:docPr id="35" name="Рисунок 35"/>
             <wp:cNvGraphicFramePr>
               <a:graphicFrameLocks xmlns:a="http://schemas.openxmlformats.org/drawingml/2006/main" noChangeAspect="1"/>
             </wp:cNvGraphicFramePr>
@@ -1990,53 +1774,31 @@
     </w:p>
     <w:p>
       <w:r>
-        <w:t>Результат выполнения команды</w:t>
-      </w:r>
-    </w:p>
-    <w:p/>
-    <w:p>
-      <w:pPr>
-        <w:rPr>
-          <w:lang w:val="en-US"/>
-        </w:rPr>
-      </w:pPr>
-      <w:r>
-        <w:rPr>
-          <w:lang w:val="en-US"/>
-        </w:rPr>
-        <w:br w:type="page"/>
-      </w:r>
-    </w:p>
-    <w:p>
-      <w:pPr>
-        <w:rPr>
-          <w:lang w:val="en-US"/>
-        </w:rPr>
-      </w:pPr>
-      <w:r>
-        <w:rPr>
-          <w:lang w:val="en-US"/>
+        <w:t xml:space="preserve">Создание новой сессии с </w:t>
+      </w:r>
+      <w:r>
+        <w:t xml:space="preserve">командой </w:t>
+      </w:r>
+      <w:r>
+        <w:t>vi report_part1.txt</w:t>
+      </w:r>
+    </w:p>
+    <w:p>
+      <w:pPr>
+        <w:rPr>
+          <w:lang w:val="en-US"/>
+        </w:rPr>
+      </w:pPr>
+      <w:r>
+        <w:rPr>
+          <w:noProof/>
         </w:rPr>
         <w:lastRenderedPageBreak/>
-        <w:t xml:space="preserve">14) </w:t>
-      </w:r>
-    </w:p>
-    <w:p>
-      <w:pPr>
-        <w:rPr>
-          <w:lang w:val="en-US"/>
-        </w:rPr>
-      </w:pPr>
-      <w:r>
-        <w:rPr>
-          <w:noProof/>
-          <w:lang w:val="en-US"/>
-        </w:rPr>
         <w:drawing>
-          <wp:inline distT="0" distB="0" distL="0" distR="0" wp14:anchorId="7C4C5DB7" wp14:editId="0FB44608">
+          <wp:inline distT="0" distB="0" distL="0" distR="0" wp14:anchorId="7A9A5B65" wp14:editId="45094921">
             <wp:extent cx="5940425" cy="4445000"/>
             <wp:effectExtent l="0" t="0" r="3175" b="0"/>
-            <wp:docPr id="37" name="Рисунок 37"/>
+            <wp:docPr id="36" name="Рисунок 36"/>
             <wp:cNvGraphicFramePr>
               <a:graphicFrameLocks xmlns:a="http://schemas.openxmlformats.org/drawingml/2006/main" noChangeAspect="1"/>
             </wp:cNvGraphicFramePr>
@@ -2071,21 +1833,53 @@
     </w:p>
     <w:p>
       <w:r>
-        <w:t>Отсоединение от сессии</w:t>
+        <w:t>Результат выполнения команды</w:t>
       </w:r>
     </w:p>
     <w:p/>
     <w:p>
+      <w:pPr>
+        <w:rPr>
+          <w:lang w:val="en-US"/>
+        </w:rPr>
+      </w:pPr>
+      <w:r>
+        <w:rPr>
+          <w:lang w:val="en-US"/>
+        </w:rPr>
+        <w:br w:type="page"/>
+      </w:r>
+    </w:p>
+    <w:p>
+      <w:pPr>
+        <w:rPr>
+          <w:lang w:val="en-US"/>
+        </w:rPr>
+      </w:pPr>
+      <w:r>
+        <w:rPr>
+          <w:lang w:val="en-US"/>
+        </w:rPr>
+        <w:lastRenderedPageBreak/>
+        <w:t xml:space="preserve">14) </w:t>
+      </w:r>
+    </w:p>
+    <w:p>
+      <w:pPr>
+        <w:rPr>
+          <w:lang w:val="en-US"/>
+        </w:rPr>
+      </w:pPr>
       <w:r>
         <w:rPr>
           <w:noProof/>
-        </w:rPr>
-        <w:lastRenderedPageBreak/>
+          <w:lang w:val="en-US"/>
+        </w:rPr>
         <w:drawing>
-          <wp:inline distT="0" distB="0" distL="0" distR="0" wp14:anchorId="1706D92A" wp14:editId="503D7085">
+          <wp:inline distT="0" distB="0" distL="0" distR="0" wp14:anchorId="7C4C5DB7" wp14:editId="0FB44608">
             <wp:extent cx="5940425" cy="4445000"/>
             <wp:effectExtent l="0" t="0" r="3175" b="0"/>
-            <wp:docPr id="38" name="Рисунок 38"/>
+            <wp:docPr id="37" name="Рисунок 37"/>
             <wp:cNvGraphicFramePr>
               <a:graphicFrameLocks xmlns:a="http://schemas.openxmlformats.org/drawingml/2006/main" noChangeAspect="1"/>
             </wp:cNvGraphicFramePr>
@@ -2120,53 +1914,21 @@
     </w:p>
     <w:p>
       <w:r>
-        <w:t>Список сессий</w:t>
+        <w:t>Отсоединение от сессии</w:t>
       </w:r>
     </w:p>
     <w:p/>
     <w:p>
-      <w:pPr>
-        <w:rPr>
-          <w:lang w:val="en-US"/>
-        </w:rPr>
-      </w:pPr>
-      <w:r>
-        <w:rPr>
-          <w:lang w:val="en-US"/>
-        </w:rPr>
-        <w:br w:type="page"/>
-      </w:r>
-    </w:p>
-    <w:p>
-      <w:pPr>
-        <w:rPr>
-          <w:lang w:val="en-US"/>
-        </w:rPr>
-      </w:pPr>
-      <w:r>
-        <w:rPr>
-          <w:lang w:val="en-US"/>
+      <w:r>
+        <w:rPr>
+          <w:noProof/>
         </w:rPr>
         <w:lastRenderedPageBreak/>
-        <w:t>15)</w:t>
-      </w:r>
-    </w:p>
-    <w:p>
-      <w:pPr>
-        <w:rPr>
-          <w:lang w:val="en-US"/>
-        </w:rPr>
-      </w:pPr>
-      <w:r>
-        <w:rPr>
-          <w:noProof/>
-          <w:lang w:val="en-US"/>
-        </w:rPr>
         <w:drawing>
-          <wp:inline distT="0" distB="0" distL="0" distR="0" wp14:anchorId="489A81EC" wp14:editId="44EAE2B9">
+          <wp:inline distT="0" distB="0" distL="0" distR="0" wp14:anchorId="1706D92A" wp14:editId="503D7085">
             <wp:extent cx="5940425" cy="4445000"/>
             <wp:effectExtent l="0" t="0" r="3175" b="0"/>
-            <wp:docPr id="39" name="Рисунок 39"/>
+            <wp:docPr id="38" name="Рисунок 38"/>
             <wp:cNvGraphicFramePr>
               <a:graphicFrameLocks xmlns:a="http://schemas.openxmlformats.org/drawingml/2006/main" noChangeAspect="1"/>
             </wp:cNvGraphicFramePr>
@@ -2201,37 +1963,53 @@
     </w:p>
     <w:p>
       <w:r>
-        <w:t xml:space="preserve">Отключение от сервера при помощи команды </w:t>
-      </w:r>
-      <w:r>
-        <w:rPr>
-          <w:lang w:val="en-US"/>
-        </w:rPr>
-        <w:t>logout</w:t>
+        <w:t>Список сессий</w:t>
       </w:r>
     </w:p>
     <w:p/>
     <w:p>
-      <w:r>
+      <w:pPr>
+        <w:rPr>
+          <w:lang w:val="en-US"/>
+        </w:rPr>
+      </w:pPr>
+      <w:r>
+        <w:rPr>
+          <w:lang w:val="en-US"/>
+        </w:rPr>
         <w:br w:type="page"/>
       </w:r>
     </w:p>
     <w:p>
-      <w:r>
+      <w:pPr>
+        <w:rPr>
+          <w:lang w:val="en-US"/>
+        </w:rPr>
+      </w:pPr>
+      <w:r>
+        <w:rPr>
+          <w:lang w:val="en-US"/>
+        </w:rPr>
         <w:lastRenderedPageBreak/>
-        <w:t>16)</w:t>
-      </w:r>
-    </w:p>
-    <w:p>
+        <w:t>15)</w:t>
+      </w:r>
+    </w:p>
+    <w:p>
+      <w:pPr>
+        <w:rPr>
+          <w:lang w:val="en-US"/>
+        </w:rPr>
+      </w:pPr>
       <w:r>
         <w:rPr>
           <w:noProof/>
+          <w:lang w:val="en-US"/>
         </w:rPr>
         <w:drawing>
-          <wp:inline distT="0" distB="0" distL="0" distR="0" wp14:anchorId="5A38AE1F" wp14:editId="1860BA6B">
-            <wp:extent cx="5940425" cy="4212590"/>
+          <wp:inline distT="0" distB="0" distL="0" distR="0" wp14:anchorId="489A81EC" wp14:editId="44EAE2B9">
+            <wp:extent cx="5940425" cy="4445000"/>
             <wp:effectExtent l="0" t="0" r="3175" b="0"/>
-            <wp:docPr id="40" name="Рисунок 40"/>
+            <wp:docPr id="39" name="Рисунок 39"/>
             <wp:cNvGraphicFramePr>
               <a:graphicFrameLocks xmlns:a="http://schemas.openxmlformats.org/drawingml/2006/main" noChangeAspect="1"/>
             </wp:cNvGraphicFramePr>
@@ -2251,7 +2029,7 @@
                   <pic:spPr>
                     <a:xfrm>
                       <a:off x="0" y="0"/>
-                      <a:ext cx="5940425" cy="4212590"/>
+                      <a:ext cx="5940425" cy="4445000"/>
                     </a:xfrm>
                     <a:prstGeom prst="rect">
                       <a:avLst/>
@@ -2266,16 +2044,13 @@
     </w:p>
     <w:p>
       <w:r>
-        <w:t xml:space="preserve">Новое подключение к серверу и получение списка </w:t>
-      </w:r>
-      <w:r>
-        <w:rPr>
-          <w:lang w:val="en-US"/>
-        </w:rPr>
-        <w:t>screen</w:t>
-      </w:r>
-      <w:r>
-        <w:t xml:space="preserve"> </w:t>
+        <w:t xml:space="preserve">Отключение от сервера при помощи команды </w:t>
+      </w:r>
+      <w:r>
+        <w:rPr>
+          <w:lang w:val="en-US"/>
+        </w:rPr>
+        <w:t>logout</w:t>
       </w:r>
     </w:p>
     <w:p/>
@@ -2287,7 +2062,7 @@
     <w:p>
       <w:r>
         <w:lastRenderedPageBreak/>
-        <w:t>17)</w:t>
+        <w:t>16)</w:t>
       </w:r>
     </w:p>
     <w:p>
@@ -2296,10 +2071,10 @@
           <w:noProof/>
         </w:rPr>
         <w:drawing>
-          <wp:inline distT="0" distB="0" distL="0" distR="0" wp14:anchorId="2B29CC31" wp14:editId="39E987B1">
+          <wp:inline distT="0" distB="0" distL="0" distR="0" wp14:anchorId="5A38AE1F" wp14:editId="1860BA6B">
             <wp:extent cx="5940425" cy="4212590"/>
             <wp:effectExtent l="0" t="0" r="3175" b="0"/>
-            <wp:docPr id="41" name="Рисунок 41"/>
+            <wp:docPr id="40" name="Рисунок 40"/>
             <wp:cNvGraphicFramePr>
               <a:graphicFrameLocks xmlns:a="http://schemas.openxmlformats.org/drawingml/2006/main" noChangeAspect="1"/>
             </wp:cNvGraphicFramePr>
@@ -2333,13 +2108,29 @@
       </w:r>
     </w:p>
     <w:p>
-      <w:pPr>
-        <w:rPr>
-          <w:lang w:val="en-US"/>
-        </w:rPr>
-      </w:pPr>
-      <w:r>
-        <w:t>Подключение к сессии с редактором</w:t>
+      <w:r>
+        <w:t xml:space="preserve">Новое подключение к серверу и получение списка </w:t>
+      </w:r>
+      <w:r>
+        <w:rPr>
+          <w:lang w:val="en-US"/>
+        </w:rPr>
+        <w:t>screen</w:t>
+      </w:r>
+      <w:r>
+        <w:t xml:space="preserve"> </w:t>
+      </w:r>
+    </w:p>
+    <w:p/>
+    <w:p>
+      <w:r>
+        <w:br w:type="page"/>
+      </w:r>
+    </w:p>
+    <w:p>
+      <w:r>
+        <w:lastRenderedPageBreak/>
+        <w:t>17)</w:t>
       </w:r>
     </w:p>
     <w:p>
@@ -2348,10 +2139,10 @@
           <w:noProof/>
         </w:rPr>
         <w:drawing>
-          <wp:inline distT="0" distB="0" distL="0" distR="0" wp14:anchorId="7B621282" wp14:editId="698CE169">
-            <wp:extent cx="5686425" cy="4032469"/>
-            <wp:effectExtent l="0" t="0" r="0" b="6350"/>
-            <wp:docPr id="42" name="Рисунок 42"/>
+          <wp:inline distT="0" distB="0" distL="0" distR="0" wp14:anchorId="2B29CC31" wp14:editId="39E987B1">
+            <wp:extent cx="5940425" cy="4212590"/>
+            <wp:effectExtent l="0" t="0" r="3175" b="0"/>
+            <wp:docPr id="41" name="Рисунок 41"/>
             <wp:cNvGraphicFramePr>
               <a:graphicFrameLocks xmlns:a="http://schemas.openxmlformats.org/drawingml/2006/main" noChangeAspect="1"/>
             </wp:cNvGraphicFramePr>
@@ -2371,7 +2162,7 @@
                   <pic:spPr>
                     <a:xfrm>
                       <a:off x="0" y="0"/>
-                      <a:ext cx="5689061" cy="4034338"/>
+                      <a:ext cx="5940425" cy="4212590"/>
                     </a:xfrm>
                     <a:prstGeom prst="rect">
                       <a:avLst/>
@@ -2385,46 +2176,25 @@
       </w:r>
     </w:p>
     <w:p>
-      <w:r>
-        <w:t>Успешное завершение части 1 модуля 1</w:t>
-      </w:r>
-      <w:r>
-        <w:rPr>
-          <w:lang w:val="en-US"/>
-        </w:rPr>
-        <w:br w:type="page"/>
-      </w:r>
-    </w:p>
-    <w:p>
-      <w:pPr>
-        <w:rPr>
-          <w:lang w:val="en-US"/>
-        </w:rPr>
-      </w:pPr>
-      <w:r>
-        <w:rPr>
-          <w:lang w:val="en-US"/>
-        </w:rPr>
-        <w:lastRenderedPageBreak/>
-        <w:t>18)</w:t>
-      </w:r>
-    </w:p>
-    <w:p>
-      <w:pPr>
-        <w:rPr>
-          <w:lang w:val="en-US"/>
-        </w:rPr>
-      </w:pPr>
+      <w:pPr>
+        <w:rPr>
+          <w:lang w:val="en-US"/>
+        </w:rPr>
+      </w:pPr>
+      <w:r>
+        <w:t>Подключение к сессии с редактором</w:t>
+      </w:r>
+    </w:p>
+    <w:p>
       <w:r>
         <w:rPr>
           <w:noProof/>
-          <w:lang w:val="en-US"/>
         </w:rPr>
         <w:drawing>
-          <wp:inline distT="0" distB="0" distL="0" distR="0" wp14:anchorId="0D0021C6" wp14:editId="2614D016">
-            <wp:extent cx="5940425" cy="4212590"/>
-            <wp:effectExtent l="0" t="0" r="3175" b="0"/>
-            <wp:docPr id="43" name="Рисунок 43"/>
+          <wp:inline distT="0" distB="0" distL="0" distR="0" wp14:anchorId="7B621282" wp14:editId="698CE169">
+            <wp:extent cx="5686425" cy="4032469"/>
+            <wp:effectExtent l="0" t="0" r="0" b="6350"/>
+            <wp:docPr id="42" name="Рисунок 42"/>
             <wp:cNvGraphicFramePr>
               <a:graphicFrameLocks xmlns:a="http://schemas.openxmlformats.org/drawingml/2006/main" noChangeAspect="1"/>
             </wp:cNvGraphicFramePr>
@@ -2444,7 +2214,7 @@
                   <pic:spPr>
                     <a:xfrm>
                       <a:off x="0" y="0"/>
-                      <a:ext cx="5940425" cy="4212590"/>
+                      <a:ext cx="5689061" cy="4034338"/>
                     </a:xfrm>
                     <a:prstGeom prst="rect">
                       <a:avLst/>
@@ -2458,19 +2228,28 @@
       </w:r>
     </w:p>
     <w:p>
-      <w:pPr>
-        <w:rPr>
-          <w:lang w:val="en-US"/>
-        </w:rPr>
-      </w:pPr>
-      <w:r>
-        <w:t xml:space="preserve">Завершение открытых сессий </w:t>
-      </w:r>
-      <w:r>
-        <w:rPr>
-          <w:lang w:val="en-US"/>
-        </w:rPr>
-        <w:t xml:space="preserve">screen </w:t>
+      <w:r>
+        <w:t>Успешное завершение части 1 модуля 1</w:t>
+      </w:r>
+      <w:r>
+        <w:rPr>
+          <w:lang w:val="en-US"/>
+        </w:rPr>
+        <w:br w:type="page"/>
+      </w:r>
+    </w:p>
+    <w:p>
+      <w:pPr>
+        <w:rPr>
+          <w:lang w:val="en-US"/>
+        </w:rPr>
+      </w:pPr>
+      <w:r>
+        <w:rPr>
+          <w:lang w:val="en-US"/>
+        </w:rPr>
+        <w:lastRenderedPageBreak/>
+        <w:t>18)</w:t>
       </w:r>
     </w:p>
     <w:p>
@@ -2485,10 +2264,10 @@
           <w:lang w:val="en-US"/>
         </w:rPr>
         <w:drawing>
-          <wp:inline distT="0" distB="0" distL="0" distR="0" wp14:anchorId="3289DFF8" wp14:editId="6AB814AD">
-            <wp:extent cx="5627911" cy="3990975"/>
-            <wp:effectExtent l="0" t="0" r="0" b="0"/>
-            <wp:docPr id="44" name="Рисунок 44"/>
+          <wp:inline distT="0" distB="0" distL="0" distR="0" wp14:anchorId="0D0021C6" wp14:editId="2614D016">
+            <wp:extent cx="5940425" cy="4212590"/>
+            <wp:effectExtent l="0" t="0" r="3175" b="0"/>
+            <wp:docPr id="43" name="Рисунок 43"/>
             <wp:cNvGraphicFramePr>
               <a:graphicFrameLocks xmlns:a="http://schemas.openxmlformats.org/drawingml/2006/main" noChangeAspect="1"/>
             </wp:cNvGraphicFramePr>
@@ -2508,6 +2287,70 @@
                   <pic:spPr>
                     <a:xfrm>
                       <a:off x="0" y="0"/>
+                      <a:ext cx="5940425" cy="4212590"/>
+                    </a:xfrm>
+                    <a:prstGeom prst="rect">
+                      <a:avLst/>
+                    </a:prstGeom>
+                  </pic:spPr>
+                </pic:pic>
+              </a:graphicData>
+            </a:graphic>
+          </wp:inline>
+        </w:drawing>
+      </w:r>
+    </w:p>
+    <w:p>
+      <w:pPr>
+        <w:rPr>
+          <w:lang w:val="en-US"/>
+        </w:rPr>
+      </w:pPr>
+      <w:r>
+        <w:t xml:space="preserve">Завершение открытых сессий </w:t>
+      </w:r>
+      <w:r>
+        <w:rPr>
+          <w:lang w:val="en-US"/>
+        </w:rPr>
+        <w:t xml:space="preserve">screen </w:t>
+      </w:r>
+    </w:p>
+    <w:p>
+      <w:pPr>
+        <w:rPr>
+          <w:lang w:val="en-US"/>
+        </w:rPr>
+      </w:pPr>
+      <w:r>
+        <w:rPr>
+          <w:noProof/>
+          <w:lang w:val="en-US"/>
+        </w:rPr>
+        <w:drawing>
+          <wp:inline distT="0" distB="0" distL="0" distR="0" wp14:anchorId="3289DFF8" wp14:editId="6AB814AD">
+            <wp:extent cx="5627911" cy="3990975"/>
+            <wp:effectExtent l="0" t="0" r="0" b="0"/>
+            <wp:docPr id="44" name="Рисунок 44"/>
+            <wp:cNvGraphicFramePr>
+              <a:graphicFrameLocks xmlns:a="http://schemas.openxmlformats.org/drawingml/2006/main" noChangeAspect="1"/>
+            </wp:cNvGraphicFramePr>
+            <a:graphic xmlns:a="http://schemas.openxmlformats.org/drawingml/2006/main">
+              <a:graphicData uri="http://schemas.openxmlformats.org/drawingml/2006/picture">
+                <pic:pic xmlns:pic="http://schemas.openxmlformats.org/drawingml/2006/picture">
+                  <pic:nvPicPr>
+                    <pic:cNvPr id="1" name=""/>
+                    <pic:cNvPicPr/>
+                  </pic:nvPicPr>
+                  <pic:blipFill>
+                    <a:blip r:embed="rId34"/>
+                    <a:stretch>
+                      <a:fillRect/>
+                    </a:stretch>
+                  </pic:blipFill>
+                  <pic:spPr>
+                    <a:xfrm>
+                      <a:off x="0" y="0"/>
                       <a:ext cx="5630187" cy="3992589"/>
                     </a:xfrm>
                     <a:prstGeom prst="rect">
@@ -2522,11 +2365,6 @@
       </w:r>
     </w:p>
     <w:p>
-      <w:pPr>
-        <w:rPr>
-          <w:lang w:val="en-US"/>
-        </w:rPr>
-      </w:pPr>
       <w:r>
         <w:t xml:space="preserve">Проверка закрытия сессий </w:t>
       </w:r>
@@ -2536,6 +2374,3344 @@
         </w:rPr>
         <w:t>screen</w:t>
       </w:r>
+    </w:p>
+    <w:p>
+      <w:r>
+        <w:lastRenderedPageBreak/>
+        <w:t>Раздел 2</w:t>
+      </w:r>
+    </w:p>
+    <w:p>
+      <w:pPr>
+        <w:numPr>
+          <w:ilvl w:val="0"/>
+          <w:numId w:val="2"/>
+        </w:numPr>
+      </w:pPr>
+      <w:r>
+        <w:t>Запустите новую сессию с именем "`whoami`_part2". Все команды и результаты сохраняйте в файле $USER_part.log, проследите за тем, чтобы он не содержал esc-последовательности форматирования и расцветки.</w:t>
+      </w:r>
+    </w:p>
+    <w:p>
+      <w:pPr>
+        <w:numPr>
+          <w:ilvl w:val="0"/>
+          <w:numId w:val="2"/>
+        </w:numPr>
+      </w:pPr>
+      <w:r>
+        <w:t>С помощью механизма дополнения имен команд выведите все команды, которые начинаются на «ls».</w:t>
+      </w:r>
+    </w:p>
+    <w:p>
+      <w:pPr>
+        <w:numPr>
+          <w:ilvl w:val="0"/>
+          <w:numId w:val="2"/>
+        </w:numPr>
+      </w:pPr>
+      <w:r>
+        <w:t>С помощью механизма дополнения имен переменных выведите все переменные, которые начинаются с «HIST».</w:t>
+      </w:r>
+    </w:p>
+    <w:p>
+      <w:pPr>
+        <w:numPr>
+          <w:ilvl w:val="0"/>
+          <w:numId w:val="2"/>
+        </w:numPr>
+      </w:pPr>
+      <w:r>
+        <w:t>Узнайте, сколько команд может храниться в файле истории.</w:t>
+      </w:r>
+    </w:p>
+    <w:p>
+      <w:pPr>
+        <w:numPr>
+          <w:ilvl w:val="0"/>
+          <w:numId w:val="2"/>
+        </w:numPr>
+      </w:pPr>
+      <w:r>
+        <w:t>Выведите имена файлов и каталогов из домашнего каталога, которые начинаются с «.».</w:t>
+      </w:r>
+    </w:p>
+    <w:p>
+      <w:pPr>
+        <w:numPr>
+          <w:ilvl w:val="0"/>
+          <w:numId w:val="2"/>
+        </w:numPr>
+      </w:pPr>
+      <w:r>
+        <w:t>Настройте вывод даты выполнения команд, хранящихся в истории.</w:t>
+      </w:r>
+    </w:p>
+    <w:p>
+      <w:pPr>
+        <w:numPr>
+          <w:ilvl w:val="0"/>
+          <w:numId w:val="2"/>
+        </w:numPr>
+      </w:pPr>
+      <w:r>
+        <w:t>Настройте автоматическое сохранение набираемых команд в файле истории:</w:t>
+      </w:r>
+    </w:p>
+    <w:p>
+      <w:pPr>
+        <w:numPr>
+          <w:ilvl w:val="1"/>
+          <w:numId w:val="3"/>
+        </w:numPr>
+      </w:pPr>
+      <w:r>
+        <w:t>введите любую команду, например, команду date;</w:t>
+      </w:r>
+    </w:p>
+    <w:p>
+      <w:pPr>
+        <w:numPr>
+          <w:ilvl w:val="1"/>
+          <w:numId w:val="3"/>
+        </w:numPr>
+      </w:pPr>
+      <w:r>
+        <w:t>проверьте, есть ли эта команда в кэше и файле истории команд;</w:t>
+      </w:r>
+    </w:p>
+    <w:p>
+      <w:pPr>
+        <w:numPr>
+          <w:ilvl w:val="1"/>
+          <w:numId w:val="3"/>
+        </w:numPr>
+      </w:pPr>
+      <w:r>
+        <w:t xml:space="preserve">определить переменную PROMPT_COMMAND так, чтобы кэш истории сохранялся в </w:t>
+      </w:r>
+      <w:r>
+        <w:tab/>
+        <w:t>файле истории;</w:t>
+      </w:r>
+    </w:p>
+    <w:p>
+      <w:pPr>
+        <w:numPr>
+          <w:ilvl w:val="1"/>
+          <w:numId w:val="3"/>
+        </w:numPr>
+      </w:pPr>
+      <w:r>
+        <w:t>ввести любую команду и проверить, появилась ли эта команда в кэше и</w:t>
+      </w:r>
+      <w:r>
+        <w:t xml:space="preserve"> </w:t>
+      </w:r>
+      <w:r>
+        <w:t>файле истории.</w:t>
+      </w:r>
+    </w:p>
+    <w:p>
+      <w:pPr>
+        <w:numPr>
+          <w:ilvl w:val="0"/>
+          <w:numId w:val="4"/>
+        </w:numPr>
+      </w:pPr>
+      <w:r>
+        <w:t>Создайте переменную DATE, в которую запишите текущую дату. Проверьте содержимое переменной.</w:t>
+      </w:r>
+    </w:p>
+    <w:p>
+      <w:pPr>
+        <w:numPr>
+          <w:ilvl w:val="0"/>
+          <w:numId w:val="5"/>
+        </w:numPr>
+      </w:pPr>
+      <w:r>
+        <w:t>Создайте переменную TIME, в которую запишите текущее время. Проверьте содержимое переменной.</w:t>
+      </w:r>
+    </w:p>
+    <w:p>
+      <w:pPr>
+        <w:numPr>
+          <w:ilvl w:val="0"/>
+          <w:numId w:val="6"/>
+        </w:numPr>
+      </w:pPr>
+      <w:r>
+        <w:t>Создайте переменную DATE_TIME в которую поместите значения из переменных DATE и TIME, разделенных пробелом. Проверьте содержимое переменной.</w:t>
+      </w:r>
+    </w:p>
+    <w:p>
+      <w:pPr>
+        <w:numPr>
+          <w:ilvl w:val="0"/>
+          <w:numId w:val="7"/>
+        </w:numPr>
+      </w:pPr>
+      <w:r>
+        <w:t>Выведите имена файлов, содержащие хотя бы одну цифру, из каталогов /bin и /sbin.</w:t>
+      </w:r>
+    </w:p>
+    <w:p>
+      <w:pPr>
+        <w:numPr>
+          <w:ilvl w:val="0"/>
+          <w:numId w:val="8"/>
+        </w:numPr>
+      </w:pPr>
+      <w:r>
+        <w:t>Измените приглашение так, чтобы выводились имя хоста, имя пользователя и время: имя_пользователя@имя_хоста-HH:MM&gt;  (Используйте переменные bash и команду date)</w:t>
+      </w:r>
+    </w:p>
+    <w:p>
+      <w:pPr>
+        <w:numPr>
+          <w:ilvl w:val="0"/>
+          <w:numId w:val="9"/>
+        </w:numPr>
+      </w:pPr>
+      <w:r>
+        <w:t>Сделайте так, чтобы в запускаемом интерпретаторе bash выводилось приглашение, установленное в родительском интерпретаторе bash.</w:t>
+      </w:r>
+    </w:p>
+    <w:p>
+      <w:pPr>
+        <w:numPr>
+          <w:ilvl w:val="0"/>
+          <w:numId w:val="10"/>
+        </w:numPr>
+      </w:pPr>
+      <w:r>
+        <w:t>Одной командной строкой создайте в домашнем каталоге подкаталоги для каждого месяца текущего года вида YYYY-MM(год реализуйте с помощью команды date и командной подстановки).</w:t>
+      </w:r>
+    </w:p>
+    <w:p>
+      <w:r>
+        <w:br w:type="page"/>
+      </w:r>
+    </w:p>
+    <w:p>
+      <w:r>
+        <w:lastRenderedPageBreak/>
+        <w:t>1)</w:t>
+      </w:r>
+    </w:p>
+    <w:p>
+      <w:pPr>
+        <w:rPr>
+          <w:lang w:val="en-US"/>
+        </w:rPr>
+      </w:pPr>
+      <w:r>
+        <w:rPr>
+          <w:lang w:val="en-US"/>
+        </w:rPr>
+        <w:drawing>
+          <wp:inline distT="0" distB="0" distL="0" distR="0" wp14:anchorId="0F39983F" wp14:editId="4639A3AF">
+            <wp:extent cx="5940425" cy="4457065"/>
+            <wp:effectExtent l="0" t="0" r="3175" b="635"/>
+            <wp:docPr id="9" name="Рисунок 9"/>
+            <wp:cNvGraphicFramePr>
+              <a:graphicFrameLocks xmlns:a="http://schemas.openxmlformats.org/drawingml/2006/main" noChangeAspect="1"/>
+            </wp:cNvGraphicFramePr>
+            <a:graphic xmlns:a="http://schemas.openxmlformats.org/drawingml/2006/main">
+              <a:graphicData uri="http://schemas.openxmlformats.org/drawingml/2006/picture">
+                <pic:pic xmlns:pic="http://schemas.openxmlformats.org/drawingml/2006/picture">
+                  <pic:nvPicPr>
+                    <pic:cNvPr id="1" name=""/>
+                    <pic:cNvPicPr/>
+                  </pic:nvPicPr>
+                  <pic:blipFill>
+                    <a:blip r:embed="rId35"/>
+                    <a:stretch>
+                      <a:fillRect/>
+                    </a:stretch>
+                  </pic:blipFill>
+                  <pic:spPr>
+                    <a:xfrm>
+                      <a:off x="0" y="0"/>
+                      <a:ext cx="5940425" cy="4457065"/>
+                    </a:xfrm>
+                    <a:prstGeom prst="rect">
+                      <a:avLst/>
+                    </a:prstGeom>
+                  </pic:spPr>
+                </pic:pic>
+              </a:graphicData>
+            </a:graphic>
+          </wp:inline>
+        </w:drawing>
+      </w:r>
+    </w:p>
+    <w:p>
+      <w:r>
+        <w:t xml:space="preserve">Создание сессии </w:t>
+      </w:r>
+      <w:r>
+        <w:t>"`whoami`_part2"</w:t>
+      </w:r>
+    </w:p>
+    <w:p/>
+    <w:p>
+      <w:pPr>
+        <w:rPr>
+          <w:lang w:val="en-US"/>
+        </w:rPr>
+      </w:pPr>
+      <w:r>
+        <w:rPr>
+          <w:lang w:val="en-US"/>
+        </w:rPr>
+        <w:lastRenderedPageBreak/>
+        <w:drawing>
+          <wp:inline distT="0" distB="0" distL="0" distR="0" wp14:anchorId="24DA24A5" wp14:editId="41288A99">
+            <wp:extent cx="5940425" cy="4457065"/>
+            <wp:effectExtent l="0" t="0" r="3175" b="635"/>
+            <wp:docPr id="10" name="Рисунок 10"/>
+            <wp:cNvGraphicFramePr>
+              <a:graphicFrameLocks xmlns:a="http://schemas.openxmlformats.org/drawingml/2006/main" noChangeAspect="1"/>
+            </wp:cNvGraphicFramePr>
+            <a:graphic xmlns:a="http://schemas.openxmlformats.org/drawingml/2006/main">
+              <a:graphicData uri="http://schemas.openxmlformats.org/drawingml/2006/picture">
+                <pic:pic xmlns:pic="http://schemas.openxmlformats.org/drawingml/2006/picture">
+                  <pic:nvPicPr>
+                    <pic:cNvPr id="1" name=""/>
+                    <pic:cNvPicPr/>
+                  </pic:nvPicPr>
+                  <pic:blipFill>
+                    <a:blip r:embed="rId36"/>
+                    <a:stretch>
+                      <a:fillRect/>
+                    </a:stretch>
+                  </pic:blipFill>
+                  <pic:spPr>
+                    <a:xfrm>
+                      <a:off x="0" y="0"/>
+                      <a:ext cx="5940425" cy="4457065"/>
+                    </a:xfrm>
+                    <a:prstGeom prst="rect">
+                      <a:avLst/>
+                    </a:prstGeom>
+                  </pic:spPr>
+                </pic:pic>
+              </a:graphicData>
+            </a:graphic>
+          </wp:inline>
+        </w:drawing>
+      </w:r>
+    </w:p>
+    <w:p>
+      <w:r>
+        <w:t>Список созданных сессий</w:t>
+      </w:r>
+    </w:p>
+    <w:p/>
+    <w:p>
+      <w:pPr>
+        <w:rPr>
+          <w:lang w:val="en-US"/>
+        </w:rPr>
+      </w:pPr>
+      <w:r>
+        <w:rPr>
+          <w:lang w:val="en-US"/>
+        </w:rPr>
+        <w:lastRenderedPageBreak/>
+        <w:drawing>
+          <wp:inline distT="0" distB="0" distL="0" distR="0" wp14:anchorId="5A9645C5" wp14:editId="08D4C52D">
+            <wp:extent cx="5940425" cy="4457065"/>
+            <wp:effectExtent l="0" t="0" r="3175" b="635"/>
+            <wp:docPr id="11" name="Рисунок 11"/>
+            <wp:cNvGraphicFramePr>
+              <a:graphicFrameLocks xmlns:a="http://schemas.openxmlformats.org/drawingml/2006/main" noChangeAspect="1"/>
+            </wp:cNvGraphicFramePr>
+            <a:graphic xmlns:a="http://schemas.openxmlformats.org/drawingml/2006/main">
+              <a:graphicData uri="http://schemas.openxmlformats.org/drawingml/2006/picture">
+                <pic:pic xmlns:pic="http://schemas.openxmlformats.org/drawingml/2006/picture">
+                  <pic:nvPicPr>
+                    <pic:cNvPr id="1" name=""/>
+                    <pic:cNvPicPr/>
+                  </pic:nvPicPr>
+                  <pic:blipFill>
+                    <a:blip r:embed="rId37"/>
+                    <a:stretch>
+                      <a:fillRect/>
+                    </a:stretch>
+                  </pic:blipFill>
+                  <pic:spPr>
+                    <a:xfrm>
+                      <a:off x="0" y="0"/>
+                      <a:ext cx="5940425" cy="4457065"/>
+                    </a:xfrm>
+                    <a:prstGeom prst="rect">
+                      <a:avLst/>
+                    </a:prstGeom>
+                  </pic:spPr>
+                </pic:pic>
+              </a:graphicData>
+            </a:graphic>
+          </wp:inline>
+        </w:drawing>
+      </w:r>
+    </w:p>
+    <w:p>
+      <w:r>
+        <w:t xml:space="preserve">Отключение </w:t>
+      </w:r>
+      <w:r>
+        <w:t>esc-последовательности форматирования и расцветки</w:t>
+      </w:r>
+    </w:p>
+    <w:p/>
+    <w:p>
+      <w:r>
+        <w:lastRenderedPageBreak/>
+        <w:drawing>
+          <wp:inline distT="0" distB="0" distL="0" distR="0" wp14:anchorId="3302BF71" wp14:editId="38D02214">
+            <wp:extent cx="5940425" cy="4457065"/>
+            <wp:effectExtent l="0" t="0" r="3175" b="635"/>
+            <wp:docPr id="12" name="Рисунок 12"/>
+            <wp:cNvGraphicFramePr>
+              <a:graphicFrameLocks xmlns:a="http://schemas.openxmlformats.org/drawingml/2006/main" noChangeAspect="1"/>
+            </wp:cNvGraphicFramePr>
+            <a:graphic xmlns:a="http://schemas.openxmlformats.org/drawingml/2006/main">
+              <a:graphicData uri="http://schemas.openxmlformats.org/drawingml/2006/picture">
+                <pic:pic xmlns:pic="http://schemas.openxmlformats.org/drawingml/2006/picture">
+                  <pic:nvPicPr>
+                    <pic:cNvPr id="1" name=""/>
+                    <pic:cNvPicPr/>
+                  </pic:nvPicPr>
+                  <pic:blipFill>
+                    <a:blip r:embed="rId38"/>
+                    <a:stretch>
+                      <a:fillRect/>
+                    </a:stretch>
+                  </pic:blipFill>
+                  <pic:spPr>
+                    <a:xfrm>
+                      <a:off x="0" y="0"/>
+                      <a:ext cx="5940425" cy="4457065"/>
+                    </a:xfrm>
+                    <a:prstGeom prst="rect">
+                      <a:avLst/>
+                    </a:prstGeom>
+                  </pic:spPr>
+                </pic:pic>
+              </a:graphicData>
+            </a:graphic>
+          </wp:inline>
+        </w:drawing>
+      </w:r>
+    </w:p>
+    <w:p>
+      <w:r>
+        <w:t>Запись вводимых команд в лог файл</w:t>
+      </w:r>
+    </w:p>
+    <w:p/>
+    <w:p>
+      <w:r>
+        <w:t>2)</w:t>
+      </w:r>
+    </w:p>
+    <w:p>
+      <w:pPr>
+        <w:rPr>
+          <w:lang w:val="en-US"/>
+        </w:rPr>
+      </w:pPr>
+      <w:r>
+        <w:rPr>
+          <w:lang w:val="en-US"/>
+        </w:rPr>
+        <w:lastRenderedPageBreak/>
+        <w:drawing>
+          <wp:inline distT="0" distB="0" distL="0" distR="0" wp14:anchorId="2F3664E5" wp14:editId="5D637D35">
+            <wp:extent cx="5940425" cy="4457065"/>
+            <wp:effectExtent l="0" t="0" r="3175" b="635"/>
+            <wp:docPr id="14" name="Рисунок 14"/>
+            <wp:cNvGraphicFramePr>
+              <a:graphicFrameLocks xmlns:a="http://schemas.openxmlformats.org/drawingml/2006/main" noChangeAspect="1"/>
+            </wp:cNvGraphicFramePr>
+            <a:graphic xmlns:a="http://schemas.openxmlformats.org/drawingml/2006/main">
+              <a:graphicData uri="http://schemas.openxmlformats.org/drawingml/2006/picture">
+                <pic:pic xmlns:pic="http://schemas.openxmlformats.org/drawingml/2006/picture">
+                  <pic:nvPicPr>
+                    <pic:cNvPr id="1" name=""/>
+                    <pic:cNvPicPr/>
+                  </pic:nvPicPr>
+                  <pic:blipFill>
+                    <a:blip r:embed="rId39"/>
+                    <a:stretch>
+                      <a:fillRect/>
+                    </a:stretch>
+                  </pic:blipFill>
+                  <pic:spPr>
+                    <a:xfrm>
+                      <a:off x="0" y="0"/>
+                      <a:ext cx="5940425" cy="4457065"/>
+                    </a:xfrm>
+                    <a:prstGeom prst="rect">
+                      <a:avLst/>
+                    </a:prstGeom>
+                  </pic:spPr>
+                </pic:pic>
+              </a:graphicData>
+            </a:graphic>
+          </wp:inline>
+        </w:drawing>
+      </w:r>
+    </w:p>
+    <w:p>
+      <w:pPr>
+        <w:rPr>
+          <w:lang w:val="en-US"/>
+        </w:rPr>
+      </w:pPr>
+      <w:r>
+        <w:t xml:space="preserve">Все команды начинающиеся с </w:t>
+      </w:r>
+      <w:r>
+        <w:rPr>
+          <w:lang w:val="en-US"/>
+        </w:rPr>
+        <w:t>ls</w:t>
+      </w:r>
+    </w:p>
+    <w:p>
+      <w:pPr>
+        <w:rPr>
+          <w:lang w:val="en-US"/>
+        </w:rPr>
+      </w:pPr>
+    </w:p>
+    <w:p>
+      <w:pPr>
+        <w:rPr>
+          <w:lang w:val="en-US"/>
+        </w:rPr>
+      </w:pPr>
+      <w:r>
+        <w:rPr>
+          <w:lang w:val="en-US"/>
+        </w:rPr>
+        <w:t>3)</w:t>
+      </w:r>
+    </w:p>
+    <w:p>
+      <w:pPr>
+        <w:rPr>
+          <w:lang w:val="en-US"/>
+        </w:rPr>
+      </w:pPr>
+      <w:r>
+        <w:rPr>
+          <w:lang w:val="en-US"/>
+        </w:rPr>
+        <w:lastRenderedPageBreak/>
+        <w:drawing>
+          <wp:inline distT="0" distB="0" distL="0" distR="0" wp14:anchorId="788C4F15" wp14:editId="7CA25D0A">
+            <wp:extent cx="5940425" cy="4457065"/>
+            <wp:effectExtent l="0" t="0" r="3175" b="635"/>
+            <wp:docPr id="19" name="Рисунок 19"/>
+            <wp:cNvGraphicFramePr>
+              <a:graphicFrameLocks xmlns:a="http://schemas.openxmlformats.org/drawingml/2006/main" noChangeAspect="1"/>
+            </wp:cNvGraphicFramePr>
+            <a:graphic xmlns:a="http://schemas.openxmlformats.org/drawingml/2006/main">
+              <a:graphicData uri="http://schemas.openxmlformats.org/drawingml/2006/picture">
+                <pic:pic xmlns:pic="http://schemas.openxmlformats.org/drawingml/2006/picture">
+                  <pic:nvPicPr>
+                    <pic:cNvPr id="1" name=""/>
+                    <pic:cNvPicPr/>
+                  </pic:nvPicPr>
+                  <pic:blipFill>
+                    <a:blip r:embed="rId40"/>
+                    <a:stretch>
+                      <a:fillRect/>
+                    </a:stretch>
+                  </pic:blipFill>
+                  <pic:spPr>
+                    <a:xfrm>
+                      <a:off x="0" y="0"/>
+                      <a:ext cx="5940425" cy="4457065"/>
+                    </a:xfrm>
+                    <a:prstGeom prst="rect">
+                      <a:avLst/>
+                    </a:prstGeom>
+                  </pic:spPr>
+                </pic:pic>
+              </a:graphicData>
+            </a:graphic>
+          </wp:inline>
+        </w:drawing>
+      </w:r>
+    </w:p>
+    <w:p>
+      <w:pPr>
+        <w:rPr>
+          <w:lang w:val="en-US"/>
+        </w:rPr>
+      </w:pPr>
+      <w:r>
+        <w:t xml:space="preserve">Все переменные которые начинаются с </w:t>
+      </w:r>
+      <w:r>
+        <w:rPr>
+          <w:lang w:val="en-US"/>
+        </w:rPr>
+        <w:t>HIST</w:t>
+      </w:r>
+    </w:p>
+    <w:p>
+      <w:pPr>
+        <w:rPr>
+          <w:lang w:val="en-US"/>
+        </w:rPr>
+      </w:pPr>
+    </w:p>
+    <w:p>
+      <w:pPr>
+        <w:rPr>
+          <w:lang w:val="en-US"/>
+        </w:rPr>
+      </w:pPr>
+      <w:r>
+        <w:t>4)</w:t>
+      </w:r>
+    </w:p>
+    <w:p>
+      <w:pPr>
+        <w:rPr>
+          <w:lang w:val="en-US"/>
+        </w:rPr>
+      </w:pPr>
+      <w:r>
+        <w:rPr>
+          <w:lang w:val="en-US"/>
+        </w:rPr>
+        <w:lastRenderedPageBreak/>
+        <w:drawing>
+          <wp:inline distT="0" distB="0" distL="0" distR="0" wp14:anchorId="0D5E0317" wp14:editId="2B4F69AE">
+            <wp:extent cx="5940425" cy="4457065"/>
+            <wp:effectExtent l="0" t="0" r="3175" b="635"/>
+            <wp:docPr id="20" name="Рисунок 20"/>
+            <wp:cNvGraphicFramePr>
+              <a:graphicFrameLocks xmlns:a="http://schemas.openxmlformats.org/drawingml/2006/main" noChangeAspect="1"/>
+            </wp:cNvGraphicFramePr>
+            <a:graphic xmlns:a="http://schemas.openxmlformats.org/drawingml/2006/main">
+              <a:graphicData uri="http://schemas.openxmlformats.org/drawingml/2006/picture">
+                <pic:pic xmlns:pic="http://schemas.openxmlformats.org/drawingml/2006/picture">
+                  <pic:nvPicPr>
+                    <pic:cNvPr id="1" name=""/>
+                    <pic:cNvPicPr/>
+                  </pic:nvPicPr>
+                  <pic:blipFill>
+                    <a:blip r:embed="rId41"/>
+                    <a:stretch>
+                      <a:fillRect/>
+                    </a:stretch>
+                  </pic:blipFill>
+                  <pic:spPr>
+                    <a:xfrm>
+                      <a:off x="0" y="0"/>
+                      <a:ext cx="5940425" cy="4457065"/>
+                    </a:xfrm>
+                    <a:prstGeom prst="rect">
+                      <a:avLst/>
+                    </a:prstGeom>
+                  </pic:spPr>
+                </pic:pic>
+              </a:graphicData>
+            </a:graphic>
+          </wp:inline>
+        </w:drawing>
+      </w:r>
+    </w:p>
+    <w:p>
+      <w:r>
+        <w:t>Количество команд которое хранится в файле истории</w:t>
+      </w:r>
+    </w:p>
+    <w:p/>
+    <w:p>
+      <w:pPr>
+        <w:rPr>
+          <w:lang w:val="en-US"/>
+        </w:rPr>
+      </w:pPr>
+      <w:r>
+        <w:t>5)</w:t>
+      </w:r>
+    </w:p>
+    <w:p>
+      <w:pPr>
+        <w:rPr>
+          <w:lang w:val="en-US"/>
+        </w:rPr>
+      </w:pPr>
+      <w:r>
+        <w:rPr>
+          <w:lang w:val="en-US"/>
+        </w:rPr>
+        <w:lastRenderedPageBreak/>
+        <w:drawing>
+          <wp:inline distT="0" distB="0" distL="0" distR="0" wp14:anchorId="643036F5" wp14:editId="711E9B59">
+            <wp:extent cx="5940425" cy="4457065"/>
+            <wp:effectExtent l="0" t="0" r="3175" b="635"/>
+            <wp:docPr id="21" name="Рисунок 21"/>
+            <wp:cNvGraphicFramePr>
+              <a:graphicFrameLocks xmlns:a="http://schemas.openxmlformats.org/drawingml/2006/main" noChangeAspect="1"/>
+            </wp:cNvGraphicFramePr>
+            <a:graphic xmlns:a="http://schemas.openxmlformats.org/drawingml/2006/main">
+              <a:graphicData uri="http://schemas.openxmlformats.org/drawingml/2006/picture">
+                <pic:pic xmlns:pic="http://schemas.openxmlformats.org/drawingml/2006/picture">
+                  <pic:nvPicPr>
+                    <pic:cNvPr id="1" name=""/>
+                    <pic:cNvPicPr/>
+                  </pic:nvPicPr>
+                  <pic:blipFill>
+                    <a:blip r:embed="rId42"/>
+                    <a:stretch>
+                      <a:fillRect/>
+                    </a:stretch>
+                  </pic:blipFill>
+                  <pic:spPr>
+                    <a:xfrm>
+                      <a:off x="0" y="0"/>
+                      <a:ext cx="5940425" cy="4457065"/>
+                    </a:xfrm>
+                    <a:prstGeom prst="rect">
+                      <a:avLst/>
+                    </a:prstGeom>
+                  </pic:spPr>
+                </pic:pic>
+              </a:graphicData>
+            </a:graphic>
+          </wp:inline>
+        </w:drawing>
+      </w:r>
+    </w:p>
+    <w:p>
+      <w:r>
+        <w:t xml:space="preserve">Все файлы и каталоги домашнего каталога, которые начинаются с </w:t>
+      </w:r>
+      <w:r>
+        <w:t>“.”</w:t>
+      </w:r>
+    </w:p>
+    <w:p/>
+    <w:p>
+      <w:pPr>
+        <w:rPr>
+          <w:lang w:val="en-US"/>
+        </w:rPr>
+      </w:pPr>
+      <w:r>
+        <w:rPr>
+          <w:lang w:val="en-US"/>
+        </w:rPr>
+        <w:t>6)</w:t>
+      </w:r>
+    </w:p>
+    <w:p>
+      <w:pPr>
+        <w:rPr>
+          <w:lang w:val="en-US"/>
+        </w:rPr>
+      </w:pPr>
+    </w:p>
+    <w:p>
+      <w:pPr>
+        <w:rPr>
+          <w:lang w:val="en-US"/>
+        </w:rPr>
+      </w:pPr>
+      <w:r>
+        <w:rPr>
+          <w:lang w:val="en-US"/>
+        </w:rPr>
+        <w:lastRenderedPageBreak/>
+        <w:drawing>
+          <wp:inline distT="0" distB="0" distL="0" distR="0" wp14:anchorId="3279D80F" wp14:editId="255CC100">
+            <wp:extent cx="5940425" cy="4457065"/>
+            <wp:effectExtent l="0" t="0" r="3175" b="635"/>
+            <wp:docPr id="23" name="Рисунок 23"/>
+            <wp:cNvGraphicFramePr>
+              <a:graphicFrameLocks xmlns:a="http://schemas.openxmlformats.org/drawingml/2006/main" noChangeAspect="1"/>
+            </wp:cNvGraphicFramePr>
+            <a:graphic xmlns:a="http://schemas.openxmlformats.org/drawingml/2006/main">
+              <a:graphicData uri="http://schemas.openxmlformats.org/drawingml/2006/picture">
+                <pic:pic xmlns:pic="http://schemas.openxmlformats.org/drawingml/2006/picture">
+                  <pic:nvPicPr>
+                    <pic:cNvPr id="1" name=""/>
+                    <pic:cNvPicPr/>
+                  </pic:nvPicPr>
+                  <pic:blipFill>
+                    <a:blip r:embed="rId43"/>
+                    <a:stretch>
+                      <a:fillRect/>
+                    </a:stretch>
+                  </pic:blipFill>
+                  <pic:spPr>
+                    <a:xfrm>
+                      <a:off x="0" y="0"/>
+                      <a:ext cx="5940425" cy="4457065"/>
+                    </a:xfrm>
+                    <a:prstGeom prst="rect">
+                      <a:avLst/>
+                    </a:prstGeom>
+                  </pic:spPr>
+                </pic:pic>
+              </a:graphicData>
+            </a:graphic>
+          </wp:inline>
+        </w:drawing>
+      </w:r>
+    </w:p>
+    <w:p>
+      <w:r>
+        <w:t>Установка вывода дат выполнения команд хранящихся в истории</w:t>
+      </w:r>
+    </w:p>
+    <w:p/>
+    <w:p>
+      <w:r>
+        <w:lastRenderedPageBreak/>
+        <w:drawing>
+          <wp:inline distT="0" distB="0" distL="0" distR="0" wp14:anchorId="2A7653FB" wp14:editId="5FD34348">
+            <wp:extent cx="5940425" cy="4457065"/>
+            <wp:effectExtent l="0" t="0" r="3175" b="635"/>
+            <wp:docPr id="24" name="Рисунок 24"/>
+            <wp:cNvGraphicFramePr>
+              <a:graphicFrameLocks xmlns:a="http://schemas.openxmlformats.org/drawingml/2006/main" noChangeAspect="1"/>
+            </wp:cNvGraphicFramePr>
+            <a:graphic xmlns:a="http://schemas.openxmlformats.org/drawingml/2006/main">
+              <a:graphicData uri="http://schemas.openxmlformats.org/drawingml/2006/picture">
+                <pic:pic xmlns:pic="http://schemas.openxmlformats.org/drawingml/2006/picture">
+                  <pic:nvPicPr>
+                    <pic:cNvPr id="1" name=""/>
+                    <pic:cNvPicPr/>
+                  </pic:nvPicPr>
+                  <pic:blipFill>
+                    <a:blip r:embed="rId44"/>
+                    <a:stretch>
+                      <a:fillRect/>
+                    </a:stretch>
+                  </pic:blipFill>
+                  <pic:spPr>
+                    <a:xfrm>
+                      <a:off x="0" y="0"/>
+                      <a:ext cx="5940425" cy="4457065"/>
+                    </a:xfrm>
+                    <a:prstGeom prst="rect">
+                      <a:avLst/>
+                    </a:prstGeom>
+                  </pic:spPr>
+                </pic:pic>
+              </a:graphicData>
+            </a:graphic>
+          </wp:inline>
+        </w:drawing>
+      </w:r>
+    </w:p>
+    <w:p>
+      <w:r>
+        <w:t xml:space="preserve">Проверка вывода дат </w:t>
+      </w:r>
+      <w:r>
+        <w:t>выполнения команд хранящихся в истории</w:t>
+      </w:r>
+    </w:p>
+    <w:p/>
+    <w:p>
+      <w:pPr>
+        <w:rPr>
+          <w:lang w:val="en-US"/>
+        </w:rPr>
+      </w:pPr>
+      <w:r>
+        <w:rPr>
+          <w:lang w:val="en-US"/>
+        </w:rPr>
+        <w:t>7)</w:t>
+      </w:r>
+    </w:p>
+    <w:p>
+      <w:pPr>
+        <w:rPr>
+          <w:lang w:val="en-US"/>
+        </w:rPr>
+      </w:pPr>
+      <w:r>
+        <w:rPr>
+          <w:lang w:val="en-US"/>
+        </w:rPr>
+        <w:lastRenderedPageBreak/>
+        <w:drawing>
+          <wp:inline distT="0" distB="0" distL="0" distR="0" wp14:anchorId="22DA66AB" wp14:editId="26FC25F8">
+            <wp:extent cx="5940425" cy="4457065"/>
+            <wp:effectExtent l="0" t="0" r="3175" b="635"/>
+            <wp:docPr id="25" name="Рисунок 25"/>
+            <wp:cNvGraphicFramePr>
+              <a:graphicFrameLocks xmlns:a="http://schemas.openxmlformats.org/drawingml/2006/main" noChangeAspect="1"/>
+            </wp:cNvGraphicFramePr>
+            <a:graphic xmlns:a="http://schemas.openxmlformats.org/drawingml/2006/main">
+              <a:graphicData uri="http://schemas.openxmlformats.org/drawingml/2006/picture">
+                <pic:pic xmlns:pic="http://schemas.openxmlformats.org/drawingml/2006/picture">
+                  <pic:nvPicPr>
+                    <pic:cNvPr id="1" name=""/>
+                    <pic:cNvPicPr/>
+                  </pic:nvPicPr>
+                  <pic:blipFill>
+                    <a:blip r:embed="rId45"/>
+                    <a:stretch>
+                      <a:fillRect/>
+                    </a:stretch>
+                  </pic:blipFill>
+                  <pic:spPr>
+                    <a:xfrm>
+                      <a:off x="0" y="0"/>
+                      <a:ext cx="5940425" cy="4457065"/>
+                    </a:xfrm>
+                    <a:prstGeom prst="rect">
+                      <a:avLst/>
+                    </a:prstGeom>
+                  </pic:spPr>
+                </pic:pic>
+              </a:graphicData>
+            </a:graphic>
+          </wp:inline>
+        </w:drawing>
+      </w:r>
+    </w:p>
+    <w:p>
+      <w:pPr>
+        <w:rPr>
+          <w:lang w:val="en-US"/>
+        </w:rPr>
+      </w:pPr>
+      <w:r>
+        <w:t xml:space="preserve">Вывод команды </w:t>
+      </w:r>
+      <w:r>
+        <w:rPr>
+          <w:lang w:val="en-US"/>
+        </w:rPr>
+        <w:t>date</w:t>
+      </w:r>
+    </w:p>
+    <w:p>
+      <w:pPr>
+        <w:rPr>
+          <w:lang w:val="en-US"/>
+        </w:rPr>
+      </w:pPr>
+    </w:p>
+    <w:p>
+      <w:pPr>
+        <w:rPr>
+          <w:lang w:val="en-US"/>
+        </w:rPr>
+      </w:pPr>
+      <w:r>
+        <w:rPr>
+          <w:lang w:val="en-US"/>
+        </w:rPr>
+        <w:lastRenderedPageBreak/>
+        <w:drawing>
+          <wp:inline distT="0" distB="0" distL="0" distR="0" wp14:anchorId="4E3D37FF" wp14:editId="5ECB8B7D">
+            <wp:extent cx="5940425" cy="4457065"/>
+            <wp:effectExtent l="0" t="0" r="3175" b="635"/>
+            <wp:docPr id="27" name="Рисунок 27"/>
+            <wp:cNvGraphicFramePr>
+              <a:graphicFrameLocks xmlns:a="http://schemas.openxmlformats.org/drawingml/2006/main" noChangeAspect="1"/>
+            </wp:cNvGraphicFramePr>
+            <a:graphic xmlns:a="http://schemas.openxmlformats.org/drawingml/2006/main">
+              <a:graphicData uri="http://schemas.openxmlformats.org/drawingml/2006/picture">
+                <pic:pic xmlns:pic="http://schemas.openxmlformats.org/drawingml/2006/picture">
+                  <pic:nvPicPr>
+                    <pic:cNvPr id="1" name=""/>
+                    <pic:cNvPicPr/>
+                  </pic:nvPicPr>
+                  <pic:blipFill>
+                    <a:blip r:embed="rId46"/>
+                    <a:stretch>
+                      <a:fillRect/>
+                    </a:stretch>
+                  </pic:blipFill>
+                  <pic:spPr>
+                    <a:xfrm>
+                      <a:off x="0" y="0"/>
+                      <a:ext cx="5940425" cy="4457065"/>
+                    </a:xfrm>
+                    <a:prstGeom prst="rect">
+                      <a:avLst/>
+                    </a:prstGeom>
+                  </pic:spPr>
+                </pic:pic>
+              </a:graphicData>
+            </a:graphic>
+          </wp:inline>
+        </w:drawing>
+      </w:r>
+    </w:p>
+    <w:p>
+      <w:r>
+        <w:t xml:space="preserve">Проверка наличия команды </w:t>
+      </w:r>
+      <w:r>
+        <w:t>в кэше и файле истории команд</w:t>
+      </w:r>
+    </w:p>
+    <w:p/>
+    <w:p>
+      <w:r>
+        <w:lastRenderedPageBreak/>
+        <w:drawing>
+          <wp:inline distT="0" distB="0" distL="0" distR="0" wp14:anchorId="086B12E1" wp14:editId="3FD0B4DD">
+            <wp:extent cx="5940425" cy="4457065"/>
+            <wp:effectExtent l="0" t="0" r="3175" b="635"/>
+            <wp:docPr id="32" name="Рисунок 32"/>
+            <wp:cNvGraphicFramePr>
+              <a:graphicFrameLocks xmlns:a="http://schemas.openxmlformats.org/drawingml/2006/main" noChangeAspect="1"/>
+            </wp:cNvGraphicFramePr>
+            <a:graphic xmlns:a="http://schemas.openxmlformats.org/drawingml/2006/main">
+              <a:graphicData uri="http://schemas.openxmlformats.org/drawingml/2006/picture">
+                <pic:pic xmlns:pic="http://schemas.openxmlformats.org/drawingml/2006/picture">
+                  <pic:nvPicPr>
+                    <pic:cNvPr id="1" name=""/>
+                    <pic:cNvPicPr/>
+                  </pic:nvPicPr>
+                  <pic:blipFill>
+                    <a:blip r:embed="rId47"/>
+                    <a:stretch>
+                      <a:fillRect/>
+                    </a:stretch>
+                  </pic:blipFill>
+                  <pic:spPr>
+                    <a:xfrm>
+                      <a:off x="0" y="0"/>
+                      <a:ext cx="5940425" cy="4457065"/>
+                    </a:xfrm>
+                    <a:prstGeom prst="rect">
+                      <a:avLst/>
+                    </a:prstGeom>
+                  </pic:spPr>
+                </pic:pic>
+              </a:graphicData>
+            </a:graphic>
+          </wp:inline>
+        </w:drawing>
+      </w:r>
+    </w:p>
+    <w:p>
+      <w:r>
+        <w:t xml:space="preserve">Установка переменной </w:t>
+      </w:r>
+      <w:r>
+        <w:t>PROMPT_COMMAND</w:t>
+      </w:r>
+      <w:r>
+        <w:t xml:space="preserve"> </w:t>
+      </w:r>
+      <w:r>
+        <w:t>так, чтобы кэш истории сохранялся в файле истории</w:t>
+      </w:r>
+    </w:p>
+    <w:p/>
+    <w:p>
+      <w:pPr>
+        <w:rPr>
+          <w:lang w:val="en-US"/>
+        </w:rPr>
+      </w:pPr>
+      <w:r>
+        <w:rPr>
+          <w:lang w:val="en-US"/>
+        </w:rPr>
+        <w:lastRenderedPageBreak/>
+        <w:drawing>
+          <wp:inline distT="0" distB="0" distL="0" distR="0" wp14:anchorId="2167FD29" wp14:editId="48E84C57">
+            <wp:extent cx="5940425" cy="4457065"/>
+            <wp:effectExtent l="0" t="0" r="3175" b="635"/>
+            <wp:docPr id="33" name="Рисунок 33"/>
+            <wp:cNvGraphicFramePr>
+              <a:graphicFrameLocks xmlns:a="http://schemas.openxmlformats.org/drawingml/2006/main" noChangeAspect="1"/>
+            </wp:cNvGraphicFramePr>
+            <a:graphic xmlns:a="http://schemas.openxmlformats.org/drawingml/2006/main">
+              <a:graphicData uri="http://schemas.openxmlformats.org/drawingml/2006/picture">
+                <pic:pic xmlns:pic="http://schemas.openxmlformats.org/drawingml/2006/picture">
+                  <pic:nvPicPr>
+                    <pic:cNvPr id="1" name=""/>
+                    <pic:cNvPicPr/>
+                  </pic:nvPicPr>
+                  <pic:blipFill>
+                    <a:blip r:embed="rId48"/>
+                    <a:stretch>
+                      <a:fillRect/>
+                    </a:stretch>
+                  </pic:blipFill>
+                  <pic:spPr>
+                    <a:xfrm>
+                      <a:off x="0" y="0"/>
+                      <a:ext cx="5940425" cy="4457065"/>
+                    </a:xfrm>
+                    <a:prstGeom prst="rect">
+                      <a:avLst/>
+                    </a:prstGeom>
+                  </pic:spPr>
+                </pic:pic>
+              </a:graphicData>
+            </a:graphic>
+          </wp:inline>
+        </w:drawing>
+      </w:r>
+    </w:p>
+    <w:p>
+      <w:r>
+        <w:t xml:space="preserve">Проверка сохранения команд в </w:t>
+      </w:r>
+      <w:r>
+        <w:t>кэше и файле истории команд</w:t>
+      </w:r>
+      <w:r>
+        <w:t xml:space="preserve"> после изменения переменной </w:t>
+      </w:r>
+      <w:r>
+        <w:t>PROMPT_COMMAND</w:t>
+      </w:r>
+    </w:p>
+    <w:p/>
+    <w:p>
+      <w:r>
+        <w:t>10)</w:t>
+      </w:r>
+    </w:p>
+    <w:p/>
+    <w:p>
+      <w:pPr>
+        <w:rPr>
+          <w:lang w:val="en-US"/>
+        </w:rPr>
+      </w:pPr>
+      <w:r>
+        <w:rPr>
+          <w:lang w:val="en-US"/>
+        </w:rPr>
+        <w:lastRenderedPageBreak/>
+        <w:drawing>
+          <wp:inline distT="0" distB="0" distL="0" distR="0" wp14:anchorId="1056C9D0" wp14:editId="2B0E6554">
+            <wp:extent cx="5940425" cy="4457065"/>
+            <wp:effectExtent l="0" t="0" r="3175" b="635"/>
+            <wp:docPr id="34" name="Рисунок 34"/>
+            <wp:cNvGraphicFramePr>
+              <a:graphicFrameLocks xmlns:a="http://schemas.openxmlformats.org/drawingml/2006/main" noChangeAspect="1"/>
+            </wp:cNvGraphicFramePr>
+            <a:graphic xmlns:a="http://schemas.openxmlformats.org/drawingml/2006/main">
+              <a:graphicData uri="http://schemas.openxmlformats.org/drawingml/2006/picture">
+                <pic:pic xmlns:pic="http://schemas.openxmlformats.org/drawingml/2006/picture">
+                  <pic:nvPicPr>
+                    <pic:cNvPr id="1" name=""/>
+                    <pic:cNvPicPr/>
+                  </pic:nvPicPr>
+                  <pic:blipFill>
+                    <a:blip r:embed="rId49"/>
+                    <a:stretch>
+                      <a:fillRect/>
+                    </a:stretch>
+                  </pic:blipFill>
+                  <pic:spPr>
+                    <a:xfrm>
+                      <a:off x="0" y="0"/>
+                      <a:ext cx="5940425" cy="4457065"/>
+                    </a:xfrm>
+                    <a:prstGeom prst="rect">
+                      <a:avLst/>
+                    </a:prstGeom>
+                  </pic:spPr>
+                </pic:pic>
+              </a:graphicData>
+            </a:graphic>
+          </wp:inline>
+        </w:drawing>
+      </w:r>
+    </w:p>
+    <w:p>
+      <w:r>
+        <w:t xml:space="preserve">Создание переменной </w:t>
+      </w:r>
+      <w:r>
+        <w:rPr>
+          <w:lang w:val="en-US"/>
+        </w:rPr>
+        <w:t>DATE</w:t>
+      </w:r>
+      <w:r>
+        <w:t xml:space="preserve"> </w:t>
+      </w:r>
+      <w:r>
+        <w:t>с записанной текущей датой и проверка её содержимого</w:t>
+      </w:r>
+    </w:p>
+    <w:p/>
+    <w:p>
+      <w:r>
+        <w:t>11)</w:t>
+      </w:r>
+    </w:p>
+    <w:p>
+      <w:pPr>
+        <w:rPr>
+          <w:lang w:val="en-US"/>
+        </w:rPr>
+      </w:pPr>
+      <w:r>
+        <w:rPr>
+          <w:lang w:val="en-US"/>
+        </w:rPr>
+        <w:lastRenderedPageBreak/>
+        <w:drawing>
+          <wp:inline distT="0" distB="0" distL="0" distR="0" wp14:anchorId="0C19410F" wp14:editId="69621133">
+            <wp:extent cx="5940425" cy="4457065"/>
+            <wp:effectExtent l="0" t="0" r="3175" b="635"/>
+            <wp:docPr id="45" name="Рисунок 45"/>
+            <wp:cNvGraphicFramePr>
+              <a:graphicFrameLocks xmlns:a="http://schemas.openxmlformats.org/drawingml/2006/main" noChangeAspect="1"/>
+            </wp:cNvGraphicFramePr>
+            <a:graphic xmlns:a="http://schemas.openxmlformats.org/drawingml/2006/main">
+              <a:graphicData uri="http://schemas.openxmlformats.org/drawingml/2006/picture">
+                <pic:pic xmlns:pic="http://schemas.openxmlformats.org/drawingml/2006/picture">
+                  <pic:nvPicPr>
+                    <pic:cNvPr id="1" name=""/>
+                    <pic:cNvPicPr/>
+                  </pic:nvPicPr>
+                  <pic:blipFill>
+                    <a:blip r:embed="rId50"/>
+                    <a:stretch>
+                      <a:fillRect/>
+                    </a:stretch>
+                  </pic:blipFill>
+                  <pic:spPr>
+                    <a:xfrm>
+                      <a:off x="0" y="0"/>
+                      <a:ext cx="5940425" cy="4457065"/>
+                    </a:xfrm>
+                    <a:prstGeom prst="rect">
+                      <a:avLst/>
+                    </a:prstGeom>
+                  </pic:spPr>
+                </pic:pic>
+              </a:graphicData>
+            </a:graphic>
+          </wp:inline>
+        </w:drawing>
+      </w:r>
+    </w:p>
+    <w:p>
+      <w:r>
+        <w:t xml:space="preserve">Создание переменной </w:t>
+      </w:r>
+      <w:r>
+        <w:rPr>
+          <w:lang w:val="en-US"/>
+        </w:rPr>
+        <w:t>TIME</w:t>
+      </w:r>
+      <w:r>
+        <w:t xml:space="preserve"> с записанной текущ</w:t>
+      </w:r>
+      <w:r>
+        <w:t>им временем</w:t>
+      </w:r>
+      <w:r>
+        <w:t xml:space="preserve"> и проверка её содержимого</w:t>
+      </w:r>
+    </w:p>
+    <w:p/>
+    <w:p>
+      <w:r>
+        <w:t>12)</w:t>
+      </w:r>
+    </w:p>
+    <w:p>
+      <w:r>
+        <w:lastRenderedPageBreak/>
+        <w:drawing>
+          <wp:inline distT="0" distB="0" distL="0" distR="0" wp14:anchorId="2CDC8C04" wp14:editId="14C8ADDB">
+            <wp:extent cx="5940425" cy="4457065"/>
+            <wp:effectExtent l="0" t="0" r="3175" b="635"/>
+            <wp:docPr id="46" name="Рисунок 46"/>
+            <wp:cNvGraphicFramePr>
+              <a:graphicFrameLocks xmlns:a="http://schemas.openxmlformats.org/drawingml/2006/main" noChangeAspect="1"/>
+            </wp:cNvGraphicFramePr>
+            <a:graphic xmlns:a="http://schemas.openxmlformats.org/drawingml/2006/main">
+              <a:graphicData uri="http://schemas.openxmlformats.org/drawingml/2006/picture">
+                <pic:pic xmlns:pic="http://schemas.openxmlformats.org/drawingml/2006/picture">
+                  <pic:nvPicPr>
+                    <pic:cNvPr id="1" name=""/>
+                    <pic:cNvPicPr/>
+                  </pic:nvPicPr>
+                  <pic:blipFill>
+                    <a:blip r:embed="rId51"/>
+                    <a:stretch>
+                      <a:fillRect/>
+                    </a:stretch>
+                  </pic:blipFill>
+                  <pic:spPr>
+                    <a:xfrm>
+                      <a:off x="0" y="0"/>
+                      <a:ext cx="5940425" cy="4457065"/>
+                    </a:xfrm>
+                    <a:prstGeom prst="rect">
+                      <a:avLst/>
+                    </a:prstGeom>
+                  </pic:spPr>
+                </pic:pic>
+              </a:graphicData>
+            </a:graphic>
+          </wp:inline>
+        </w:drawing>
+      </w:r>
+    </w:p>
+    <w:p>
+      <w:r>
+        <w:t xml:space="preserve">Создание переменной </w:t>
+      </w:r>
+      <w:r>
+        <w:rPr>
+          <w:lang w:val="en-US"/>
+        </w:rPr>
+        <w:t>DATE</w:t>
+      </w:r>
+      <w:r>
+        <w:t>_</w:t>
+      </w:r>
+      <w:r>
+        <w:rPr>
+          <w:lang w:val="en-US"/>
+        </w:rPr>
+        <w:t>TIME</w:t>
+      </w:r>
+      <w:r>
+        <w:t xml:space="preserve"> </w:t>
+      </w:r>
+      <w:r>
+        <w:t>и проверка её содержимого</w:t>
+      </w:r>
+    </w:p>
+    <w:p/>
+    <w:p>
+      <w:r>
+        <w:t>13)</w:t>
+      </w:r>
+    </w:p>
+    <w:p>
+      <w:r>
+        <w:rPr>
+          <w:noProof/>
+        </w:rPr>
+        <w:lastRenderedPageBreak/>
+        <w:drawing>
+          <wp:inline distT="0" distB="0" distL="0" distR="0" wp14:anchorId="65959EF7" wp14:editId="2D8F0D58">
+            <wp:extent cx="5940425" cy="4457065"/>
+            <wp:effectExtent l="0" t="0" r="3175" b="635"/>
+            <wp:docPr id="47" name="Рисунок 47"/>
+            <wp:cNvGraphicFramePr>
+              <a:graphicFrameLocks xmlns:a="http://schemas.openxmlformats.org/drawingml/2006/main" noChangeAspect="1"/>
+            </wp:cNvGraphicFramePr>
+            <a:graphic xmlns:a="http://schemas.openxmlformats.org/drawingml/2006/main">
+              <a:graphicData uri="http://schemas.openxmlformats.org/drawingml/2006/picture">
+                <pic:pic xmlns:pic="http://schemas.openxmlformats.org/drawingml/2006/picture">
+                  <pic:nvPicPr>
+                    <pic:cNvPr id="1" name=""/>
+                    <pic:cNvPicPr/>
+                  </pic:nvPicPr>
+                  <pic:blipFill>
+                    <a:blip r:embed="rId52"/>
+                    <a:stretch>
+                      <a:fillRect/>
+                    </a:stretch>
+                  </pic:blipFill>
+                  <pic:spPr>
+                    <a:xfrm>
+                      <a:off x="0" y="0"/>
+                      <a:ext cx="5940425" cy="4457065"/>
+                    </a:xfrm>
+                    <a:prstGeom prst="rect">
+                      <a:avLst/>
+                    </a:prstGeom>
+                  </pic:spPr>
+                </pic:pic>
+              </a:graphicData>
+            </a:graphic>
+          </wp:inline>
+        </w:drawing>
+      </w:r>
+    </w:p>
+    <w:p>
+      <w:r>
+        <w:t xml:space="preserve">Все файлы в каталогов </w:t>
+      </w:r>
+      <w:r>
+        <w:t>/bin и /sbin</w:t>
+      </w:r>
+      <w:r>
+        <w:t xml:space="preserve"> </w:t>
+      </w:r>
+      <w:r>
+        <w:t>содержащие хотя бы одну цифру</w:t>
+      </w:r>
+    </w:p>
+    <w:p/>
+    <w:p>
+      <w:r>
+        <w:t>14)</w:t>
+      </w:r>
+    </w:p>
+    <w:p>
+      <w:r>
+        <w:lastRenderedPageBreak/>
+        <w:drawing>
+          <wp:inline distT="0" distB="0" distL="0" distR="0" wp14:anchorId="071625F5" wp14:editId="16B1A151">
+            <wp:extent cx="5940425" cy="4457065"/>
+            <wp:effectExtent l="0" t="0" r="3175" b="635"/>
+            <wp:docPr id="48" name="Рисунок 48"/>
+            <wp:cNvGraphicFramePr>
+              <a:graphicFrameLocks xmlns:a="http://schemas.openxmlformats.org/drawingml/2006/main" noChangeAspect="1"/>
+            </wp:cNvGraphicFramePr>
+            <a:graphic xmlns:a="http://schemas.openxmlformats.org/drawingml/2006/main">
+              <a:graphicData uri="http://schemas.openxmlformats.org/drawingml/2006/picture">
+                <pic:pic xmlns:pic="http://schemas.openxmlformats.org/drawingml/2006/picture">
+                  <pic:nvPicPr>
+                    <pic:cNvPr id="1" name=""/>
+                    <pic:cNvPicPr/>
+                  </pic:nvPicPr>
+                  <pic:blipFill>
+                    <a:blip r:embed="rId53"/>
+                    <a:stretch>
+                      <a:fillRect/>
+                    </a:stretch>
+                  </pic:blipFill>
+                  <pic:spPr>
+                    <a:xfrm>
+                      <a:off x="0" y="0"/>
+                      <a:ext cx="5940425" cy="4457065"/>
+                    </a:xfrm>
+                    <a:prstGeom prst="rect">
+                      <a:avLst/>
+                    </a:prstGeom>
+                  </pic:spPr>
+                </pic:pic>
+              </a:graphicData>
+            </a:graphic>
+          </wp:inline>
+        </w:drawing>
+      </w:r>
+    </w:p>
+    <w:p>
+      <w:r>
+        <w:t xml:space="preserve">Изменения приглашения на формат </w:t>
+      </w:r>
+      <w:r>
+        <w:t>«</w:t>
+      </w:r>
+      <w:r>
+        <w:t>имя_пользователя@имя_хоста-HH:MM&gt;</w:t>
+      </w:r>
+      <w:r>
+        <w:t>»</w:t>
+      </w:r>
+    </w:p>
+    <w:p/>
+    <w:p>
+      <w:r>
+        <w:t>15)</w:t>
+      </w:r>
+    </w:p>
+    <w:p>
+      <w:r>
+        <w:lastRenderedPageBreak/>
+        <w:drawing>
+          <wp:inline distT="0" distB="0" distL="0" distR="0" wp14:anchorId="34D75263" wp14:editId="7A36B43C">
+            <wp:extent cx="5940425" cy="4457065"/>
+            <wp:effectExtent l="0" t="0" r="3175" b="635"/>
+            <wp:docPr id="49" name="Рисунок 49"/>
+            <wp:cNvGraphicFramePr>
+              <a:graphicFrameLocks xmlns:a="http://schemas.openxmlformats.org/drawingml/2006/main" noChangeAspect="1"/>
+            </wp:cNvGraphicFramePr>
+            <a:graphic xmlns:a="http://schemas.openxmlformats.org/drawingml/2006/main">
+              <a:graphicData uri="http://schemas.openxmlformats.org/drawingml/2006/picture">
+                <pic:pic xmlns:pic="http://schemas.openxmlformats.org/drawingml/2006/picture">
+                  <pic:nvPicPr>
+                    <pic:cNvPr id="1" name=""/>
+                    <pic:cNvPicPr/>
+                  </pic:nvPicPr>
+                  <pic:blipFill>
+                    <a:blip r:embed="rId54"/>
+                    <a:stretch>
+                      <a:fillRect/>
+                    </a:stretch>
+                  </pic:blipFill>
+                  <pic:spPr>
+                    <a:xfrm>
+                      <a:off x="0" y="0"/>
+                      <a:ext cx="5940425" cy="4457065"/>
+                    </a:xfrm>
+                    <a:prstGeom prst="rect">
+                      <a:avLst/>
+                    </a:prstGeom>
+                  </pic:spPr>
+                </pic:pic>
+              </a:graphicData>
+            </a:graphic>
+          </wp:inline>
+        </w:drawing>
+      </w:r>
+    </w:p>
+    <w:p>
+      <w:r>
+        <w:t xml:space="preserve">Установка значений, чтобы </w:t>
+      </w:r>
+      <w:r>
+        <w:t>в запускаемом интерпретаторе bash выводилось приглашение, установленное в родительском интерпретаторе bash</w:t>
+      </w:r>
+    </w:p>
+    <w:p>
+      <w:r>
+        <w:lastRenderedPageBreak/>
+        <w:drawing>
+          <wp:inline distT="0" distB="0" distL="0" distR="0" wp14:anchorId="1F89054A" wp14:editId="496DFFF4">
+            <wp:extent cx="5940425" cy="4457065"/>
+            <wp:effectExtent l="0" t="0" r="3175" b="635"/>
+            <wp:docPr id="50" name="Рисунок 50"/>
+            <wp:cNvGraphicFramePr>
+              <a:graphicFrameLocks xmlns:a="http://schemas.openxmlformats.org/drawingml/2006/main" noChangeAspect="1"/>
+            </wp:cNvGraphicFramePr>
+            <a:graphic xmlns:a="http://schemas.openxmlformats.org/drawingml/2006/main">
+              <a:graphicData uri="http://schemas.openxmlformats.org/drawingml/2006/picture">
+                <pic:pic xmlns:pic="http://schemas.openxmlformats.org/drawingml/2006/picture">
+                  <pic:nvPicPr>
+                    <pic:cNvPr id="1" name=""/>
+                    <pic:cNvPicPr/>
+                  </pic:nvPicPr>
+                  <pic:blipFill>
+                    <a:blip r:embed="rId55"/>
+                    <a:stretch>
+                      <a:fillRect/>
+                    </a:stretch>
+                  </pic:blipFill>
+                  <pic:spPr>
+                    <a:xfrm>
+                      <a:off x="0" y="0"/>
+                      <a:ext cx="5940425" cy="4457065"/>
+                    </a:xfrm>
+                    <a:prstGeom prst="rect">
+                      <a:avLst/>
+                    </a:prstGeom>
+                  </pic:spPr>
+                </pic:pic>
+              </a:graphicData>
+            </a:graphic>
+          </wp:inline>
+        </w:drawing>
+      </w:r>
+    </w:p>
+    <w:p>
+      <w:r>
+        <w:t>Проверка приглашения</w:t>
+      </w:r>
+    </w:p>
+    <w:p/>
+    <w:p>
+      <w:pPr>
+        <w:rPr>
+          <w:lang w:val="en-US"/>
+        </w:rPr>
+      </w:pPr>
+      <w:r>
+        <w:rPr>
+          <w:lang w:val="en-US"/>
+        </w:rPr>
+        <w:t>16)</w:t>
+      </w:r>
+    </w:p>
+    <w:p>
+      <w:pPr>
+        <w:rPr>
+          <w:lang w:val="en-US"/>
+        </w:rPr>
+      </w:pPr>
+      <w:r>
+        <w:rPr>
+          <w:lang w:val="en-US"/>
+        </w:rPr>
+        <w:lastRenderedPageBreak/>
+        <w:drawing>
+          <wp:inline distT="0" distB="0" distL="0" distR="0" wp14:anchorId="3E1BF124" wp14:editId="661C83E4">
+            <wp:extent cx="5940425" cy="4457065"/>
+            <wp:effectExtent l="0" t="0" r="3175" b="635"/>
+            <wp:docPr id="51" name="Рисунок 51"/>
+            <wp:cNvGraphicFramePr>
+              <a:graphicFrameLocks xmlns:a="http://schemas.openxmlformats.org/drawingml/2006/main" noChangeAspect="1"/>
+            </wp:cNvGraphicFramePr>
+            <a:graphic xmlns:a="http://schemas.openxmlformats.org/drawingml/2006/main">
+              <a:graphicData uri="http://schemas.openxmlformats.org/drawingml/2006/picture">
+                <pic:pic xmlns:pic="http://schemas.openxmlformats.org/drawingml/2006/picture">
+                  <pic:nvPicPr>
+                    <pic:cNvPr id="1" name=""/>
+                    <pic:cNvPicPr/>
+                  </pic:nvPicPr>
+                  <pic:blipFill>
+                    <a:blip r:embed="rId56"/>
+                    <a:stretch>
+                      <a:fillRect/>
+                    </a:stretch>
+                  </pic:blipFill>
+                  <pic:spPr>
+                    <a:xfrm>
+                      <a:off x="0" y="0"/>
+                      <a:ext cx="5940425" cy="4457065"/>
+                    </a:xfrm>
+                    <a:prstGeom prst="rect">
+                      <a:avLst/>
+                    </a:prstGeom>
+                  </pic:spPr>
+                </pic:pic>
+              </a:graphicData>
+            </a:graphic>
+          </wp:inline>
+        </w:drawing>
+      </w:r>
+    </w:p>
+    <w:p>
+      <w:r>
+        <w:t xml:space="preserve">Создание папок в домашнем каталоге по месяцам </w:t>
+      </w:r>
+    </w:p>
+    <w:p/>
+    <w:p>
+      <w:r>
+        <w:br w:type="page"/>
+      </w:r>
+    </w:p>
+    <w:p>
+      <w:r>
+        <w:lastRenderedPageBreak/>
+        <w:t>Раздел 3</w:t>
+      </w:r>
+    </w:p>
+    <w:p>
+      <w:pPr>
+        <w:numPr>
+          <w:ilvl w:val="0"/>
+          <w:numId w:val="11"/>
+        </w:numPr>
+      </w:pPr>
+      <w:r>
+        <w:t>Перейдите в домашний каталог, создайте файл $USER_part3.log. Используемые в разделе 3 команды и их результаты дописывайте в файл командой echo, не забудьте про экранирование.</w:t>
+      </w:r>
+    </w:p>
+    <w:p>
+      <w:pPr>
+        <w:numPr>
+          <w:ilvl w:val="0"/>
+          <w:numId w:val="11"/>
+        </w:numPr>
+      </w:pPr>
+      <w:r>
+        <w:t>Создайте иерархию вложенных каталогов D1/D2/D3.</w:t>
+      </w:r>
+    </w:p>
+    <w:p>
+      <w:pPr>
+        <w:numPr>
+          <w:ilvl w:val="0"/>
+          <w:numId w:val="11"/>
+        </w:numPr>
+      </w:pPr>
+      <w:r>
+        <w:t>В каталоге D2 создайте обычный пустой файл file.txt.</w:t>
+      </w:r>
+    </w:p>
+    <w:p>
+      <w:pPr>
+        <w:numPr>
+          <w:ilvl w:val="0"/>
+          <w:numId w:val="11"/>
+        </w:numPr>
+      </w:pPr>
+      <w:r>
+        <w:t>Добавьте произвольный текст в файл file.txt.</w:t>
+      </w:r>
+    </w:p>
+    <w:p>
+      <w:pPr>
+        <w:numPr>
+          <w:ilvl w:val="0"/>
+          <w:numId w:val="11"/>
+        </w:numPr>
+      </w:pPr>
+      <w:r>
+        <w:t>В каталоге D3 создайте символическую и жесткие ссылки на file.txt.</w:t>
+      </w:r>
+    </w:p>
+    <w:p>
+      <w:pPr>
+        <w:numPr>
+          <w:ilvl w:val="0"/>
+          <w:numId w:val="11"/>
+        </w:numPr>
+      </w:pPr>
+      <w:r>
+        <w:t>Докажите, что ссылки созданы успешно.</w:t>
+      </w:r>
+    </w:p>
+    <w:p>
+      <w:pPr>
+        <w:numPr>
+          <w:ilvl w:val="0"/>
+          <w:numId w:val="11"/>
+        </w:numPr>
+      </w:pPr>
+      <w:r>
+        <w:t>Переместите файл file.txt в каталог D1.</w:t>
+      </w:r>
+    </w:p>
+    <w:p>
+      <w:pPr>
+        <w:numPr>
+          <w:ilvl w:val="0"/>
+          <w:numId w:val="11"/>
+        </w:numPr>
+      </w:pPr>
+      <w:r>
+        <w:t>Проверьте работу ранее созданных ссылок на файл file.txt. Какая ссылка оказалась рабочей и почему?</w:t>
+      </w:r>
+    </w:p>
+    <w:p>
+      <w:pPr>
+        <w:numPr>
+          <w:ilvl w:val="0"/>
+          <w:numId w:val="11"/>
+        </w:numPr>
+      </w:pPr>
+      <w:r>
+        <w:t>Удалите каталог D2 со всем содержимым.</w:t>
+      </w:r>
+    </w:p>
+    <w:p>
+      <w:pPr>
+        <w:numPr>
+          <w:ilvl w:val="0"/>
+          <w:numId w:val="11"/>
+        </w:numPr>
+      </w:pPr>
+      <w:r>
+        <w:t>Найдите все файлы в системе размером больше 20МБ. Убедитесь в том (du), что найденные файлы имеют нужный размер. Запишите в файл $USER_part3_gt20M.log список найденных файлов.</w:t>
+      </w:r>
+    </w:p>
+    <w:p>
+      <w:pPr>
+        <w:numPr>
+          <w:ilvl w:val="0"/>
+          <w:numId w:val="11"/>
+        </w:numPr>
+      </w:pPr>
+      <w:r>
+        <w:t>В домашнем каталоге и его подкаталогах найдите обычные файлы, которые</w:t>
+      </w:r>
+    </w:p>
+    <w:p>
+      <w:pPr>
+        <w:numPr>
+          <w:ilvl w:val="0"/>
+          <w:numId w:val="11"/>
+        </w:numPr>
+      </w:pPr>
+      <w:r>
+        <w:t>были изменены в течение последних 24х часов.</w:t>
+      </w:r>
+    </w:p>
+    <w:p>
+      <w:pPr>
+        <w:numPr>
+          <w:ilvl w:val="0"/>
+          <w:numId w:val="11"/>
+        </w:numPr>
+      </w:pPr>
+      <w:r>
+        <w:t>В каком каталоге находится команда find?</w:t>
+      </w:r>
+    </w:p>
+    <w:p>
+      <w:pPr>
+        <w:numPr>
+          <w:ilvl w:val="0"/>
+          <w:numId w:val="11"/>
+        </w:numPr>
+      </w:pPr>
+      <w:r>
+        <w:t>Определите характер содержимого файла find командой file.</w:t>
+      </w:r>
+    </w:p>
+    <w:p>
+      <w:pPr>
+        <w:numPr>
+          <w:ilvl w:val="0"/>
+          <w:numId w:val="11"/>
+        </w:numPr>
+      </w:pPr>
+      <w:r>
+        <w:t>Установите, к какому типу относятся файлы /boot/initrd.img*.</w:t>
+      </w:r>
+    </w:p>
+    <w:p>
+      <w:r>
+        <w:br w:type="page"/>
+      </w:r>
+    </w:p>
+    <w:p>
+      <w:pPr>
+        <w:rPr>
+          <w:lang w:val="en-US"/>
+        </w:rPr>
+      </w:pPr>
+      <w:r>
+        <w:rPr>
+          <w:lang w:val="en-US"/>
+        </w:rPr>
+        <w:lastRenderedPageBreak/>
+        <w:t>1)</w:t>
+      </w:r>
+    </w:p>
+    <w:p>
+      <w:pPr>
+        <w:rPr>
+          <w:lang w:val="en-US"/>
+        </w:rPr>
+      </w:pPr>
+      <w:r>
+        <w:rPr>
+          <w:lang w:val="en-US"/>
+        </w:rPr>
+        <w:drawing>
+          <wp:inline distT="0" distB="0" distL="0" distR="0" wp14:anchorId="7602DFBD" wp14:editId="1E776AA0">
+            <wp:extent cx="5940425" cy="4457065"/>
+            <wp:effectExtent l="0" t="0" r="3175" b="635"/>
+            <wp:docPr id="52" name="Рисунок 52"/>
+            <wp:cNvGraphicFramePr>
+              <a:graphicFrameLocks xmlns:a="http://schemas.openxmlformats.org/drawingml/2006/main" noChangeAspect="1"/>
+            </wp:cNvGraphicFramePr>
+            <a:graphic xmlns:a="http://schemas.openxmlformats.org/drawingml/2006/main">
+              <a:graphicData uri="http://schemas.openxmlformats.org/drawingml/2006/picture">
+                <pic:pic xmlns:pic="http://schemas.openxmlformats.org/drawingml/2006/picture">
+                  <pic:nvPicPr>
+                    <pic:cNvPr id="1" name=""/>
+                    <pic:cNvPicPr/>
+                  </pic:nvPicPr>
+                  <pic:blipFill>
+                    <a:blip r:embed="rId57"/>
+                    <a:stretch>
+                      <a:fillRect/>
+                    </a:stretch>
+                  </pic:blipFill>
+                  <pic:spPr>
+                    <a:xfrm>
+                      <a:off x="0" y="0"/>
+                      <a:ext cx="5940425" cy="4457065"/>
+                    </a:xfrm>
+                    <a:prstGeom prst="rect">
+                      <a:avLst/>
+                    </a:prstGeom>
+                  </pic:spPr>
+                </pic:pic>
+              </a:graphicData>
+            </a:graphic>
+          </wp:inline>
+        </w:drawing>
+      </w:r>
+    </w:p>
+    <w:p>
+      <w:r>
+        <w:t xml:space="preserve">Создание файла </w:t>
+      </w:r>
+      <w:r>
+        <w:t>$USER_part3.log</w:t>
+      </w:r>
+    </w:p>
+    <w:p>
+      <w:pPr>
+        <w:rPr>
+          <w:lang w:val="en-US"/>
+        </w:rPr>
+      </w:pPr>
+      <w:r>
+        <w:rPr>
+          <w:lang w:val="en-US"/>
+        </w:rPr>
+        <w:lastRenderedPageBreak/>
+        <w:drawing>
+          <wp:inline distT="0" distB="0" distL="0" distR="0" wp14:anchorId="2EB57E6C" wp14:editId="67F170C2">
+            <wp:extent cx="5940425" cy="4457065"/>
+            <wp:effectExtent l="0" t="0" r="3175" b="635"/>
+            <wp:docPr id="53" name="Рисунок 53"/>
+            <wp:cNvGraphicFramePr>
+              <a:graphicFrameLocks xmlns:a="http://schemas.openxmlformats.org/drawingml/2006/main" noChangeAspect="1"/>
+            </wp:cNvGraphicFramePr>
+            <a:graphic xmlns:a="http://schemas.openxmlformats.org/drawingml/2006/main">
+              <a:graphicData uri="http://schemas.openxmlformats.org/drawingml/2006/picture">
+                <pic:pic xmlns:pic="http://schemas.openxmlformats.org/drawingml/2006/picture">
+                  <pic:nvPicPr>
+                    <pic:cNvPr id="1" name=""/>
+                    <pic:cNvPicPr/>
+                  </pic:nvPicPr>
+                  <pic:blipFill>
+                    <a:blip r:embed="rId58"/>
+                    <a:stretch>
+                      <a:fillRect/>
+                    </a:stretch>
+                  </pic:blipFill>
+                  <pic:spPr>
+                    <a:xfrm>
+                      <a:off x="0" y="0"/>
+                      <a:ext cx="5940425" cy="4457065"/>
+                    </a:xfrm>
+                    <a:prstGeom prst="rect">
+                      <a:avLst/>
+                    </a:prstGeom>
+                  </pic:spPr>
+                </pic:pic>
+              </a:graphicData>
+            </a:graphic>
+          </wp:inline>
+        </w:drawing>
+      </w:r>
+    </w:p>
+    <w:p>
+      <w:r>
+        <w:t xml:space="preserve">Запись команды в лог файл через </w:t>
+      </w:r>
+      <w:r>
+        <w:rPr>
+          <w:lang w:val="en-US"/>
+        </w:rPr>
+        <w:t>echo</w:t>
+      </w:r>
+      <w:r>
+        <w:t xml:space="preserve"> </w:t>
+      </w:r>
+    </w:p>
+    <w:p/>
+    <w:p>
+      <w:pPr>
+        <w:rPr>
+          <w:lang w:val="en-US"/>
+        </w:rPr>
+      </w:pPr>
+      <w:r>
+        <w:rPr>
+          <w:lang w:val="en-US"/>
+        </w:rPr>
+        <w:t>2)</w:t>
+      </w:r>
+    </w:p>
+    <w:p>
+      <w:pPr>
+        <w:rPr>
+          <w:lang w:val="en-US"/>
+        </w:rPr>
+      </w:pPr>
+      <w:r>
+        <w:rPr>
+          <w:lang w:val="en-US"/>
+        </w:rPr>
+        <w:lastRenderedPageBreak/>
+        <w:drawing>
+          <wp:inline distT="0" distB="0" distL="0" distR="0" wp14:anchorId="51208971" wp14:editId="2736361B">
+            <wp:extent cx="5940425" cy="4457065"/>
+            <wp:effectExtent l="0" t="0" r="3175" b="635"/>
+            <wp:docPr id="54" name="Рисунок 54"/>
+            <wp:cNvGraphicFramePr>
+              <a:graphicFrameLocks xmlns:a="http://schemas.openxmlformats.org/drawingml/2006/main" noChangeAspect="1"/>
+            </wp:cNvGraphicFramePr>
+            <a:graphic xmlns:a="http://schemas.openxmlformats.org/drawingml/2006/main">
+              <a:graphicData uri="http://schemas.openxmlformats.org/drawingml/2006/picture">
+                <pic:pic xmlns:pic="http://schemas.openxmlformats.org/drawingml/2006/picture">
+                  <pic:nvPicPr>
+                    <pic:cNvPr id="1" name=""/>
+                    <pic:cNvPicPr/>
+                  </pic:nvPicPr>
+                  <pic:blipFill>
+                    <a:blip r:embed="rId59"/>
+                    <a:stretch>
+                      <a:fillRect/>
+                    </a:stretch>
+                  </pic:blipFill>
+                  <pic:spPr>
+                    <a:xfrm>
+                      <a:off x="0" y="0"/>
+                      <a:ext cx="5940425" cy="4457065"/>
+                    </a:xfrm>
+                    <a:prstGeom prst="rect">
+                      <a:avLst/>
+                    </a:prstGeom>
+                  </pic:spPr>
+                </pic:pic>
+              </a:graphicData>
+            </a:graphic>
+          </wp:inline>
+        </w:drawing>
+      </w:r>
+    </w:p>
+    <w:p>
+      <w:pPr>
+        <w:tabs>
+          <w:tab w:val="center" w:pos="4677"/>
+        </w:tabs>
+      </w:pPr>
+      <w:r>
+        <w:t xml:space="preserve">Создание иерархии вложенных каталогов </w:t>
+      </w:r>
+      <w:r>
+        <w:t>D1/D2/D3</w:t>
+      </w:r>
+      <w:r>
+        <w:t xml:space="preserve"> и запись команды в лог</w:t>
+      </w:r>
+    </w:p>
+    <w:p>
+      <w:pPr>
+        <w:tabs>
+          <w:tab w:val="center" w:pos="4677"/>
+        </w:tabs>
+      </w:pPr>
+    </w:p>
+    <w:p>
+      <w:pPr>
+        <w:tabs>
+          <w:tab w:val="center" w:pos="4677"/>
+        </w:tabs>
+        <w:rPr>
+          <w:noProof/>
+        </w:rPr>
+      </w:pPr>
+      <w:r>
+        <w:t>3)</w:t>
+      </w:r>
+      <w:r>
+        <w:rPr>
+          <w:noProof/>
+        </w:rPr>
+        <w:t xml:space="preserve"> </w:t>
+      </w:r>
+    </w:p>
+    <w:p>
+      <w:pPr>
+        <w:tabs>
+          <w:tab w:val="center" w:pos="4677"/>
+        </w:tabs>
+        <w:rPr>
+          <w:noProof/>
+        </w:rPr>
+      </w:pPr>
+      <w:r>
+        <w:rPr>
+          <w:noProof/>
+        </w:rPr>
+        <w:lastRenderedPageBreak/>
+        <w:drawing>
+          <wp:inline distT="0" distB="0" distL="0" distR="0" wp14:anchorId="6FC344E0" wp14:editId="0D86466D">
+            <wp:extent cx="5940425" cy="4457065"/>
+            <wp:effectExtent l="0" t="0" r="3175" b="635"/>
+            <wp:docPr id="56" name="Рисунок 56"/>
+            <wp:cNvGraphicFramePr>
+              <a:graphicFrameLocks xmlns:a="http://schemas.openxmlformats.org/drawingml/2006/main" noChangeAspect="1"/>
+            </wp:cNvGraphicFramePr>
+            <a:graphic xmlns:a="http://schemas.openxmlformats.org/drawingml/2006/main">
+              <a:graphicData uri="http://schemas.openxmlformats.org/drawingml/2006/picture">
+                <pic:pic xmlns:pic="http://schemas.openxmlformats.org/drawingml/2006/picture">
+                  <pic:nvPicPr>
+                    <pic:cNvPr id="1" name=""/>
+                    <pic:cNvPicPr/>
+                  </pic:nvPicPr>
+                  <pic:blipFill>
+                    <a:blip r:embed="rId60"/>
+                    <a:stretch>
+                      <a:fillRect/>
+                    </a:stretch>
+                  </pic:blipFill>
+                  <pic:spPr>
+                    <a:xfrm>
+                      <a:off x="0" y="0"/>
+                      <a:ext cx="5940425" cy="4457065"/>
+                    </a:xfrm>
+                    <a:prstGeom prst="rect">
+                      <a:avLst/>
+                    </a:prstGeom>
+                  </pic:spPr>
+                </pic:pic>
+              </a:graphicData>
+            </a:graphic>
+          </wp:inline>
+        </w:drawing>
+      </w:r>
+    </w:p>
+    <w:p>
+      <w:pPr>
+        <w:tabs>
+          <w:tab w:val="center" w:pos="4677"/>
+        </w:tabs>
+        <w:rPr>
+          <w:noProof/>
+        </w:rPr>
+      </w:pPr>
+      <w:r>
+        <w:rPr>
+          <w:noProof/>
+        </w:rPr>
+        <w:t xml:space="preserve">Создание файла </w:t>
+      </w:r>
+      <w:r>
+        <w:rPr>
+          <w:noProof/>
+        </w:rPr>
+        <w:t>file.txt</w:t>
+      </w:r>
+      <w:r>
+        <w:rPr>
+          <w:noProof/>
+        </w:rPr>
+        <w:t xml:space="preserve"> в</w:t>
+      </w:r>
+      <w:r>
+        <w:rPr>
+          <w:noProof/>
+        </w:rPr>
+        <w:t xml:space="preserve"> каталоге D2</w:t>
+      </w:r>
+    </w:p>
+    <w:p>
+      <w:pPr>
+        <w:tabs>
+          <w:tab w:val="center" w:pos="4677"/>
+        </w:tabs>
+        <w:rPr>
+          <w:noProof/>
+        </w:rPr>
+      </w:pPr>
+    </w:p>
+    <w:p>
+      <w:pPr>
+        <w:tabs>
+          <w:tab w:val="center" w:pos="4677"/>
+        </w:tabs>
+        <w:rPr>
+          <w:noProof/>
+        </w:rPr>
+      </w:pPr>
+      <w:r>
+        <w:rPr>
+          <w:noProof/>
+        </w:rPr>
+        <w:t>4)</w:t>
+      </w:r>
+    </w:p>
+    <w:p>
+      <w:pPr>
+        <w:tabs>
+          <w:tab w:val="center" w:pos="4677"/>
+        </w:tabs>
+        <w:rPr>
+          <w:noProof/>
+        </w:rPr>
+      </w:pPr>
+      <w:r>
+        <w:rPr>
+          <w:noProof/>
+        </w:rPr>
+        <w:lastRenderedPageBreak/>
+        <w:drawing>
+          <wp:inline distT="0" distB="0" distL="0" distR="0" wp14:anchorId="751831E4" wp14:editId="4BE90E6A">
+            <wp:extent cx="5940425" cy="4457065"/>
+            <wp:effectExtent l="0" t="0" r="3175" b="635"/>
+            <wp:docPr id="57" name="Рисунок 57"/>
+            <wp:cNvGraphicFramePr>
+              <a:graphicFrameLocks xmlns:a="http://schemas.openxmlformats.org/drawingml/2006/main" noChangeAspect="1"/>
+            </wp:cNvGraphicFramePr>
+            <a:graphic xmlns:a="http://schemas.openxmlformats.org/drawingml/2006/main">
+              <a:graphicData uri="http://schemas.openxmlformats.org/drawingml/2006/picture">
+                <pic:pic xmlns:pic="http://schemas.openxmlformats.org/drawingml/2006/picture">
+                  <pic:nvPicPr>
+                    <pic:cNvPr id="1" name=""/>
+                    <pic:cNvPicPr/>
+                  </pic:nvPicPr>
+                  <pic:blipFill>
+                    <a:blip r:embed="rId61"/>
+                    <a:stretch>
+                      <a:fillRect/>
+                    </a:stretch>
+                  </pic:blipFill>
+                  <pic:spPr>
+                    <a:xfrm>
+                      <a:off x="0" y="0"/>
+                      <a:ext cx="5940425" cy="4457065"/>
+                    </a:xfrm>
+                    <a:prstGeom prst="rect">
+                      <a:avLst/>
+                    </a:prstGeom>
+                  </pic:spPr>
+                </pic:pic>
+              </a:graphicData>
+            </a:graphic>
+          </wp:inline>
+        </w:drawing>
+      </w:r>
+    </w:p>
+    <w:p>
+      <w:pPr>
+        <w:tabs>
+          <w:tab w:val="center" w:pos="4677"/>
+        </w:tabs>
+        <w:rPr>
+          <w:noProof/>
+        </w:rPr>
+      </w:pPr>
+      <w:r>
+        <w:rPr>
+          <w:noProof/>
+        </w:rPr>
+        <w:t xml:space="preserve">Добавление произвольного текста в файл </w:t>
+      </w:r>
+    </w:p>
+    <w:p>
+      <w:pPr>
+        <w:tabs>
+          <w:tab w:val="center" w:pos="4677"/>
+        </w:tabs>
+        <w:rPr>
+          <w:noProof/>
+        </w:rPr>
+      </w:pPr>
+    </w:p>
+    <w:p>
+      <w:pPr>
+        <w:tabs>
+          <w:tab w:val="center" w:pos="4677"/>
+        </w:tabs>
+        <w:rPr>
+          <w:noProof/>
+        </w:rPr>
+      </w:pPr>
+      <w:r>
+        <w:rPr>
+          <w:noProof/>
+        </w:rPr>
+        <w:t>5)</w:t>
+      </w:r>
+    </w:p>
+    <w:p>
+      <w:pPr>
+        <w:tabs>
+          <w:tab w:val="center" w:pos="4677"/>
+        </w:tabs>
+        <w:rPr>
+          <w:noProof/>
+        </w:rPr>
+      </w:pPr>
+      <w:r>
+        <w:lastRenderedPageBreak/>
+        <w:drawing>
+          <wp:inline distT="0" distB="0" distL="0" distR="0" wp14:anchorId="068E9116" wp14:editId="220A98C6">
+            <wp:extent cx="5940425" cy="4457065"/>
+            <wp:effectExtent l="0" t="0" r="3175" b="635"/>
+            <wp:docPr id="55" name="Рисунок 55"/>
+            <wp:cNvGraphicFramePr>
+              <a:graphicFrameLocks xmlns:a="http://schemas.openxmlformats.org/drawingml/2006/main" noChangeAspect="1"/>
+            </wp:cNvGraphicFramePr>
+            <a:graphic xmlns:a="http://schemas.openxmlformats.org/drawingml/2006/main">
+              <a:graphicData uri="http://schemas.openxmlformats.org/drawingml/2006/picture">
+                <pic:pic xmlns:pic="http://schemas.openxmlformats.org/drawingml/2006/picture">
+                  <pic:nvPicPr>
+                    <pic:cNvPr id="1" name=""/>
+                    <pic:cNvPicPr/>
+                  </pic:nvPicPr>
+                  <pic:blipFill>
+                    <a:blip r:embed="rId62"/>
+                    <a:stretch>
+                      <a:fillRect/>
+                    </a:stretch>
+                  </pic:blipFill>
+                  <pic:spPr>
+                    <a:xfrm>
+                      <a:off x="0" y="0"/>
+                      <a:ext cx="5940425" cy="4457065"/>
+                    </a:xfrm>
+                    <a:prstGeom prst="rect">
+                      <a:avLst/>
+                    </a:prstGeom>
+                  </pic:spPr>
+                </pic:pic>
+              </a:graphicData>
+            </a:graphic>
+          </wp:inline>
+        </w:drawing>
+      </w:r>
+    </w:p>
+    <w:p>
+      <w:pPr>
+        <w:tabs>
+          <w:tab w:val="center" w:pos="4677"/>
+        </w:tabs>
+        <w:rPr>
+          <w:noProof/>
+        </w:rPr>
+      </w:pPr>
+      <w:r>
+        <w:rPr>
+          <w:noProof/>
+        </w:rPr>
+        <w:t xml:space="preserve">Создание жёсткой и </w:t>
+      </w:r>
+      <w:r>
+        <w:rPr>
+          <w:noProof/>
+        </w:rPr>
+        <w:t xml:space="preserve">символичяеской ссылки на </w:t>
+      </w:r>
+      <w:r>
+        <w:rPr>
+          <w:noProof/>
+          <w:lang w:val="en-US"/>
+        </w:rPr>
+        <w:t>file</w:t>
+      </w:r>
+      <w:r>
+        <w:rPr>
+          <w:noProof/>
+        </w:rPr>
+        <w:t>.</w:t>
+      </w:r>
+      <w:r>
+        <w:rPr>
+          <w:noProof/>
+          <w:lang w:val="en-US"/>
+        </w:rPr>
+        <w:t>txt</w:t>
+      </w:r>
+      <w:r>
+        <w:rPr>
+          <w:noProof/>
+        </w:rPr>
+        <w:t xml:space="preserve"> </w:t>
+      </w:r>
+      <w:r>
+        <w:rPr>
+          <w:noProof/>
+        </w:rPr>
+        <w:t xml:space="preserve">в </w:t>
+      </w:r>
+      <w:r>
+        <w:rPr>
+          <w:noProof/>
+          <w:lang w:val="en-US"/>
+        </w:rPr>
+        <w:t>D</w:t>
+      </w:r>
+      <w:r>
+        <w:rPr>
+          <w:noProof/>
+        </w:rPr>
+        <w:t>3</w:t>
+      </w:r>
+    </w:p>
+    <w:p>
+      <w:pPr>
+        <w:tabs>
+          <w:tab w:val="center" w:pos="4677"/>
+        </w:tabs>
+      </w:pPr>
+    </w:p>
+    <w:p>
+      <w:pPr>
+        <w:tabs>
+          <w:tab w:val="center" w:pos="4677"/>
+        </w:tabs>
+      </w:pPr>
+      <w:r>
+        <w:t xml:space="preserve">6) </w:t>
+      </w:r>
+    </w:p>
+    <w:p>
+      <w:pPr>
+        <w:tabs>
+          <w:tab w:val="center" w:pos="4677"/>
+        </w:tabs>
+      </w:pPr>
+      <w:r>
+        <w:lastRenderedPageBreak/>
+        <w:drawing>
+          <wp:inline distT="0" distB="0" distL="0" distR="0" wp14:anchorId="0EC6E4A0" wp14:editId="2EFFC07A">
+            <wp:extent cx="5940425" cy="4457065"/>
+            <wp:effectExtent l="0" t="0" r="3175" b="635"/>
+            <wp:docPr id="58" name="Рисунок 58"/>
+            <wp:cNvGraphicFramePr>
+              <a:graphicFrameLocks xmlns:a="http://schemas.openxmlformats.org/drawingml/2006/main" noChangeAspect="1"/>
+            </wp:cNvGraphicFramePr>
+            <a:graphic xmlns:a="http://schemas.openxmlformats.org/drawingml/2006/main">
+              <a:graphicData uri="http://schemas.openxmlformats.org/drawingml/2006/picture">
+                <pic:pic xmlns:pic="http://schemas.openxmlformats.org/drawingml/2006/picture">
+                  <pic:nvPicPr>
+                    <pic:cNvPr id="1" name=""/>
+                    <pic:cNvPicPr/>
+                  </pic:nvPicPr>
+                  <pic:blipFill>
+                    <a:blip r:embed="rId63"/>
+                    <a:stretch>
+                      <a:fillRect/>
+                    </a:stretch>
+                  </pic:blipFill>
+                  <pic:spPr>
+                    <a:xfrm>
+                      <a:off x="0" y="0"/>
+                      <a:ext cx="5940425" cy="4457065"/>
+                    </a:xfrm>
+                    <a:prstGeom prst="rect">
+                      <a:avLst/>
+                    </a:prstGeom>
+                  </pic:spPr>
+                </pic:pic>
+              </a:graphicData>
+            </a:graphic>
+          </wp:inline>
+        </w:drawing>
+      </w:r>
+    </w:p>
+    <w:p>
+      <w:pPr>
+        <w:tabs>
+          <w:tab w:val="center" w:pos="4677"/>
+        </w:tabs>
+      </w:pPr>
+      <w:r>
+        <w:t xml:space="preserve">Проверка созданных ссылок </w:t>
+      </w:r>
+    </w:p>
+    <w:p>
+      <w:pPr>
+        <w:tabs>
+          <w:tab w:val="center" w:pos="4677"/>
+        </w:tabs>
+      </w:pPr>
+    </w:p>
+    <w:p>
+      <w:pPr>
+        <w:tabs>
+          <w:tab w:val="center" w:pos="4677"/>
+        </w:tabs>
+      </w:pPr>
+      <w:r>
+        <w:t>7)</w:t>
+      </w:r>
+    </w:p>
+    <w:p>
+      <w:pPr>
+        <w:tabs>
+          <w:tab w:val="center" w:pos="4677"/>
+        </w:tabs>
+        <w:rPr>
+          <w:lang w:val="en-US"/>
+        </w:rPr>
+      </w:pPr>
+      <w:r>
+        <w:rPr>
+          <w:lang w:val="en-US"/>
+        </w:rPr>
+        <w:lastRenderedPageBreak/>
+        <w:drawing>
+          <wp:inline distT="0" distB="0" distL="0" distR="0" wp14:anchorId="5B228363" wp14:editId="7C0878A5">
+            <wp:extent cx="5940425" cy="4457065"/>
+            <wp:effectExtent l="0" t="0" r="3175" b="635"/>
+            <wp:docPr id="59" name="Рисунок 59"/>
+            <wp:cNvGraphicFramePr>
+              <a:graphicFrameLocks xmlns:a="http://schemas.openxmlformats.org/drawingml/2006/main" noChangeAspect="1"/>
+            </wp:cNvGraphicFramePr>
+            <a:graphic xmlns:a="http://schemas.openxmlformats.org/drawingml/2006/main">
+              <a:graphicData uri="http://schemas.openxmlformats.org/drawingml/2006/picture">
+                <pic:pic xmlns:pic="http://schemas.openxmlformats.org/drawingml/2006/picture">
+                  <pic:nvPicPr>
+                    <pic:cNvPr id="1" name=""/>
+                    <pic:cNvPicPr/>
+                  </pic:nvPicPr>
+                  <pic:blipFill>
+                    <a:blip r:embed="rId64"/>
+                    <a:stretch>
+                      <a:fillRect/>
+                    </a:stretch>
+                  </pic:blipFill>
+                  <pic:spPr>
+                    <a:xfrm>
+                      <a:off x="0" y="0"/>
+                      <a:ext cx="5940425" cy="4457065"/>
+                    </a:xfrm>
+                    <a:prstGeom prst="rect">
+                      <a:avLst/>
+                    </a:prstGeom>
+                  </pic:spPr>
+                </pic:pic>
+              </a:graphicData>
+            </a:graphic>
+          </wp:inline>
+        </w:drawing>
+      </w:r>
+    </w:p>
+    <w:p>
+      <w:pPr>
+        <w:tabs>
+          <w:tab w:val="center" w:pos="4677"/>
+        </w:tabs>
+      </w:pPr>
+      <w:r>
+        <w:t xml:space="preserve">Перемещение файла </w:t>
+      </w:r>
+      <w:r>
+        <w:rPr>
+          <w:lang w:val="en-US"/>
+        </w:rPr>
+        <w:t>file</w:t>
+      </w:r>
+      <w:r>
+        <w:t>.</w:t>
+      </w:r>
+      <w:r>
+        <w:rPr>
+          <w:lang w:val="en-US"/>
+        </w:rPr>
+        <w:t>txt</w:t>
+      </w:r>
+      <w:r>
+        <w:t xml:space="preserve"> </w:t>
+      </w:r>
+      <w:r>
+        <w:t xml:space="preserve">в каталог </w:t>
+      </w:r>
+      <w:r>
+        <w:rPr>
+          <w:lang w:val="en-US"/>
+        </w:rPr>
+        <w:t>D</w:t>
+      </w:r>
+      <w:r>
+        <w:t>1</w:t>
+      </w:r>
+    </w:p>
+    <w:p>
+      <w:pPr>
+        <w:tabs>
+          <w:tab w:val="center" w:pos="4677"/>
+        </w:tabs>
+      </w:pPr>
+    </w:p>
+    <w:p>
+      <w:pPr>
+        <w:tabs>
+          <w:tab w:val="center" w:pos="4677"/>
+        </w:tabs>
+        <w:rPr>
+          <w:lang w:val="en-US"/>
+        </w:rPr>
+      </w:pPr>
+      <w:r>
+        <w:rPr>
+          <w:lang w:val="en-US"/>
+        </w:rPr>
+        <w:t>8)</w:t>
+      </w:r>
+    </w:p>
+    <w:p>
+      <w:pPr>
+        <w:tabs>
+          <w:tab w:val="center" w:pos="4677"/>
+        </w:tabs>
+        <w:rPr>
+          <w:lang w:val="en-US"/>
+        </w:rPr>
+      </w:pPr>
+      <w:r>
+        <w:rPr>
+          <w:lang w:val="en-US"/>
+        </w:rPr>
+        <w:lastRenderedPageBreak/>
+        <w:drawing>
+          <wp:inline distT="0" distB="0" distL="0" distR="0" wp14:anchorId="76A02F6D" wp14:editId="26DA6043">
+            <wp:extent cx="5940425" cy="4457065"/>
+            <wp:effectExtent l="0" t="0" r="3175" b="635"/>
+            <wp:docPr id="60" name="Рисунок 60"/>
+            <wp:cNvGraphicFramePr>
+              <a:graphicFrameLocks xmlns:a="http://schemas.openxmlformats.org/drawingml/2006/main" noChangeAspect="1"/>
+            </wp:cNvGraphicFramePr>
+            <a:graphic xmlns:a="http://schemas.openxmlformats.org/drawingml/2006/main">
+              <a:graphicData uri="http://schemas.openxmlformats.org/drawingml/2006/picture">
+                <pic:pic xmlns:pic="http://schemas.openxmlformats.org/drawingml/2006/picture">
+                  <pic:nvPicPr>
+                    <pic:cNvPr id="1" name=""/>
+                    <pic:cNvPicPr/>
+                  </pic:nvPicPr>
+                  <pic:blipFill>
+                    <a:blip r:embed="rId65"/>
+                    <a:stretch>
+                      <a:fillRect/>
+                    </a:stretch>
+                  </pic:blipFill>
+                  <pic:spPr>
+                    <a:xfrm>
+                      <a:off x="0" y="0"/>
+                      <a:ext cx="5940425" cy="4457065"/>
+                    </a:xfrm>
+                    <a:prstGeom prst="rect">
+                      <a:avLst/>
+                    </a:prstGeom>
+                  </pic:spPr>
+                </pic:pic>
+              </a:graphicData>
+            </a:graphic>
+          </wp:inline>
+        </w:drawing>
+      </w:r>
+    </w:p>
+    <w:p>
+      <w:pPr>
+        <w:tabs>
+          <w:tab w:val="center" w:pos="4677"/>
+        </w:tabs>
+      </w:pPr>
+      <w:r>
+        <w:t>Проверка работы ссылок после перемещения файла</w:t>
+      </w:r>
+    </w:p>
+    <w:p>
+      <w:pPr>
+        <w:tabs>
+          <w:tab w:val="center" w:pos="4677"/>
+        </w:tabs>
+      </w:pPr>
+      <w:r>
+        <w:t xml:space="preserve">Рабочей оказалась жесткая ссылка, так как </w:t>
+      </w:r>
+      <w:r>
+        <w:t xml:space="preserve">она ссылается на </w:t>
+      </w:r>
+      <w:r>
+        <w:rPr>
+          <w:lang w:val="en-US"/>
+        </w:rPr>
+        <w:t>inode</w:t>
+      </w:r>
+      <w:r>
+        <w:t xml:space="preserve">, а символическая ссылка стала не рабочей так как ссылалась на расположение файла </w:t>
+      </w:r>
+    </w:p>
+    <w:p>
+      <w:pPr>
+        <w:tabs>
+          <w:tab w:val="center" w:pos="4677"/>
+        </w:tabs>
+      </w:pPr>
+    </w:p>
+    <w:p>
+      <w:pPr>
+        <w:tabs>
+          <w:tab w:val="center" w:pos="4677"/>
+        </w:tabs>
+      </w:pPr>
+      <w:r>
+        <w:t>9)</w:t>
+      </w:r>
+    </w:p>
+    <w:p>
+      <w:pPr>
+        <w:tabs>
+          <w:tab w:val="center" w:pos="4677"/>
+        </w:tabs>
+        <w:rPr>
+          <w:lang w:val="en-US"/>
+        </w:rPr>
+      </w:pPr>
+      <w:r>
+        <w:rPr>
+          <w:lang w:val="en-US"/>
+        </w:rPr>
+        <w:lastRenderedPageBreak/>
+        <w:drawing>
+          <wp:inline distT="0" distB="0" distL="0" distR="0" wp14:anchorId="78A02E58" wp14:editId="2206BB6E">
+            <wp:extent cx="5940425" cy="4457065"/>
+            <wp:effectExtent l="0" t="0" r="3175" b="635"/>
+            <wp:docPr id="61" name="Рисунок 61"/>
+            <wp:cNvGraphicFramePr>
+              <a:graphicFrameLocks xmlns:a="http://schemas.openxmlformats.org/drawingml/2006/main" noChangeAspect="1"/>
+            </wp:cNvGraphicFramePr>
+            <a:graphic xmlns:a="http://schemas.openxmlformats.org/drawingml/2006/main">
+              <a:graphicData uri="http://schemas.openxmlformats.org/drawingml/2006/picture">
+                <pic:pic xmlns:pic="http://schemas.openxmlformats.org/drawingml/2006/picture">
+                  <pic:nvPicPr>
+                    <pic:cNvPr id="1" name=""/>
+                    <pic:cNvPicPr/>
+                  </pic:nvPicPr>
+                  <pic:blipFill>
+                    <a:blip r:embed="rId66"/>
+                    <a:stretch>
+                      <a:fillRect/>
+                    </a:stretch>
+                  </pic:blipFill>
+                  <pic:spPr>
+                    <a:xfrm>
+                      <a:off x="0" y="0"/>
+                      <a:ext cx="5940425" cy="4457065"/>
+                    </a:xfrm>
+                    <a:prstGeom prst="rect">
+                      <a:avLst/>
+                    </a:prstGeom>
+                  </pic:spPr>
+                </pic:pic>
+              </a:graphicData>
+            </a:graphic>
+          </wp:inline>
+        </w:drawing>
+      </w:r>
+    </w:p>
+    <w:p>
+      <w:pPr>
+        <w:tabs>
+          <w:tab w:val="center" w:pos="4677"/>
+        </w:tabs>
+        <w:rPr>
+          <w:lang w:val="en-US"/>
+        </w:rPr>
+      </w:pPr>
+      <w:r>
+        <w:t xml:space="preserve">Удаление каталога </w:t>
+      </w:r>
+      <w:r>
+        <w:rPr>
+          <w:lang w:val="en-US"/>
+        </w:rPr>
+        <w:t>D2</w:t>
+      </w:r>
+    </w:p>
+    <w:p>
+      <w:pPr>
+        <w:tabs>
+          <w:tab w:val="center" w:pos="4677"/>
+        </w:tabs>
+        <w:rPr>
+          <w:lang w:val="en-US"/>
+        </w:rPr>
+      </w:pPr>
+    </w:p>
+    <w:p>
+      <w:pPr>
+        <w:tabs>
+          <w:tab w:val="center" w:pos="4677"/>
+        </w:tabs>
+        <w:rPr>
+          <w:lang w:val="en-US"/>
+        </w:rPr>
+      </w:pPr>
+      <w:r>
+        <w:rPr>
+          <w:lang w:val="en-US"/>
+        </w:rPr>
+        <w:lastRenderedPageBreak/>
+        <w:drawing>
+          <wp:inline distT="0" distB="0" distL="0" distR="0" wp14:anchorId="7600B33C" wp14:editId="6EE22141">
+            <wp:extent cx="5940425" cy="4457065"/>
+            <wp:effectExtent l="0" t="0" r="3175" b="635"/>
+            <wp:docPr id="62" name="Рисунок 62"/>
+            <wp:cNvGraphicFramePr>
+              <a:graphicFrameLocks xmlns:a="http://schemas.openxmlformats.org/drawingml/2006/main" noChangeAspect="1"/>
+            </wp:cNvGraphicFramePr>
+            <a:graphic xmlns:a="http://schemas.openxmlformats.org/drawingml/2006/main">
+              <a:graphicData uri="http://schemas.openxmlformats.org/drawingml/2006/picture">
+                <pic:pic xmlns:pic="http://schemas.openxmlformats.org/drawingml/2006/picture">
+                  <pic:nvPicPr>
+                    <pic:cNvPr id="1" name=""/>
+                    <pic:cNvPicPr/>
+                  </pic:nvPicPr>
+                  <pic:blipFill>
+                    <a:blip r:embed="rId67"/>
+                    <a:stretch>
+                      <a:fillRect/>
+                    </a:stretch>
+                  </pic:blipFill>
+                  <pic:spPr>
+                    <a:xfrm>
+                      <a:off x="0" y="0"/>
+                      <a:ext cx="5940425" cy="4457065"/>
+                    </a:xfrm>
+                    <a:prstGeom prst="rect">
+                      <a:avLst/>
+                    </a:prstGeom>
+                  </pic:spPr>
+                </pic:pic>
+              </a:graphicData>
+            </a:graphic>
+          </wp:inline>
+        </w:drawing>
+      </w:r>
+    </w:p>
+    <w:p>
+      <w:pPr>
+        <w:tabs>
+          <w:tab w:val="center" w:pos="4677"/>
+        </w:tabs>
+      </w:pPr>
+      <w:r>
+        <w:t>Проверка удаления каталога</w:t>
+      </w:r>
+    </w:p>
+    <w:p>
+      <w:pPr>
+        <w:tabs>
+          <w:tab w:val="center" w:pos="4677"/>
+        </w:tabs>
+      </w:pPr>
+    </w:p>
+    <w:p>
+      <w:pPr>
+        <w:tabs>
+          <w:tab w:val="center" w:pos="4677"/>
+        </w:tabs>
+        <w:rPr>
+          <w:lang w:val="en-US"/>
+        </w:rPr>
+      </w:pPr>
+      <w:r>
+        <w:rPr>
+          <w:lang w:val="en-US"/>
+        </w:rPr>
+        <w:t>10)</w:t>
+      </w:r>
+    </w:p>
+    <w:p>
+      <w:pPr>
+        <w:tabs>
+          <w:tab w:val="center" w:pos="4677"/>
+        </w:tabs>
+        <w:rPr>
+          <w:lang w:val="en-US"/>
+        </w:rPr>
+      </w:pPr>
+      <w:r>
+        <w:rPr>
+          <w:lang w:val="en-US"/>
+        </w:rPr>
+        <w:lastRenderedPageBreak/>
+        <w:drawing>
+          <wp:inline distT="0" distB="0" distL="0" distR="0" wp14:anchorId="6F77792F" wp14:editId="723BDABF">
+            <wp:extent cx="5940425" cy="4457065"/>
+            <wp:effectExtent l="0" t="0" r="3175" b="635"/>
+            <wp:docPr id="63" name="Рисунок 63"/>
+            <wp:cNvGraphicFramePr>
+              <a:graphicFrameLocks xmlns:a="http://schemas.openxmlformats.org/drawingml/2006/main" noChangeAspect="1"/>
+            </wp:cNvGraphicFramePr>
+            <a:graphic xmlns:a="http://schemas.openxmlformats.org/drawingml/2006/main">
+              <a:graphicData uri="http://schemas.openxmlformats.org/drawingml/2006/picture">
+                <pic:pic xmlns:pic="http://schemas.openxmlformats.org/drawingml/2006/picture">
+                  <pic:nvPicPr>
+                    <pic:cNvPr id="1" name=""/>
+                    <pic:cNvPicPr/>
+                  </pic:nvPicPr>
+                  <pic:blipFill>
+                    <a:blip r:embed="rId68"/>
+                    <a:stretch>
+                      <a:fillRect/>
+                    </a:stretch>
+                  </pic:blipFill>
+                  <pic:spPr>
+                    <a:xfrm>
+                      <a:off x="0" y="0"/>
+                      <a:ext cx="5940425" cy="4457065"/>
+                    </a:xfrm>
+                    <a:prstGeom prst="rect">
+                      <a:avLst/>
+                    </a:prstGeom>
+                  </pic:spPr>
+                </pic:pic>
+              </a:graphicData>
+            </a:graphic>
+          </wp:inline>
+        </w:drawing>
+      </w:r>
+    </w:p>
+    <w:p>
+      <w:pPr>
+        <w:tabs>
+          <w:tab w:val="center" w:pos="4677"/>
+        </w:tabs>
+      </w:pPr>
+      <w:r>
+        <w:t xml:space="preserve">Поиск всех файлов в системе размером больше 20МБ и запись результата в файл </w:t>
+      </w:r>
+      <w:r>
+        <w:t>$USER_part3_gt20M.log</w:t>
+      </w:r>
+    </w:p>
+    <w:p>
+      <w:pPr>
+        <w:tabs>
+          <w:tab w:val="center" w:pos="4677"/>
+        </w:tabs>
+      </w:pPr>
+    </w:p>
+    <w:p>
+      <w:pPr>
+        <w:tabs>
+          <w:tab w:val="center" w:pos="4677"/>
+        </w:tabs>
+      </w:pPr>
+      <w:r>
+        <w:lastRenderedPageBreak/>
+        <w:drawing>
+          <wp:inline distT="0" distB="0" distL="0" distR="0" wp14:anchorId="286DA60E" wp14:editId="0A0C6DD6">
+            <wp:extent cx="5940425" cy="4457065"/>
+            <wp:effectExtent l="0" t="0" r="3175" b="635"/>
+            <wp:docPr id="64" name="Рисунок 64"/>
+            <wp:cNvGraphicFramePr>
+              <a:graphicFrameLocks xmlns:a="http://schemas.openxmlformats.org/drawingml/2006/main" noChangeAspect="1"/>
+            </wp:cNvGraphicFramePr>
+            <a:graphic xmlns:a="http://schemas.openxmlformats.org/drawingml/2006/main">
+              <a:graphicData uri="http://schemas.openxmlformats.org/drawingml/2006/picture">
+                <pic:pic xmlns:pic="http://schemas.openxmlformats.org/drawingml/2006/picture">
+                  <pic:nvPicPr>
+                    <pic:cNvPr id="1" name=""/>
+                    <pic:cNvPicPr/>
+                  </pic:nvPicPr>
+                  <pic:blipFill>
+                    <a:blip r:embed="rId69"/>
+                    <a:stretch>
+                      <a:fillRect/>
+                    </a:stretch>
+                  </pic:blipFill>
+                  <pic:spPr>
+                    <a:xfrm>
+                      <a:off x="0" y="0"/>
+                      <a:ext cx="5940425" cy="4457065"/>
+                    </a:xfrm>
+                    <a:prstGeom prst="rect">
+                      <a:avLst/>
+                    </a:prstGeom>
+                  </pic:spPr>
+                </pic:pic>
+              </a:graphicData>
+            </a:graphic>
+          </wp:inline>
+        </w:drawing>
+      </w:r>
+    </w:p>
+    <w:p>
+      <w:pPr>
+        <w:tabs>
+          <w:tab w:val="center" w:pos="4677"/>
+        </w:tabs>
+      </w:pPr>
+      <w:r>
+        <w:t xml:space="preserve">Проверка записи в файл </w:t>
+      </w:r>
+    </w:p>
+    <w:p>
+      <w:pPr>
+        <w:tabs>
+          <w:tab w:val="center" w:pos="4677"/>
+        </w:tabs>
+        <w:rPr>
+          <w:lang w:val="en-US"/>
+        </w:rPr>
+      </w:pPr>
+    </w:p>
+    <w:p>
+      <w:pPr>
+        <w:tabs>
+          <w:tab w:val="center" w:pos="4677"/>
+        </w:tabs>
+      </w:pPr>
+      <w:r>
+        <w:lastRenderedPageBreak/>
+        <w:drawing>
+          <wp:inline distT="0" distB="0" distL="0" distR="0" wp14:anchorId="63997348" wp14:editId="299EC690">
+            <wp:extent cx="5940425" cy="4457065"/>
+            <wp:effectExtent l="0" t="0" r="3175" b="635"/>
+            <wp:docPr id="65" name="Рисунок 65"/>
+            <wp:cNvGraphicFramePr>
+              <a:graphicFrameLocks xmlns:a="http://schemas.openxmlformats.org/drawingml/2006/main" noChangeAspect="1"/>
+            </wp:cNvGraphicFramePr>
+            <a:graphic xmlns:a="http://schemas.openxmlformats.org/drawingml/2006/main">
+              <a:graphicData uri="http://schemas.openxmlformats.org/drawingml/2006/picture">
+                <pic:pic xmlns:pic="http://schemas.openxmlformats.org/drawingml/2006/picture">
+                  <pic:nvPicPr>
+                    <pic:cNvPr id="1" name=""/>
+                    <pic:cNvPicPr/>
+                  </pic:nvPicPr>
+                  <pic:blipFill>
+                    <a:blip r:embed="rId70"/>
+                    <a:stretch>
+                      <a:fillRect/>
+                    </a:stretch>
+                  </pic:blipFill>
+                  <pic:spPr>
+                    <a:xfrm>
+                      <a:off x="0" y="0"/>
+                      <a:ext cx="5940425" cy="4457065"/>
+                    </a:xfrm>
+                    <a:prstGeom prst="rect">
+                      <a:avLst/>
+                    </a:prstGeom>
+                  </pic:spPr>
+                </pic:pic>
+              </a:graphicData>
+            </a:graphic>
+          </wp:inline>
+        </w:drawing>
+      </w:r>
+    </w:p>
+    <w:p>
+      <w:pPr>
+        <w:tabs>
+          <w:tab w:val="center" w:pos="4677"/>
+        </w:tabs>
+        <w:rPr>
+          <w:lang w:val="en-US"/>
+        </w:rPr>
+      </w:pPr>
+      <w:r>
+        <w:t xml:space="preserve">Проверка размера файлов утилитой </w:t>
+      </w:r>
+      <w:r>
+        <w:rPr>
+          <w:lang w:val="en-US"/>
+        </w:rPr>
+        <w:t>du</w:t>
+      </w:r>
+    </w:p>
+    <w:p>
+      <w:pPr>
+        <w:tabs>
+          <w:tab w:val="center" w:pos="4677"/>
+        </w:tabs>
+        <w:rPr>
+          <w:lang w:val="en-US"/>
+        </w:rPr>
+      </w:pPr>
+    </w:p>
+    <w:p>
+      <w:pPr>
+        <w:tabs>
+          <w:tab w:val="center" w:pos="4677"/>
+        </w:tabs>
+      </w:pPr>
+      <w:r>
+        <w:t>11-12)</w:t>
+      </w:r>
+    </w:p>
+    <w:p>
+      <w:pPr>
+        <w:tabs>
+          <w:tab w:val="center" w:pos="4677"/>
+        </w:tabs>
+      </w:pPr>
+      <w:r>
+        <w:lastRenderedPageBreak/>
+        <w:drawing>
+          <wp:inline distT="0" distB="0" distL="0" distR="0" wp14:anchorId="585DBD1A" wp14:editId="54B7799D">
+            <wp:extent cx="5940425" cy="4457065"/>
+            <wp:effectExtent l="0" t="0" r="3175" b="635"/>
+            <wp:docPr id="67" name="Рисунок 67"/>
+            <wp:cNvGraphicFramePr>
+              <a:graphicFrameLocks xmlns:a="http://schemas.openxmlformats.org/drawingml/2006/main" noChangeAspect="1"/>
+            </wp:cNvGraphicFramePr>
+            <a:graphic xmlns:a="http://schemas.openxmlformats.org/drawingml/2006/main">
+              <a:graphicData uri="http://schemas.openxmlformats.org/drawingml/2006/picture">
+                <pic:pic xmlns:pic="http://schemas.openxmlformats.org/drawingml/2006/picture">
+                  <pic:nvPicPr>
+                    <pic:cNvPr id="1" name=""/>
+                    <pic:cNvPicPr/>
+                  </pic:nvPicPr>
+                  <pic:blipFill>
+                    <a:blip r:embed="rId71"/>
+                    <a:stretch>
+                      <a:fillRect/>
+                    </a:stretch>
+                  </pic:blipFill>
+                  <pic:spPr>
+                    <a:xfrm>
+                      <a:off x="0" y="0"/>
+                      <a:ext cx="5940425" cy="4457065"/>
+                    </a:xfrm>
+                    <a:prstGeom prst="rect">
+                      <a:avLst/>
+                    </a:prstGeom>
+                  </pic:spPr>
+                </pic:pic>
+              </a:graphicData>
+            </a:graphic>
+          </wp:inline>
+        </w:drawing>
+      </w:r>
+    </w:p>
+    <w:p>
+      <w:pPr>
+        <w:tabs>
+          <w:tab w:val="center" w:pos="4677"/>
+        </w:tabs>
+      </w:pPr>
+      <w:r>
+        <w:t xml:space="preserve">Проверка файлов изменённых за последние 24 часа в домашнем каталоге </w:t>
+      </w:r>
+    </w:p>
+    <w:p>
+      <w:pPr>
+        <w:tabs>
+          <w:tab w:val="center" w:pos="4677"/>
+        </w:tabs>
+      </w:pPr>
+    </w:p>
+    <w:p>
+      <w:pPr>
+        <w:tabs>
+          <w:tab w:val="center" w:pos="4677"/>
+        </w:tabs>
+      </w:pPr>
+      <w:r>
+        <w:t>13)</w:t>
+      </w:r>
+    </w:p>
+    <w:p>
+      <w:pPr>
+        <w:tabs>
+          <w:tab w:val="center" w:pos="4677"/>
+        </w:tabs>
+        <w:rPr>
+          <w:lang w:val="en-US"/>
+        </w:rPr>
+      </w:pPr>
+      <w:r>
+        <w:rPr>
+          <w:lang w:val="en-US"/>
+        </w:rPr>
+        <w:lastRenderedPageBreak/>
+        <w:drawing>
+          <wp:inline distT="0" distB="0" distL="0" distR="0" wp14:anchorId="365A66E4" wp14:editId="3E404E24">
+            <wp:extent cx="5940425" cy="4457065"/>
+            <wp:effectExtent l="0" t="0" r="3175" b="635"/>
+            <wp:docPr id="68" name="Рисунок 68"/>
+            <wp:cNvGraphicFramePr>
+              <a:graphicFrameLocks xmlns:a="http://schemas.openxmlformats.org/drawingml/2006/main" noChangeAspect="1"/>
+            </wp:cNvGraphicFramePr>
+            <a:graphic xmlns:a="http://schemas.openxmlformats.org/drawingml/2006/main">
+              <a:graphicData uri="http://schemas.openxmlformats.org/drawingml/2006/picture">
+                <pic:pic xmlns:pic="http://schemas.openxmlformats.org/drawingml/2006/picture">
+                  <pic:nvPicPr>
+                    <pic:cNvPr id="1" name=""/>
+                    <pic:cNvPicPr/>
+                  </pic:nvPicPr>
+                  <pic:blipFill>
+                    <a:blip r:embed="rId72"/>
+                    <a:stretch>
+                      <a:fillRect/>
+                    </a:stretch>
+                  </pic:blipFill>
+                  <pic:spPr>
+                    <a:xfrm>
+                      <a:off x="0" y="0"/>
+                      <a:ext cx="5940425" cy="4457065"/>
+                    </a:xfrm>
+                    <a:prstGeom prst="rect">
+                      <a:avLst/>
+                    </a:prstGeom>
+                  </pic:spPr>
+                </pic:pic>
+              </a:graphicData>
+            </a:graphic>
+          </wp:inline>
+        </w:drawing>
+      </w:r>
+      <w:r>
+        <w:t xml:space="preserve">Проверка в каком каталоге </w:t>
+      </w:r>
+      <w:r>
+        <w:rPr>
+          <w:lang w:val="en-US"/>
+        </w:rPr>
+        <w:t>find</w:t>
+      </w:r>
+    </w:p>
+    <w:p>
+      <w:pPr>
+        <w:tabs>
+          <w:tab w:val="center" w:pos="4677"/>
+        </w:tabs>
+        <w:rPr>
+          <w:lang w:val="en-US"/>
+        </w:rPr>
+      </w:pPr>
+    </w:p>
+    <w:p>
+      <w:pPr>
+        <w:tabs>
+          <w:tab w:val="center" w:pos="4677"/>
+        </w:tabs>
+        <w:rPr>
+          <w:lang w:val="en-US"/>
+        </w:rPr>
+      </w:pPr>
+      <w:r>
+        <w:rPr>
+          <w:lang w:val="en-US"/>
+        </w:rPr>
+        <w:t>14)</w:t>
+      </w:r>
+    </w:p>
+    <w:p>
+      <w:pPr>
+        <w:tabs>
+          <w:tab w:val="center" w:pos="4677"/>
+        </w:tabs>
+      </w:pPr>
+      <w:r>
+        <w:lastRenderedPageBreak/>
+        <w:drawing>
+          <wp:inline distT="0" distB="0" distL="0" distR="0" wp14:anchorId="4D75EF92" wp14:editId="09310EB7">
+            <wp:extent cx="5940425" cy="4457065"/>
+            <wp:effectExtent l="0" t="0" r="3175" b="635"/>
+            <wp:docPr id="69" name="Рисунок 69"/>
+            <wp:cNvGraphicFramePr>
+              <a:graphicFrameLocks xmlns:a="http://schemas.openxmlformats.org/drawingml/2006/main" noChangeAspect="1"/>
+            </wp:cNvGraphicFramePr>
+            <a:graphic xmlns:a="http://schemas.openxmlformats.org/drawingml/2006/main">
+              <a:graphicData uri="http://schemas.openxmlformats.org/drawingml/2006/picture">
+                <pic:pic xmlns:pic="http://schemas.openxmlformats.org/drawingml/2006/picture">
+                  <pic:nvPicPr>
+                    <pic:cNvPr id="1" name=""/>
+                    <pic:cNvPicPr/>
+                  </pic:nvPicPr>
+                  <pic:blipFill>
+                    <a:blip r:embed="rId73"/>
+                    <a:stretch>
+                      <a:fillRect/>
+                    </a:stretch>
+                  </pic:blipFill>
+                  <pic:spPr>
+                    <a:xfrm>
+                      <a:off x="0" y="0"/>
+                      <a:ext cx="5940425" cy="4457065"/>
+                    </a:xfrm>
+                    <a:prstGeom prst="rect">
+                      <a:avLst/>
+                    </a:prstGeom>
+                  </pic:spPr>
+                </pic:pic>
+              </a:graphicData>
+            </a:graphic>
+          </wp:inline>
+        </w:drawing>
+      </w:r>
+    </w:p>
+    <w:p>
+      <w:pPr>
+        <w:tabs>
+          <w:tab w:val="center" w:pos="4677"/>
+        </w:tabs>
+      </w:pPr>
+      <w:r>
+        <w:t xml:space="preserve">Определение характера </w:t>
+      </w:r>
+      <w:r>
+        <w:t>одержимого файла find командой file</w:t>
+      </w:r>
+    </w:p>
+    <w:p>
+      <w:pPr>
+        <w:tabs>
+          <w:tab w:val="center" w:pos="4677"/>
+        </w:tabs>
+      </w:pPr>
+    </w:p>
+    <w:p>
+      <w:pPr>
+        <w:tabs>
+          <w:tab w:val="center" w:pos="4677"/>
+        </w:tabs>
+      </w:pPr>
+      <w:r>
+        <w:t>15)</w:t>
+      </w:r>
+    </w:p>
+    <w:p>
+      <w:pPr>
+        <w:tabs>
+          <w:tab w:val="center" w:pos="4677"/>
+        </w:tabs>
+      </w:pPr>
+      <w:r>
+        <w:lastRenderedPageBreak/>
+        <w:drawing>
+          <wp:inline distT="0" distB="0" distL="0" distR="0" wp14:anchorId="1F2425A3" wp14:editId="594A94DE">
+            <wp:extent cx="5940425" cy="4457065"/>
+            <wp:effectExtent l="0" t="0" r="3175" b="635"/>
+            <wp:docPr id="70" name="Рисунок 70"/>
+            <wp:cNvGraphicFramePr>
+              <a:graphicFrameLocks xmlns:a="http://schemas.openxmlformats.org/drawingml/2006/main" noChangeAspect="1"/>
+            </wp:cNvGraphicFramePr>
+            <a:graphic xmlns:a="http://schemas.openxmlformats.org/drawingml/2006/main">
+              <a:graphicData uri="http://schemas.openxmlformats.org/drawingml/2006/picture">
+                <pic:pic xmlns:pic="http://schemas.openxmlformats.org/drawingml/2006/picture">
+                  <pic:nvPicPr>
+                    <pic:cNvPr id="1" name=""/>
+                    <pic:cNvPicPr/>
+                  </pic:nvPicPr>
+                  <pic:blipFill>
+                    <a:blip r:embed="rId74"/>
+                    <a:stretch>
+                      <a:fillRect/>
+                    </a:stretch>
+                  </pic:blipFill>
+                  <pic:spPr>
+                    <a:xfrm>
+                      <a:off x="0" y="0"/>
+                      <a:ext cx="5940425" cy="4457065"/>
+                    </a:xfrm>
+                    <a:prstGeom prst="rect">
+                      <a:avLst/>
+                    </a:prstGeom>
+                  </pic:spPr>
+                </pic:pic>
+              </a:graphicData>
+            </a:graphic>
+          </wp:inline>
+        </w:drawing>
+      </w:r>
+    </w:p>
+    <w:p>
+      <w:pPr>
+        <w:tabs>
+          <w:tab w:val="center" w:pos="4677"/>
+        </w:tabs>
+      </w:pPr>
+      <w:r>
+        <w:t xml:space="preserve">Определение </w:t>
+      </w:r>
+      <w:r>
+        <w:t>к какому типу относятся файлы /boot/initrd.img*</w:t>
+      </w:r>
+    </w:p>
+    <w:p>
+      <w:pPr>
+        <w:tabs>
+          <w:tab w:val="center" w:pos="4677"/>
+        </w:tabs>
+      </w:pPr>
     </w:p>
     <w:sectPr>
       <w:pgSz w:w="11906" w:h="16838"/>
@@ -2550,6 +5726,349 @@
 <file path=word/numbering.xml><?xml version="1.0" encoding="utf-8"?>
 <w:numbering xmlns:wpc="http://schemas.microsoft.com/office/word/2010/wordprocessingCanvas" xmlns:cx="http://schemas.microsoft.com/office/drawing/2014/chartex" xmlns:cx1="http://schemas.microsoft.com/office/drawing/2015/9/8/chartex" xmlns:cx2="http://schemas.microsoft.com/office/drawing/2015/10/21/chartex" xmlns:cx3="http://schemas.microsoft.com/office/drawing/2016/5/9/chartex" xmlns:cx4="http://schemas.microsoft.com/office/drawing/2016/5/10/chartex" xmlns:cx5="http://schemas.microsoft.com/office/drawing/2016/5/11/chartex" xmlns:cx6="http://schemas.microsoft.com/office/drawing/2016/5/12/chartex" xmlns:cx7="http://schemas.microsoft.com/office/drawing/2016/5/13/chartex" xmlns:cx8="http://schemas.microsoft.com/office/drawing/2016/5/14/chartex" xmlns:mc="http://schemas.openxmlformats.org/markup-compatibility/2006" xmlns:aink="http://schemas.microsoft.com/office/drawing/2016/ink" xmlns:am3d="http://schemas.microsoft.com/office/drawing/2017/model3d" xmlns:o="urn:schemas-microsoft-com:office:office" xmlns:r="http://schemas.openxmlformats.org/officeDocument/2006/relationships" xmlns:m="http://schemas.openxmlformats.org/officeDocument/2006/math" xmlns:v="urn:schemas-microsoft-com:vml" xmlns:wp14="http://schemas.microsoft.com/office/word/2010/wordprocessingDrawing" xmlns:wp="http://schemas.openxmlformats.org/drawingml/2006/wordprocessingDrawing" xmlns:w10="urn:schemas-microsoft-com:office:word" xmlns:w="http://schemas.openxmlformats.org/wordprocessingml/2006/main" xmlns:w14="http://schemas.microsoft.com/office/word/2010/wordml" xmlns:w15="http://schemas.microsoft.com/office/word/2012/wordml" xmlns:w16cex="http://schemas.microsoft.com/office/word/2018/wordml/cex" xmlns:w16cid="http://schemas.microsoft.com/office/word/2016/wordml/cid" xmlns:w16="http://schemas.microsoft.com/office/word/2018/wordml" xmlns:w16sdtdh="http://schemas.microsoft.com/office/word/2020/wordml/sdtdatahash" xmlns:w16se="http://schemas.microsoft.com/office/word/2015/wordml/symex" xmlns:wpg="http://schemas.microsoft.com/office/word/2010/wordprocessingGroup" xmlns:wpi="http://schemas.microsoft.com/office/word/2010/wordprocessingInk" xmlns:wne="http://schemas.microsoft.com/office/word/2006/wordml" xmlns:wps="http://schemas.microsoft.com/office/word/2010/wordprocessingShape" mc:Ignorable="w14 w15 w16se w16cid w16 w16cex w16sdtdh wp14">
   <w:abstractNum w:abstractNumId="0" w15:restartNumberingAfterBreak="0">
+    <w:nsid w:val="2E081814"/>
+    <w:multiLevelType w:val="multilevel"/>
+    <w:tmpl w:val="F8A44146"/>
+    <w:lvl w:ilvl="0">
+      <w:start w:val="1"/>
+      <w:numFmt w:val="decimal"/>
+      <w:lvlText w:val="%1."/>
+      <w:lvlJc w:val="left"/>
+      <w:pPr>
+        <w:tabs>
+          <w:tab w:val="num" w:pos="720"/>
+        </w:tabs>
+        <w:ind w:left="720" w:hanging="360"/>
+      </w:pPr>
+    </w:lvl>
+    <w:lvl w:ilvl="1" w:tentative="1">
+      <w:start w:val="1"/>
+      <w:numFmt w:val="decimal"/>
+      <w:lvlText w:val="%2."/>
+      <w:lvlJc w:val="left"/>
+      <w:pPr>
+        <w:tabs>
+          <w:tab w:val="num" w:pos="1440"/>
+        </w:tabs>
+        <w:ind w:left="1440" w:hanging="360"/>
+      </w:pPr>
+    </w:lvl>
+    <w:lvl w:ilvl="2" w:tentative="1">
+      <w:start w:val="1"/>
+      <w:numFmt w:val="decimal"/>
+      <w:lvlText w:val="%3."/>
+      <w:lvlJc w:val="left"/>
+      <w:pPr>
+        <w:tabs>
+          <w:tab w:val="num" w:pos="2160"/>
+        </w:tabs>
+        <w:ind w:left="2160" w:hanging="360"/>
+      </w:pPr>
+    </w:lvl>
+    <w:lvl w:ilvl="3" w:tentative="1">
+      <w:start w:val="1"/>
+      <w:numFmt w:val="decimal"/>
+      <w:lvlText w:val="%4."/>
+      <w:lvlJc w:val="left"/>
+      <w:pPr>
+        <w:tabs>
+          <w:tab w:val="num" w:pos="2880"/>
+        </w:tabs>
+        <w:ind w:left="2880" w:hanging="360"/>
+      </w:pPr>
+    </w:lvl>
+    <w:lvl w:ilvl="4" w:tentative="1">
+      <w:start w:val="1"/>
+      <w:numFmt w:val="decimal"/>
+      <w:lvlText w:val="%5."/>
+      <w:lvlJc w:val="left"/>
+      <w:pPr>
+        <w:tabs>
+          <w:tab w:val="num" w:pos="3600"/>
+        </w:tabs>
+        <w:ind w:left="3600" w:hanging="360"/>
+      </w:pPr>
+    </w:lvl>
+    <w:lvl w:ilvl="5" w:tentative="1">
+      <w:start w:val="1"/>
+      <w:numFmt w:val="decimal"/>
+      <w:lvlText w:val="%6."/>
+      <w:lvlJc w:val="left"/>
+      <w:pPr>
+        <w:tabs>
+          <w:tab w:val="num" w:pos="4320"/>
+        </w:tabs>
+        <w:ind w:left="4320" w:hanging="360"/>
+      </w:pPr>
+    </w:lvl>
+    <w:lvl w:ilvl="6" w:tentative="1">
+      <w:start w:val="1"/>
+      <w:numFmt w:val="decimal"/>
+      <w:lvlText w:val="%7."/>
+      <w:lvlJc w:val="left"/>
+      <w:pPr>
+        <w:tabs>
+          <w:tab w:val="num" w:pos="5040"/>
+        </w:tabs>
+        <w:ind w:left="5040" w:hanging="360"/>
+      </w:pPr>
+    </w:lvl>
+    <w:lvl w:ilvl="7" w:tentative="1">
+      <w:start w:val="1"/>
+      <w:numFmt w:val="decimal"/>
+      <w:lvlText w:val="%8."/>
+      <w:lvlJc w:val="left"/>
+      <w:pPr>
+        <w:tabs>
+          <w:tab w:val="num" w:pos="5760"/>
+        </w:tabs>
+        <w:ind w:left="5760" w:hanging="360"/>
+      </w:pPr>
+    </w:lvl>
+    <w:lvl w:ilvl="8" w:tentative="1">
+      <w:start w:val="1"/>
+      <w:numFmt w:val="decimal"/>
+      <w:lvlText w:val="%9."/>
+      <w:lvlJc w:val="left"/>
+      <w:pPr>
+        <w:tabs>
+          <w:tab w:val="num" w:pos="6480"/>
+        </w:tabs>
+        <w:ind w:left="6480" w:hanging="360"/>
+      </w:pPr>
+    </w:lvl>
+  </w:abstractNum>
+  <w:abstractNum w:abstractNumId="1" w15:restartNumberingAfterBreak="0">
+    <w:nsid w:val="3E7F55A0"/>
+    <w:multiLevelType w:val="multilevel"/>
+    <w:tmpl w:val="41CCA020"/>
+    <w:lvl w:ilvl="0">
+      <w:start w:val="10"/>
+      <w:numFmt w:val="decimal"/>
+      <w:lvlText w:val="%1."/>
+      <w:lvlJc w:val="left"/>
+      <w:pPr>
+        <w:tabs>
+          <w:tab w:val="num" w:pos="720"/>
+        </w:tabs>
+        <w:ind w:left="720" w:hanging="360"/>
+      </w:pPr>
+    </w:lvl>
+    <w:lvl w:ilvl="1" w:tentative="1">
+      <w:start w:val="1"/>
+      <w:numFmt w:val="decimal"/>
+      <w:lvlText w:val="%2."/>
+      <w:lvlJc w:val="left"/>
+      <w:pPr>
+        <w:tabs>
+          <w:tab w:val="num" w:pos="1440"/>
+        </w:tabs>
+        <w:ind w:left="1440" w:hanging="360"/>
+      </w:pPr>
+    </w:lvl>
+    <w:lvl w:ilvl="2" w:tentative="1">
+      <w:start w:val="1"/>
+      <w:numFmt w:val="decimal"/>
+      <w:lvlText w:val="%3."/>
+      <w:lvlJc w:val="left"/>
+      <w:pPr>
+        <w:tabs>
+          <w:tab w:val="num" w:pos="2160"/>
+        </w:tabs>
+        <w:ind w:left="2160" w:hanging="360"/>
+      </w:pPr>
+    </w:lvl>
+    <w:lvl w:ilvl="3" w:tentative="1">
+      <w:start w:val="1"/>
+      <w:numFmt w:val="decimal"/>
+      <w:lvlText w:val="%4."/>
+      <w:lvlJc w:val="left"/>
+      <w:pPr>
+        <w:tabs>
+          <w:tab w:val="num" w:pos="2880"/>
+        </w:tabs>
+        <w:ind w:left="2880" w:hanging="360"/>
+      </w:pPr>
+    </w:lvl>
+    <w:lvl w:ilvl="4" w:tentative="1">
+      <w:start w:val="1"/>
+      <w:numFmt w:val="decimal"/>
+      <w:lvlText w:val="%5."/>
+      <w:lvlJc w:val="left"/>
+      <w:pPr>
+        <w:tabs>
+          <w:tab w:val="num" w:pos="3600"/>
+        </w:tabs>
+        <w:ind w:left="3600" w:hanging="360"/>
+      </w:pPr>
+    </w:lvl>
+    <w:lvl w:ilvl="5" w:tentative="1">
+      <w:start w:val="1"/>
+      <w:numFmt w:val="decimal"/>
+      <w:lvlText w:val="%6."/>
+      <w:lvlJc w:val="left"/>
+      <w:pPr>
+        <w:tabs>
+          <w:tab w:val="num" w:pos="4320"/>
+        </w:tabs>
+        <w:ind w:left="4320" w:hanging="360"/>
+      </w:pPr>
+    </w:lvl>
+    <w:lvl w:ilvl="6" w:tentative="1">
+      <w:start w:val="1"/>
+      <w:numFmt w:val="decimal"/>
+      <w:lvlText w:val="%7."/>
+      <w:lvlJc w:val="left"/>
+      <w:pPr>
+        <w:tabs>
+          <w:tab w:val="num" w:pos="5040"/>
+        </w:tabs>
+        <w:ind w:left="5040" w:hanging="360"/>
+      </w:pPr>
+    </w:lvl>
+    <w:lvl w:ilvl="7" w:tentative="1">
+      <w:start w:val="1"/>
+      <w:numFmt w:val="decimal"/>
+      <w:lvlText w:val="%8."/>
+      <w:lvlJc w:val="left"/>
+      <w:pPr>
+        <w:tabs>
+          <w:tab w:val="num" w:pos="5760"/>
+        </w:tabs>
+        <w:ind w:left="5760" w:hanging="360"/>
+      </w:pPr>
+    </w:lvl>
+    <w:lvl w:ilvl="8" w:tentative="1">
+      <w:start w:val="1"/>
+      <w:numFmt w:val="decimal"/>
+      <w:lvlText w:val="%9."/>
+      <w:lvlJc w:val="left"/>
+      <w:pPr>
+        <w:tabs>
+          <w:tab w:val="num" w:pos="6480"/>
+        </w:tabs>
+        <w:ind w:left="6480" w:hanging="360"/>
+      </w:pPr>
+    </w:lvl>
+  </w:abstractNum>
+  <w:abstractNum w:abstractNumId="2" w15:restartNumberingAfterBreak="0">
+    <w:nsid w:val="46DB7283"/>
+    <w:multiLevelType w:val="multilevel"/>
+    <w:tmpl w:val="D5D0267A"/>
+    <w:lvl w:ilvl="0">
+      <w:start w:val="1"/>
+      <w:numFmt w:val="decimal"/>
+      <w:lvlText w:val="%1."/>
+      <w:lvlJc w:val="left"/>
+      <w:pPr>
+        <w:tabs>
+          <w:tab w:val="num" w:pos="360"/>
+        </w:tabs>
+        <w:ind w:left="360" w:hanging="360"/>
+      </w:pPr>
+    </w:lvl>
+    <w:lvl w:ilvl="1">
+      <w:start w:val="1"/>
+      <w:numFmt w:val="bullet"/>
+      <w:lvlText w:val="o"/>
+      <w:lvlJc w:val="left"/>
+      <w:pPr>
+        <w:tabs>
+          <w:tab w:val="num" w:pos="1080"/>
+        </w:tabs>
+        <w:ind w:left="1080" w:hanging="360"/>
+      </w:pPr>
+      <w:rPr>
+        <w:rFonts w:ascii="Courier New" w:hAnsi="Courier New" w:hint="default"/>
+        <w:sz w:val="20"/>
+      </w:rPr>
+    </w:lvl>
+    <w:lvl w:ilvl="2" w:tentative="1">
+      <w:start w:val="1"/>
+      <w:numFmt w:val="decimal"/>
+      <w:lvlText w:val="%3."/>
+      <w:lvlJc w:val="left"/>
+      <w:pPr>
+        <w:tabs>
+          <w:tab w:val="num" w:pos="1800"/>
+        </w:tabs>
+        <w:ind w:left="1800" w:hanging="360"/>
+      </w:pPr>
+    </w:lvl>
+    <w:lvl w:ilvl="3" w:tentative="1">
+      <w:start w:val="1"/>
+      <w:numFmt w:val="decimal"/>
+      <w:lvlText w:val="%4."/>
+      <w:lvlJc w:val="left"/>
+      <w:pPr>
+        <w:tabs>
+          <w:tab w:val="num" w:pos="2520"/>
+        </w:tabs>
+        <w:ind w:left="2520" w:hanging="360"/>
+      </w:pPr>
+    </w:lvl>
+    <w:lvl w:ilvl="4" w:tentative="1">
+      <w:start w:val="1"/>
+      <w:numFmt w:val="decimal"/>
+      <w:lvlText w:val="%5."/>
+      <w:lvlJc w:val="left"/>
+      <w:pPr>
+        <w:tabs>
+          <w:tab w:val="num" w:pos="3240"/>
+        </w:tabs>
+        <w:ind w:left="3240" w:hanging="360"/>
+      </w:pPr>
+    </w:lvl>
+    <w:lvl w:ilvl="5" w:tentative="1">
+      <w:start w:val="1"/>
+      <w:numFmt w:val="decimal"/>
+      <w:lvlText w:val="%6."/>
+      <w:lvlJc w:val="left"/>
+      <w:pPr>
+        <w:tabs>
+          <w:tab w:val="num" w:pos="3960"/>
+        </w:tabs>
+        <w:ind w:left="3960" w:hanging="360"/>
+      </w:pPr>
+    </w:lvl>
+    <w:lvl w:ilvl="6" w:tentative="1">
+      <w:start w:val="1"/>
+      <w:numFmt w:val="decimal"/>
+      <w:lvlText w:val="%7."/>
+      <w:lvlJc w:val="left"/>
+      <w:pPr>
+        <w:tabs>
+          <w:tab w:val="num" w:pos="4680"/>
+        </w:tabs>
+        <w:ind w:left="4680" w:hanging="360"/>
+      </w:pPr>
+    </w:lvl>
+    <w:lvl w:ilvl="7" w:tentative="1">
+      <w:start w:val="1"/>
+      <w:numFmt w:val="decimal"/>
+      <w:lvlText w:val="%8."/>
+      <w:lvlJc w:val="left"/>
+      <w:pPr>
+        <w:tabs>
+          <w:tab w:val="num" w:pos="5400"/>
+        </w:tabs>
+        <w:ind w:left="5400" w:hanging="360"/>
+      </w:pPr>
+    </w:lvl>
+    <w:lvl w:ilvl="8" w:tentative="1">
+      <w:start w:val="1"/>
+      <w:numFmt w:val="decimal"/>
+      <w:lvlText w:val="%9."/>
+      <w:lvlJc w:val="left"/>
+      <w:pPr>
+        <w:tabs>
+          <w:tab w:val="num" w:pos="6120"/>
+        </w:tabs>
+        <w:ind w:left="6120" w:hanging="360"/>
+      </w:pPr>
+    </w:lvl>
+  </w:abstractNum>
+  <w:abstractNum w:abstractNumId="3" w15:restartNumberingAfterBreak="0">
     <w:nsid w:val="7F524C55"/>
     <w:multiLevelType w:val="hybridMultilevel"/>
     <w:tmpl w:val="305C807E"/>
@@ -2662,6 +6181,102 @@
     </w:lvl>
   </w:abstractNum>
   <w:num w:numId="1">
+    <w:abstractNumId w:val="3"/>
+  </w:num>
+  <w:num w:numId="2">
+    <w:abstractNumId w:val="2"/>
+  </w:num>
+  <w:num w:numId="3">
+    <w:abstractNumId w:val="2"/>
+    <w:lvlOverride w:ilvl="1">
+      <w:lvl w:ilvl="1">
+        <w:numFmt w:val="bullet"/>
+        <w:lvlText w:val=""/>
+        <w:lvlJc w:val="left"/>
+        <w:pPr>
+          <w:tabs>
+            <w:tab w:val="num" w:pos="1440"/>
+          </w:tabs>
+          <w:ind w:left="1440" w:hanging="360"/>
+        </w:pPr>
+        <w:rPr>
+          <w:rFonts w:ascii="Symbol" w:hAnsi="Symbol" w:hint="default"/>
+          <w:sz w:val="20"/>
+        </w:rPr>
+      </w:lvl>
+    </w:lvlOverride>
+  </w:num>
+  <w:num w:numId="4">
+    <w:abstractNumId w:val="1"/>
+    <w:lvlOverride w:ilvl="0">
+      <w:lvl w:ilvl="0">
+        <w:numFmt w:val="decimal"/>
+        <w:lvlText w:val="%1."/>
+        <w:lvlJc w:val="left"/>
+      </w:lvl>
+    </w:lvlOverride>
+  </w:num>
+  <w:num w:numId="5">
+    <w:abstractNumId w:val="1"/>
+    <w:lvlOverride w:ilvl="0">
+      <w:lvl w:ilvl="0">
+        <w:numFmt w:val="decimal"/>
+        <w:lvlText w:val="%1."/>
+        <w:lvlJc w:val="left"/>
+      </w:lvl>
+    </w:lvlOverride>
+  </w:num>
+  <w:num w:numId="6">
+    <w:abstractNumId w:val="1"/>
+    <w:lvlOverride w:ilvl="0">
+      <w:lvl w:ilvl="0">
+        <w:numFmt w:val="decimal"/>
+        <w:lvlText w:val="%1."/>
+        <w:lvlJc w:val="left"/>
+      </w:lvl>
+    </w:lvlOverride>
+  </w:num>
+  <w:num w:numId="7">
+    <w:abstractNumId w:val="1"/>
+    <w:lvlOverride w:ilvl="0">
+      <w:lvl w:ilvl="0">
+        <w:numFmt w:val="decimal"/>
+        <w:lvlText w:val="%1."/>
+        <w:lvlJc w:val="left"/>
+      </w:lvl>
+    </w:lvlOverride>
+  </w:num>
+  <w:num w:numId="8">
+    <w:abstractNumId w:val="1"/>
+    <w:lvlOverride w:ilvl="0">
+      <w:lvl w:ilvl="0">
+        <w:numFmt w:val="decimal"/>
+        <w:lvlText w:val="%1."/>
+        <w:lvlJc w:val="left"/>
+      </w:lvl>
+    </w:lvlOverride>
+  </w:num>
+  <w:num w:numId="9">
+    <w:abstractNumId w:val="1"/>
+    <w:lvlOverride w:ilvl="0">
+      <w:lvl w:ilvl="0">
+        <w:numFmt w:val="decimal"/>
+        <w:lvlText w:val="%1."/>
+        <w:lvlJc w:val="left"/>
+      </w:lvl>
+    </w:lvlOverride>
+  </w:num>
+  <w:num w:numId="10">
+    <w:abstractNumId w:val="1"/>
+    <w:lvlOverride w:ilvl="0">
+      <w:lvl w:ilvl="0">
+        <w:numFmt w:val="decimal"/>
+        <w:lvlText w:val="%1."/>
+        <w:lvlJc w:val="left"/>
+      </w:lvl>
+    </w:lvlOverride>
+  </w:num>
+  <w:num w:numId="11">
     <w:abstractNumId w:val="0"/>
   </w:num>
 </w:numbering>
@@ -3093,7 +6708,6 @@
   <w:style w:type="character" w:default="1" w:styleId="a0">
     <w:name w:val="Default Paragraph Font"/>
     <w:uiPriority w:val="1"/>
-    <w:semiHidden/>
     <w:unhideWhenUsed/>
   </w:style>
   <w:style w:type="table" w:default="1" w:styleId="a1">
@@ -3464,4 +7078,16 @@
     </a:ext>
   </a:extLst>
 </a:theme>
+</file>
+
+<file path=customXml/item1.xml><?xml version="1.0" encoding="utf-8"?>
+<b:Sources xmlns:b="http://schemas.openxmlformats.org/officeDocument/2006/bibliography" xmlns="http://schemas.openxmlformats.org/officeDocument/2006/bibliography" SelectedStyle="\APASixthEditionOfficeOnline.xsl" StyleName="APA" Version="6"/>
+</file>
+
+<file path=customXml/itemProps1.xml><?xml version="1.0" encoding="utf-8"?>
+<ds:datastoreItem xmlns:ds="http://schemas.openxmlformats.org/officeDocument/2006/customXml" ds:itemID="{0F85E0ED-B4A6-41E8-9E03-F58449B99DAD}">
+  <ds:schemaRefs>
+    <ds:schemaRef ds:uri="http://schemas.openxmlformats.org/officeDocument/2006/bibliography"/>
+  </ds:schemaRefs>
+</ds:datastoreItem>
 </file>